--- a/worksheets/W5.docx
+++ b/worksheets/W5.docx
@@ -6,6 +6,7 @@
       <w:pPr>
         <w:keepNext/>
         <w:keepLines w:val="0"/>
+        <w:pageBreakBefore w:val="0"/>
         <w:spacing w:before="0" w:after="60" w:line="293" w:lineRule="auto"/>
       </w:pPr>
       <w:r>
@@ -154,7 +155,58 @@
           <w:color w:val="1A2340"/>
           <w:sz w:val="30"/>
         </w:rPr>
-        <w:t>這是 15% 節點｜四項各 0–2 分</w:t>
+        <w:t>Gate 1｜W2–W4 歷程責任 5 分</w:t>
+      </w:r>
+    </w:p>
+    <w:p>
+      <w:pPr>
+        <w:keepNext w:val="0"/>
+        <w:keepLines w:val="0"/>
+        <w:spacing w:before="0" w:after="20" w:line="293" w:lineRule="auto"/>
+      </w:pPr>
+      <w:r>
+        <w:rPr>
+          <w:rFonts w:ascii="PingFang TC" w:hAnsi="PingFang TC" w:eastAsia="PingFang TC"/>
+          <w:b/>
+          <w:i w:val="0"/>
+          <w:color w:val="1A2340"/>
+          <w:sz w:val="18"/>
+        </w:rPr>
+        <w:t>□ 自己的原作／第一次作答　□ 至少一則具體回饋或查核　□ 回應／修訂或保留理由</w:t>
+      </w:r>
+    </w:p>
+    <w:p>
+      <w:pPr>
+        <w:keepNext w:val="0"/>
+        <w:keepLines w:val="0"/>
+        <w:spacing w:before="0" w:after="40" w:line="293" w:lineRule="auto"/>
+      </w:pPr>
+      <w:r>
+        <w:rPr>
+          <w:rFonts w:ascii="PingFang TC" w:hAnsi="PingFang TC" w:eastAsia="PingFang TC"/>
+          <w:b w:val="0"/>
+          <w:i w:val="0"/>
+          <w:color w:val="5B6573"/>
+          <w:sz w:val="18"/>
+        </w:rPr>
+        <w:t>教師：□ 通過　□ 需修正　缺少：____________　期限：________　期限內補正且通過仍為 5／5。</w:t>
+      </w:r>
+    </w:p>
+    <w:p>
+      <w:pPr>
+        <w:keepNext/>
+        <w:keepLines w:val="0"/>
+        <w:spacing w:before="40" w:after="100" w:line="293" w:lineRule="auto"/>
+      </w:pPr>
+      <w:r>
+        <w:rPr>
+          <w:rFonts w:ascii="PingFang TC" w:hAnsi="PingFang TC" w:eastAsia="PingFang TC"/>
+          <w:b/>
+          <w:i w:val="0"/>
+          <w:color w:val="1A2340"/>
+          <w:sz w:val="30"/>
+        </w:rPr>
+        <w:t>W5 個人真實讀者表現 10 分｜四項各 0–2</w:t>
       </w:r>
     </w:p>
     <w:tbl>
@@ -166,32 +218,31 @@
         <w:tblInd w:type="dxa" w:w="0"/>
       </w:tblPr>
       <w:tblGrid>
-        <w:gridCol w:w="9865"/>
+        <w:gridCol w:w="4932"/>
+        <w:gridCol w:w="4933"/>
       </w:tblGrid>
       <w:tr>
         <w:tc>
           <w:tcPr>
-            <w:tcW w:type="dxa" w:w="9865"/>
+            <w:tcW w:type="dxa" w:w="4932"/>
+            <w:vAlign w:val="center"/>
             <w:tcMar>
-              <w:top w:w="100" w:type="dxa"/>
-              <w:start w:w="150" w:type="dxa"/>
-              <w:bottom w:w="100" w:type="dxa"/>
-              <w:end w:w="150" w:type="dxa"/>
+              <w:top w:w="55" w:type="dxa"/>
+              <w:start w:w="90" w:type="dxa"/>
+              <w:bottom w:w="55" w:type="dxa"/>
+              <w:end w:w="90" w:type="dxa"/>
             </w:tcMar>
             <w:tcBorders>
               <w:top w:val="nil"/>
-              <w:bottom w:val="nil"/>
-              <w:start w:val="single" w:sz="14" w:space="0" w:color="1D4ED8"/>
-              <w:end w:val="nil"/>
+              <w:bottom w:val="single" w:sz="5" w:space="0" w:color="CBD5E1"/>
+              <w:start w:val="nil"/>
+              <w:end w:val="single" w:sz="4" w:space="0" w:color="CBD5E1"/>
             </w:tcBorders>
             <w:shd w:val="clear" w:color="auto" w:fill="F5F7FA"/>
-            <w:vAlign w:val="center"/>
           </w:tcPr>
           <w:p>
             <w:pPr>
-              <w:keepNext w:val="0"/>
-              <w:keepLines w:val="0"/>
-              <w:spacing w:before="0" w:after="80" w:line="293" w:lineRule="auto"/>
+              <w:spacing w:before="0" w:after="0"/>
             </w:pPr>
             <w:r>
               <w:rPr>
@@ -199,9 +250,9 @@
                 <w:b/>
                 <w:i w:val="0"/>
                 <w:color w:val="1D4ED8"/>
-                <w:sz w:val="22"/>
+                <w:sz w:val="20"/>
               </w:rPr>
-              <w:t>閱讀證據 0–2</w:t>
+              <w:t>閱讀證據 0–2｜</w:t>
             </w:r>
             <w:r>
               <w:rPr>
@@ -209,16 +260,32 @@
                 <w:b w:val="0"/>
                 <w:i w:val="0"/>
                 <w:color w:val="1A2340"/>
-                <w:sz w:val="22"/>
+                <w:sz w:val="20"/>
               </w:rPr>
-              <w:t xml:space="preserve">　舊／新句談同一件事，圈出造成差異的確切字詞。</w:t>
+              <w:t>舊／新句＋確切字詞</w:t>
             </w:r>
           </w:p>
+        </w:tc>
+        <w:tc>
+          <w:tcPr>
+            <w:tcW w:type="dxa" w:w="4933"/>
+            <w:vAlign w:val="center"/>
+            <w:tcMar>
+              <w:top w:w="55" w:type="dxa"/>
+              <w:start w:w="90" w:type="dxa"/>
+              <w:bottom w:w="55" w:type="dxa"/>
+              <w:end w:w="90" w:type="dxa"/>
+            </w:tcMar>
+            <w:tcBorders>
+              <w:top w:val="nil"/>
+              <w:bottom w:val="single" w:sz="5" w:space="0" w:color="CBD5E1"/>
+              <w:start w:val="nil"/>
+              <w:end w:val="single" w:sz="4" w:space="0" w:color="CBD5E1"/>
+            </w:tcBorders>
+          </w:tcPr>
           <w:p>
             <w:pPr>
-              <w:keepNext w:val="0"/>
-              <w:keepLines w:val="0"/>
-              <w:spacing w:before="0" w:after="80" w:line="293" w:lineRule="auto"/>
+              <w:spacing w:before="0" w:after="0"/>
             </w:pPr>
             <w:r>
               <w:rPr>
@@ -226,9 +293,9 @@
                 <w:b/>
                 <w:i w:val="0"/>
                 <w:color w:val="1D4ED8"/>
-                <w:sz w:val="22"/>
+                <w:sz w:val="20"/>
               </w:rPr>
-              <w:t>形成判斷 0–2</w:t>
+              <w:t>形成判斷 0–2｜</w:t>
             </w:r>
             <w:r>
               <w:rPr>
@@ -236,16 +303,35 @@
                 <w:b w:val="0"/>
                 <w:i w:val="0"/>
                 <w:color w:val="1A2340"/>
-                <w:sz w:val="22"/>
+                <w:sz w:val="20"/>
               </w:rPr>
-              <w:t xml:space="preserve">　說明最大變化、最重要的保留與理由。</w:t>
+              <w:t>最大變化／保留＋理由</w:t>
             </w:r>
           </w:p>
+        </w:tc>
+      </w:tr>
+      <w:tr>
+        <w:tc>
+          <w:tcPr>
+            <w:tcW w:type="dxa" w:w="4932"/>
+            <w:vAlign w:val="center"/>
+            <w:tcMar>
+              <w:top w:w="55" w:type="dxa"/>
+              <w:start w:w="90" w:type="dxa"/>
+              <w:bottom w:w="55" w:type="dxa"/>
+              <w:end w:w="90" w:type="dxa"/>
+            </w:tcMar>
+            <w:tcBorders>
+              <w:top w:val="nil"/>
+              <w:bottom w:val="single" w:sz="5" w:space="0" w:color="CBD5E1"/>
+              <w:start w:val="nil"/>
+              <w:end w:val="single" w:sz="4" w:space="0" w:color="CBD5E1"/>
+            </w:tcBorders>
+            <w:shd w:val="clear" w:color="auto" w:fill="F5F7FA"/>
+          </w:tcPr>
           <w:p>
             <w:pPr>
-              <w:keepNext w:val="0"/>
-              <w:keepLines w:val="0"/>
-              <w:spacing w:before="0" w:after="80" w:line="293" w:lineRule="auto"/>
+              <w:spacing w:before="0" w:after="0"/>
             </w:pPr>
             <w:r>
               <w:rPr>
@@ -253,9 +339,9 @@
                 <w:b/>
                 <w:i w:val="0"/>
                 <w:color w:val="1D4ED8"/>
-                <w:sz w:val="22"/>
+                <w:sz w:val="20"/>
               </w:rPr>
-              <w:t>回應讀者 0–2</w:t>
+              <w:t>回應讀者 0–2｜</w:t>
             </w:r>
             <w:r>
               <w:rPr>
@@ -263,16 +349,32 @@
                 <w:b w:val="0"/>
                 <w:i w:val="0"/>
                 <w:color w:val="1A2340"/>
-                <w:sz w:val="22"/>
+                <w:sz w:val="20"/>
               </w:rPr>
-              <w:t xml:space="preserve">　記錄具體回報，決定修改或有理由地保留。</w:t>
+              <w:t>具體回報＋採用／保留決定</w:t>
             </w:r>
           </w:p>
+        </w:tc>
+        <w:tc>
+          <w:tcPr>
+            <w:tcW w:type="dxa" w:w="4933"/>
+            <w:vAlign w:val="center"/>
+            <w:tcMar>
+              <w:top w:w="55" w:type="dxa"/>
+              <w:start w:w="90" w:type="dxa"/>
+              <w:bottom w:w="55" w:type="dxa"/>
+              <w:end w:w="90" w:type="dxa"/>
+            </w:tcMar>
+            <w:tcBorders>
+              <w:top w:val="nil"/>
+              <w:bottom w:val="single" w:sz="5" w:space="0" w:color="CBD5E1"/>
+              <w:start w:val="nil"/>
+              <w:end w:val="single" w:sz="4" w:space="0" w:color="CBD5E1"/>
+            </w:tcBorders>
+          </w:tcPr>
           <w:p>
             <w:pPr>
-              <w:keepNext w:val="0"/>
-              <w:keepLines w:val="0"/>
-              <w:spacing w:before="0" w:after="0" w:line="293" w:lineRule="auto"/>
+              <w:spacing w:before="0" w:after="0"/>
             </w:pPr>
             <w:r>
               <w:rPr>
@@ -280,9 +382,9 @@
                 <w:b/>
                 <w:i w:val="0"/>
                 <w:color w:val="1D4ED8"/>
-                <w:sz w:val="22"/>
+                <w:sz w:val="20"/>
               </w:rPr>
-              <w:t>修正能力 0–2</w:t>
+              <w:t>修正能力 0–2｜</w:t>
             </w:r>
             <w:r>
               <w:rPr>
@@ -290,9 +392,9 @@
                 <w:b w:val="0"/>
                 <w:i w:val="0"/>
                 <w:color w:val="1A2340"/>
-                <w:sz w:val="22"/>
+                <w:sz w:val="20"/>
               </w:rPr>
-              <w:t xml:space="preserve">　保留 V1；V2／保留理由看得出工具與選擇。</w:t>
+              <w:t>保留 V1＋V2／保留理由</w:t>
             </w:r>
           </w:p>
         </w:tc>
@@ -302,7 +404,7 @@
       <w:pPr>
         <w:keepNext w:val="0"/>
         <w:keepLines w:val="0"/>
-        <w:spacing w:before="40" w:after="20" w:line="293" w:lineRule="auto"/>
+        <w:spacing w:before="20" w:after="0" w:line="293" w:lineRule="auto"/>
       </w:pPr>
       <w:r>
         <w:rPr>
@@ -310,320 +412,26 @@
           <w:b w:val="0"/>
           <w:i w:val="0"/>
           <w:color w:val="5B6573"/>
-          <w:sz w:val="18"/>
+          <w:sz w:val="17"/>
         </w:rPr>
-        <w:t>0＝沒有可判讀證據；1＝痕跡不完整或需提示；2＝能獨立完成且證據與判斷相連。文筆華麗、公開分享與 AI 使用不計分。</w:t>
+        <w:t>0＝無可判讀證據｜1＝不完整或需提示｜2＝指定條件下證據與判斷相連；原始 8 分換算 10 分。</w:t>
       </w:r>
     </w:p>
     <w:p>
       <w:pPr>
         <w:keepNext/>
         <w:keepLines w:val="0"/>
-        <w:spacing w:before="100" w:after="100" w:line="293" w:lineRule="auto"/>
-      </w:pPr>
-      <w:r>
-        <w:rPr>
-          <w:rFonts w:ascii="JetBrains Mono" w:hAnsi="JetBrains Mono" w:eastAsia="PingFang TC"/>
-          <w:b/>
-          <w:i w:val="0"/>
-          <w:color w:val="1D4ED8"/>
-          <w:sz w:val="30"/>
-        </w:rPr>
-        <w:t>01</w:t>
-      </w:r>
-      <w:r>
-        <w:rPr>
-          <w:rFonts w:ascii="PingFang TC" w:hAnsi="PingFang TC" w:eastAsia="PingFang TC"/>
-          <w:b w:val="0"/>
-          <w:i w:val="0"/>
-          <w:color w:val="1D4ED8"/>
-          <w:sz w:val="30"/>
-        </w:rPr>
-        <w:t xml:space="preserve">  </w:t>
-      </w:r>
-      <w:r>
-        <w:rPr>
-          <w:rFonts w:ascii="PingFang TC" w:hAnsi="PingFang TC" w:eastAsia="PingFang TC"/>
-          <w:b/>
-          <w:i w:val="0"/>
-          <w:color w:val="1A2340"/>
-          <w:sz w:val="30"/>
-        </w:rPr>
-        <w:t>先取回 W4 的兩項輸入</w:t>
-      </w:r>
-    </w:p>
-    <w:p>
-      <w:pPr>
-        <w:keepNext/>
-        <w:keepLines w:val="0"/>
-        <w:spacing w:before="0" w:after="20" w:line="293" w:lineRule="auto"/>
+        <w:spacing w:before="60" w:after="20" w:line="293" w:lineRule="auto"/>
       </w:pPr>
       <w:r>
         <w:rPr>
           <w:rFonts w:ascii="PingFang TC" w:hAnsi="PingFang TC" w:eastAsia="PingFang TC"/>
           <w:b/>
           <w:i w:val="0"/>
-          <w:color w:val="5B6573"/>
+          <w:color w:val="1D4ED8"/>
           <w:sz w:val="22"/>
         </w:rPr>
-        <w:t>W4 修訂目標</w:t>
-      </w:r>
-      <w:r>
-        <w:rPr>
-          <w:rFonts w:ascii="PingFang TC" w:hAnsi="PingFang TC" w:eastAsia="PingFang TC"/>
-          <w:b w:val="0"/>
-          <w:i w:val="0"/>
-          <w:color w:val="7B8491"/>
-          <w:sz w:val="22"/>
-        </w:rPr>
-        <w:t xml:space="preserve">  ｜  </w:t>
-      </w:r>
-      <w:r>
-        <w:rPr>
-          <w:rFonts w:ascii="PingFang TC" w:hAnsi="PingFang TC" w:eastAsia="PingFang TC"/>
-          <w:b w:val="0"/>
-          <w:i w:val="0"/>
-          <w:color w:val="1A2340"/>
-          <w:sz w:val="22"/>
-        </w:rPr>
-        <w:t>三個『下次想修』：</w:t>
-      </w:r>
-    </w:p>
-    <w:tbl>
-      <w:tblPr>
-        <w:tblW w:type="dxa" w:w="9865"/>
-        <w:jc w:val="left"/>
-        <w:tblLayout w:type="fixed"/>
-        <w:tblLook w:firstColumn="1" w:firstRow="1" w:lastColumn="0" w:lastRow="0" w:noHBand="0" w:noVBand="1" w:val="04A0"/>
-        <w:tblInd w:type="dxa" w:w="0"/>
-      </w:tblPr>
-      <w:tblGrid>
-        <w:gridCol w:w="9865"/>
-      </w:tblGrid>
-      <w:tr>
-        <w:trPr>
-          <w:trHeight w:val="454" w:hRule="atLeast"/>
-        </w:trPr>
-        <w:tc>
-          <w:tcPr>
-            <w:tcW w:type="dxa" w:w="9865"/>
-            <w:tcMar>
-              <w:top w:w="0" w:type="dxa"/>
-              <w:start w:w="0" w:type="dxa"/>
-              <w:bottom w:w="0" w:type="dxa"/>
-              <w:end w:w="0" w:type="dxa"/>
-            </w:tcMar>
-            <w:tcBorders>
-              <w:top w:val="nil"/>
-              <w:bottom w:val="single" w:sz="5" w:space="0" w:color="CBD5E1"/>
-              <w:start w:val="nil"/>
-              <w:end w:val="nil"/>
-            </w:tcBorders>
-          </w:tcPr>
-          <w:p>
-            <w:pPr>
-              <w:spacing w:before="0" w:after="20" w:line="240" w:lineRule="auto"/>
-            </w:pPr>
-            <w:r>
-              <w:t xml:space="preserve"> </w:t>
-            </w:r>
-          </w:p>
-        </w:tc>
-      </w:tr>
-    </w:tbl>
-    <w:p>
-      <w:pPr>
-        <w:keepNext/>
-        <w:keepLines w:val="0"/>
-        <w:spacing w:before="20" w:after="20" w:line="293" w:lineRule="auto"/>
-      </w:pPr>
-      <w:r>
-        <w:rPr>
-          <w:rFonts w:ascii="PingFang TC" w:hAnsi="PingFang TC" w:eastAsia="PingFang TC"/>
-          <w:b/>
-          <w:i w:val="0"/>
-          <w:color w:val="5B6573"/>
-          <w:sz w:val="22"/>
-        </w:rPr>
-        <w:t>W4 讀者回報</w:t>
-      </w:r>
-      <w:r>
-        <w:rPr>
-          <w:rFonts w:ascii="PingFang TC" w:hAnsi="PingFang TC" w:eastAsia="PingFang TC"/>
-          <w:b w:val="0"/>
-          <w:i w:val="0"/>
-          <w:color w:val="7B8491"/>
-          <w:sz w:val="22"/>
-        </w:rPr>
-        <w:t xml:space="preserve">  ｜  </w:t>
-      </w:r>
-      <w:r>
-        <w:rPr>
-          <w:rFonts w:ascii="PingFang TC" w:hAnsi="PingFang TC" w:eastAsia="PingFang TC"/>
-          <w:b w:val="0"/>
-          <w:i w:val="0"/>
-          <w:color w:val="1A2340"/>
-          <w:sz w:val="22"/>
-        </w:rPr>
-        <w:t>至少一則具體回報：</w:t>
-      </w:r>
-    </w:p>
-    <w:tbl>
-      <w:tblPr>
-        <w:tblW w:type="dxa" w:w="9865"/>
-        <w:jc w:val="left"/>
-        <w:tblLayout w:type="fixed"/>
-        <w:tblLook w:firstColumn="1" w:firstRow="1" w:lastColumn="0" w:lastRow="0" w:noHBand="0" w:noVBand="1" w:val="04A0"/>
-        <w:tblInd w:type="dxa" w:w="0"/>
-      </w:tblPr>
-      <w:tblGrid>
-        <w:gridCol w:w="9865"/>
-      </w:tblGrid>
-      <w:tr>
-        <w:trPr>
-          <w:trHeight w:val="454" w:hRule="atLeast"/>
-        </w:trPr>
-        <w:tc>
-          <w:tcPr>
-            <w:tcW w:type="dxa" w:w="9865"/>
-            <w:tcMar>
-              <w:top w:w="0" w:type="dxa"/>
-              <w:start w:w="0" w:type="dxa"/>
-              <w:bottom w:w="0" w:type="dxa"/>
-              <w:end w:w="0" w:type="dxa"/>
-            </w:tcMar>
-            <w:tcBorders>
-              <w:top w:val="nil"/>
-              <w:bottom w:val="single" w:sz="5" w:space="0" w:color="CBD5E1"/>
-              <w:start w:val="nil"/>
-              <w:end w:val="nil"/>
-            </w:tcBorders>
-          </w:tcPr>
-          <w:p>
-            <w:pPr>
-              <w:spacing w:before="0" w:after="20" w:line="240" w:lineRule="auto"/>
-            </w:pPr>
-            <w:r>
-              <w:t xml:space="preserve"> </w:t>
-            </w:r>
-          </w:p>
-        </w:tc>
-      </w:tr>
-    </w:tbl>
-    <w:p>
-      <w:pPr>
-        <w:keepNext/>
-        <w:keepLines w:val="0"/>
-        <w:spacing w:before="20" w:after="20" w:line="293" w:lineRule="auto"/>
-      </w:pPr>
-      <w:r>
-        <w:rPr>
-          <w:rFonts w:ascii="PingFang TC" w:hAnsi="PingFang TC" w:eastAsia="PingFang TC"/>
-          <w:b/>
-          <w:i w:val="0"/>
-          <w:color w:val="5B6573"/>
-          <w:sz w:val="22"/>
-        </w:rPr>
-        <w:t>我的選擇</w:t>
-      </w:r>
-      <w:r>
-        <w:rPr>
-          <w:rFonts w:ascii="PingFang TC" w:hAnsi="PingFang TC" w:eastAsia="PingFang TC"/>
-          <w:b w:val="0"/>
-          <w:i w:val="0"/>
-          <w:color w:val="7B8491"/>
-          <w:sz w:val="22"/>
-        </w:rPr>
-        <w:t xml:space="preserve">  ｜  </w:t>
-      </w:r>
-      <w:r>
-        <w:rPr>
-          <w:rFonts w:ascii="PingFang TC" w:hAnsi="PingFang TC" w:eastAsia="PingFang TC"/>
-          <w:b w:val="0"/>
-          <w:i w:val="0"/>
-          <w:color w:val="1A2340"/>
-          <w:sz w:val="22"/>
-        </w:rPr>
-        <w:t>今天 V1 先處理哪一項？為什麼？</w:t>
-      </w:r>
-    </w:p>
-    <w:tbl>
-      <w:tblPr>
-        <w:tblW w:type="dxa" w:w="9865"/>
-        <w:jc w:val="left"/>
-        <w:tblLayout w:type="fixed"/>
-        <w:tblLook w:firstColumn="1" w:firstRow="1" w:lastColumn="0" w:lastRow="0" w:noHBand="0" w:noVBand="1" w:val="04A0"/>
-        <w:tblInd w:type="dxa" w:w="0"/>
-      </w:tblPr>
-      <w:tblGrid>
-        <w:gridCol w:w="9865"/>
-      </w:tblGrid>
-      <w:tr>
-        <w:trPr>
-          <w:trHeight w:val="454" w:hRule="atLeast"/>
-        </w:trPr>
-        <w:tc>
-          <w:tcPr>
-            <w:tcW w:type="dxa" w:w="9865"/>
-            <w:tcMar>
-              <w:top w:w="0" w:type="dxa"/>
-              <w:start w:w="0" w:type="dxa"/>
-              <w:bottom w:w="0" w:type="dxa"/>
-              <w:end w:w="0" w:type="dxa"/>
-            </w:tcMar>
-            <w:tcBorders>
-              <w:top w:val="nil"/>
-              <w:bottom w:val="single" w:sz="5" w:space="0" w:color="CBD5E1"/>
-              <w:start w:val="nil"/>
-              <w:end w:val="nil"/>
-            </w:tcBorders>
-          </w:tcPr>
-          <w:p>
-            <w:pPr>
-              <w:spacing w:before="0" w:after="0" w:line="240" w:lineRule="auto"/>
-            </w:pPr>
-            <w:r>
-              <w:t xml:space="preserve"> </w:t>
-            </w:r>
-          </w:p>
-        </w:tc>
-      </w:tr>
-    </w:tbl>
-    <w:p>
-      <w:pPr>
-        <w:keepNext/>
-        <w:keepLines w:val="0"/>
-        <w:spacing w:before="100" w:after="100" w:line="293" w:lineRule="auto"/>
-      </w:pPr>
-      <w:r>
-        <w:rPr>
-          <w:rFonts w:ascii="JetBrains Mono" w:hAnsi="JetBrains Mono" w:eastAsia="PingFang TC"/>
-          <w:b/>
-          <w:i w:val="0"/>
-          <w:color w:val="1D4ED8"/>
-          <w:sz w:val="30"/>
-        </w:rPr>
-        <w:t>02</w:t>
-      </w:r>
-      <w:r>
-        <w:rPr>
-          <w:rFonts w:ascii="PingFang TC" w:hAnsi="PingFang TC" w:eastAsia="PingFang TC"/>
-          <w:b w:val="0"/>
-          <w:i w:val="0"/>
-          <w:color w:val="1D4ED8"/>
-          <w:sz w:val="30"/>
-        </w:rPr>
-        <w:t xml:space="preserve">  </w:t>
-      </w:r>
-      <w:r>
-        <w:rPr>
-          <w:rFonts w:ascii="PingFang TC" w:hAnsi="PingFang TC" w:eastAsia="PingFang TC"/>
-          <w:b/>
-          <w:i w:val="0"/>
-          <w:color w:val="1A2340"/>
-          <w:sz w:val="30"/>
-        </w:rPr>
-        <w:t>鎖定同一小段</w:t>
+        <w:t>01｜取回 W4 輸入</w:t>
       </w:r>
     </w:p>
     <w:p>
@@ -640,35 +448,15 @@
           <w:color w:val="1A2340"/>
           <w:sz w:val="22"/>
         </w:rPr>
-        <w:t>□ 我有 W2 原稿　　□ 未帶 W2：以下為 3–5 句『記憶重建版』</w:t>
+        <w:t>修訂目標：①________　②________　③________；讀者回報：____________________</w:t>
       </w:r>
     </w:p>
     <w:p>
       <w:pPr>
-        <w:keepNext/>
+        <w:keepNext w:val="0"/>
         <w:keepLines w:val="0"/>
-        <w:spacing w:before="0" w:after="20" w:line="293" w:lineRule="auto"/>
+        <w:spacing w:before="0" w:after="0" w:line="293" w:lineRule="auto"/>
       </w:pPr>
-      <w:r>
-        <w:rPr>
-          <w:rFonts w:ascii="PingFang TC" w:hAnsi="PingFang TC" w:eastAsia="PingFang TC"/>
-          <w:b/>
-          <w:i w:val="0"/>
-          <w:color w:val="5B6573"/>
-          <w:sz w:val="22"/>
-        </w:rPr>
-        <w:t>時間／事件</w:t>
-      </w:r>
-      <w:r>
-        <w:rPr>
-          <w:rFonts w:ascii="PingFang TC" w:hAnsi="PingFang TC" w:eastAsia="PingFang TC"/>
-          <w:b w:val="0"/>
-          <w:i w:val="0"/>
-          <w:color w:val="7B8491"/>
-          <w:sz w:val="22"/>
-        </w:rPr>
-        <w:t xml:space="preserve">  ｜  </w:t>
-      </w:r>
       <w:r>
         <w:rPr>
           <w:rFonts w:ascii="PingFang TC" w:hAnsi="PingFang TC" w:eastAsia="PingFang TC"/>
@@ -677,86 +465,75 @@
           <w:color w:val="1A2340"/>
           <w:sz w:val="22"/>
         </w:rPr>
-        <w:t>W2 原本寫哪件事？這次縮到哪一個 30 秒？</w:t>
+        <w:t>V1 先處理第＿＿項，因為：______________________________________________</w:t>
       </w:r>
     </w:p>
-    <w:tbl>
-      <w:tblPr>
-        <w:tblW w:type="dxa" w:w="9865"/>
-        <w:jc w:val="left"/>
-        <w:tblLayout w:type="fixed"/>
-        <w:tblLook w:firstColumn="1" w:firstRow="1" w:lastColumn="0" w:lastRow="0" w:noHBand="0" w:noVBand="1" w:val="04A0"/>
-        <w:tblInd w:type="dxa" w:w="0"/>
-      </w:tblPr>
-      <w:tblGrid>
-        <w:gridCol w:w="9865"/>
-      </w:tblGrid>
-      <w:tr>
-        <w:trPr>
-          <w:trHeight w:val="454" w:hRule="atLeast"/>
-        </w:trPr>
-        <w:tc>
-          <w:tcPr>
-            <w:tcW w:type="dxa" w:w="9865"/>
-            <w:tcMar>
-              <w:top w:w="0" w:type="dxa"/>
-              <w:start w:w="0" w:type="dxa"/>
-              <w:bottom w:w="0" w:type="dxa"/>
-              <w:end w:w="0" w:type="dxa"/>
-            </w:tcMar>
-            <w:tcBorders>
-              <w:top w:val="nil"/>
-              <w:bottom w:val="single" w:sz="5" w:space="0" w:color="CBD5E1"/>
-              <w:start w:val="nil"/>
-              <w:end w:val="nil"/>
-            </w:tcBorders>
-          </w:tcPr>
-          <w:p>
-            <w:pPr>
-              <w:spacing w:before="0" w:after="0" w:line="240" w:lineRule="auto"/>
-            </w:pPr>
-            <w:r>
-              <w:t xml:space="preserve"> </w:t>
-            </w:r>
-          </w:p>
-        </w:tc>
-      </w:tr>
-    </w:tbl>
     <w:p>
       <w:pPr>
         <w:keepNext/>
         <w:keepLines w:val="0"/>
-        <w:spacing w:before="100" w:after="100" w:line="293" w:lineRule="auto"/>
+        <w:spacing w:before="60" w:after="20" w:line="293" w:lineRule="auto"/>
       </w:pPr>
       <w:r>
         <w:rPr>
-          <w:rFonts w:ascii="JetBrains Mono" w:hAnsi="JetBrains Mono" w:eastAsia="PingFang TC"/>
+          <w:rFonts w:ascii="PingFang TC" w:hAnsi="PingFang TC" w:eastAsia="PingFang TC"/>
           <w:b/>
           <w:i w:val="0"/>
           <w:color w:val="1D4ED8"/>
-          <w:sz w:val="30"/>
+          <w:sz w:val="22"/>
         </w:rPr>
-        <w:t>03</w:t>
+        <w:t>02｜鎖定同一小段</w:t>
       </w:r>
+    </w:p>
+    <w:p>
+      <w:pPr>
+        <w:keepNext w:val="0"/>
+        <w:keepLines w:val="0"/>
+        <w:spacing w:before="0" w:after="20" w:line="293" w:lineRule="auto"/>
+      </w:pPr>
       <w:r>
         <w:rPr>
           <w:rFonts w:ascii="PingFang TC" w:hAnsi="PingFang TC" w:eastAsia="PingFang TC"/>
           <w:b w:val="0"/>
           <w:i w:val="0"/>
-          <w:color w:val="1D4ED8"/>
-          <w:sz w:val="30"/>
+          <w:color w:val="1A2340"/>
+          <w:sz w:val="22"/>
         </w:rPr>
-        <w:t xml:space="preserve">  </w:t>
+        <w:t>□ 我有 W2 原稿　　□ 未帶 W2：以下為 3–5 句『記憶重建版』（不可取代 Gate 1 原作）</w:t>
       </w:r>
+    </w:p>
+    <w:p>
+      <w:pPr>
+        <w:keepNext w:val="0"/>
+        <w:keepLines w:val="0"/>
+        <w:spacing w:before="0" w:after="20" w:line="293" w:lineRule="auto"/>
+      </w:pPr>
+      <w:r>
+        <w:rPr>
+          <w:rFonts w:ascii="PingFang TC" w:hAnsi="PingFang TC" w:eastAsia="PingFang TC"/>
+          <w:b w:val="0"/>
+          <w:i w:val="0"/>
+          <w:color w:val="1A2340"/>
+          <w:sz w:val="22"/>
+        </w:rPr>
+        <w:t>W2 事件：________________　這次縮到的 30 秒：________________________</w:t>
+      </w:r>
+    </w:p>
+    <w:p>
+      <w:pPr>
+        <w:keepNext/>
+        <w:keepLines w:val="0"/>
+        <w:spacing w:before="60" w:after="20" w:line="293" w:lineRule="auto"/>
+      </w:pPr>
       <w:r>
         <w:rPr>
           <w:rFonts w:ascii="PingFang TC" w:hAnsi="PingFang TC" w:eastAsia="PingFang TC"/>
           <w:b/>
           <w:i w:val="0"/>
-          <w:color w:val="1A2340"/>
-          <w:sz w:val="30"/>
+          <w:color w:val="1D4ED8"/>
+          <w:sz w:val="22"/>
         </w:rPr>
-        <w:t>W5 重寫 V1｜18–45 分</w:t>
+        <w:t>03｜W5 重寫 V1｜18–45 分</w:t>
       </w:r>
     </w:p>
     <w:p>
@@ -957,49 +734,12 @@
           </w:p>
         </w:tc>
       </w:tr>
-      <w:tr>
-        <w:trPr>
-          <w:trHeight w:val="482" w:hRule="atLeast"/>
-        </w:trPr>
-        <w:tc>
-          <w:tcPr>
-            <w:tcW w:type="dxa" w:w="9865"/>
-            <w:tcMar>
-              <w:top w:w="0" w:type="dxa"/>
-              <w:start w:w="0" w:type="dxa"/>
-              <w:bottom w:w="0" w:type="dxa"/>
-              <w:end w:w="0" w:type="dxa"/>
-            </w:tcMar>
-            <w:tcBorders>
-              <w:top w:val="nil"/>
-              <w:bottom w:val="single" w:sz="5" w:space="0" w:color="CBD5E1"/>
-              <w:start w:val="nil"/>
-              <w:end w:val="nil"/>
-            </w:tcBorders>
-          </w:tcPr>
-          <w:p>
-            <w:pPr>
-              <w:spacing w:before="0" w:after="0" w:line="240" w:lineRule="auto"/>
-            </w:pPr>
-            <w:r>
-              <w:t xml:space="preserve"> </w:t>
-            </w:r>
-          </w:p>
-        </w:tc>
-      </w:tr>
     </w:tbl>
-    <w:p>
-      <w:pPr>
-        <w:spacing w:after="0"/>
-      </w:pPr>
-      <w:r>
-        <w:br w:type="page"/>
-      </w:r>
-    </w:p>
     <w:p>
       <w:pPr>
         <w:keepNext/>
         <w:keepLines w:val="0"/>
+        <w:pageBreakBefore/>
         <w:spacing w:before="0" w:after="60" w:line="293" w:lineRule="auto"/>
       </w:pPr>
       <w:r>
@@ -1587,36 +1327,6 @@
           </w:tcPr>
           <w:p>
             <w:pPr>
-              <w:spacing w:before="0" w:after="0" w:line="240" w:lineRule="auto"/>
-            </w:pPr>
-            <w:r>
-              <w:t xml:space="preserve"> </w:t>
-            </w:r>
-          </w:p>
-        </w:tc>
-      </w:tr>
-      <w:tr>
-        <w:trPr>
-          <w:trHeight w:val="482" w:hRule="atLeast"/>
-        </w:trPr>
-        <w:tc>
-          <w:tcPr>
-            <w:tcW w:type="dxa" w:w="9865"/>
-            <w:tcMar>
-              <w:top w:w="0" w:type="dxa"/>
-              <w:start w:w="0" w:type="dxa"/>
-              <w:bottom w:w="0" w:type="dxa"/>
-              <w:end w:w="0" w:type="dxa"/>
-            </w:tcMar>
-            <w:tcBorders>
-              <w:top w:val="nil"/>
-              <w:bottom w:val="single" w:sz="5" w:space="0" w:color="CBD5E1"/>
-              <w:start w:val="nil"/>
-              <w:end w:val="nil"/>
-            </w:tcBorders>
-          </w:tcPr>
-          <w:p>
-            <w:pPr>
               <w:spacing w:before="0" w:after="20" w:line="240" w:lineRule="auto"/>
             </w:pPr>
             <w:r>
@@ -1674,36 +1384,6 @@
       <w:tblGrid>
         <w:gridCol w:w="9865"/>
       </w:tblGrid>
-      <w:tr>
-        <w:trPr>
-          <w:trHeight w:val="482" w:hRule="atLeast"/>
-        </w:trPr>
-        <w:tc>
-          <w:tcPr>
-            <w:tcW w:type="dxa" w:w="9865"/>
-            <w:tcMar>
-              <w:top w:w="0" w:type="dxa"/>
-              <w:start w:w="0" w:type="dxa"/>
-              <w:bottom w:w="0" w:type="dxa"/>
-              <w:end w:w="0" w:type="dxa"/>
-            </w:tcMar>
-            <w:tcBorders>
-              <w:top w:val="nil"/>
-              <w:bottom w:val="single" w:sz="5" w:space="0" w:color="CBD5E1"/>
-              <w:start w:val="nil"/>
-              <w:end w:val="nil"/>
-            </w:tcBorders>
-          </w:tcPr>
-          <w:p>
-            <w:pPr>
-              <w:spacing w:before="0" w:after="0" w:line="240" w:lineRule="auto"/>
-            </w:pPr>
-            <w:r>
-              <w:t xml:space="preserve"> </w:t>
-            </w:r>
-          </w:p>
-        </w:tc>
-      </w:tr>
       <w:tr>
         <w:trPr>
           <w:trHeight w:val="482" w:hRule="atLeast"/>
@@ -1843,36 +1523,6 @@
           </w:p>
         </w:tc>
       </w:tr>
-      <w:tr>
-        <w:trPr>
-          <w:trHeight w:val="482" w:hRule="atLeast"/>
-        </w:trPr>
-        <w:tc>
-          <w:tcPr>
-            <w:tcW w:type="dxa" w:w="9865"/>
-            <w:tcMar>
-              <w:top w:w="0" w:type="dxa"/>
-              <w:start w:w="0" w:type="dxa"/>
-              <w:bottom w:w="0" w:type="dxa"/>
-              <w:end w:w="0" w:type="dxa"/>
-            </w:tcMar>
-            <w:tcBorders>
-              <w:top w:val="nil"/>
-              <w:bottom w:val="single" w:sz="5" w:space="0" w:color="CBD5E1"/>
-              <w:start w:val="nil"/>
-              <w:end w:val="nil"/>
-            </w:tcBorders>
-          </w:tcPr>
-          <w:p>
-            <w:pPr>
-              <w:spacing w:before="0" w:after="0" w:line="240" w:lineRule="auto"/>
-            </w:pPr>
-            <w:r>
-              <w:t xml:space="preserve"> </w:t>
-            </w:r>
-          </w:p>
-        </w:tc>
-      </w:tr>
     </w:tbl>
     <w:p>
       <w:pPr>
@@ -1930,16 +1580,9 @@
     </w:p>
     <w:p>
       <w:pPr>
-        <w:spacing w:after="0"/>
-      </w:pPr>
-      <w:r>
-        <w:br w:type="page"/>
-      </w:r>
-    </w:p>
-    <w:p>
-      <w:pPr>
         <w:keepNext/>
         <w:keepLines w:val="0"/>
+        <w:pageBreakBefore/>
         <w:spacing w:before="0" w:after="60" w:line="293" w:lineRule="auto"/>
       </w:pPr>
       <w:r>
@@ -2141,36 +1784,6 @@
           </w:tcPr>
           <w:p>
             <w:pPr>
-              <w:spacing w:before="0" w:after="0" w:line="240" w:lineRule="auto"/>
-            </w:pPr>
-            <w:r>
-              <w:t xml:space="preserve"> </w:t>
-            </w:r>
-          </w:p>
-        </w:tc>
-      </w:tr>
-      <w:tr>
-        <w:trPr>
-          <w:trHeight w:val="482" w:hRule="atLeast"/>
-        </w:trPr>
-        <w:tc>
-          <w:tcPr>
-            <w:tcW w:type="dxa" w:w="9865"/>
-            <w:tcMar>
-              <w:top w:w="0" w:type="dxa"/>
-              <w:start w:w="0" w:type="dxa"/>
-              <w:bottom w:w="0" w:type="dxa"/>
-              <w:end w:w="0" w:type="dxa"/>
-            </w:tcMar>
-            <w:tcBorders>
-              <w:top w:val="nil"/>
-              <w:bottom w:val="single" w:sz="5" w:space="0" w:color="CBD5E1"/>
-              <w:start w:val="nil"/>
-              <w:end w:val="nil"/>
-            </w:tcBorders>
-          </w:tcPr>
-          <w:p>
-            <w:pPr>
               <w:spacing w:before="0" w:after="20" w:line="240" w:lineRule="auto"/>
             </w:pPr>
             <w:r>
@@ -2228,36 +1841,6 @@
       <w:tblGrid>
         <w:gridCol w:w="9865"/>
       </w:tblGrid>
-      <w:tr>
-        <w:trPr>
-          <w:trHeight w:val="482" w:hRule="atLeast"/>
-        </w:trPr>
-        <w:tc>
-          <w:tcPr>
-            <w:tcW w:type="dxa" w:w="9865"/>
-            <w:tcMar>
-              <w:top w:w="0" w:type="dxa"/>
-              <w:start w:w="0" w:type="dxa"/>
-              <w:bottom w:w="0" w:type="dxa"/>
-              <w:end w:w="0" w:type="dxa"/>
-            </w:tcMar>
-            <w:tcBorders>
-              <w:top w:val="nil"/>
-              <w:bottom w:val="single" w:sz="5" w:space="0" w:color="CBD5E1"/>
-              <w:start w:val="nil"/>
-              <w:end w:val="nil"/>
-            </w:tcBorders>
-          </w:tcPr>
-          <w:p>
-            <w:pPr>
-              <w:spacing w:before="0" w:after="0" w:line="240" w:lineRule="auto"/>
-            </w:pPr>
-            <w:r>
-              <w:t xml:space="preserve"> </w:t>
-            </w:r>
-          </w:p>
-        </w:tc>
-      </w:tr>
       <w:tr>
         <w:trPr>
           <w:trHeight w:val="482" w:hRule="atLeast"/>
@@ -2556,36 +2139,6 @@
           </w:tcPr>
           <w:p>
             <w:pPr>
-              <w:spacing w:before="0" w:after="0" w:line="240" w:lineRule="auto"/>
-            </w:pPr>
-            <w:r>
-              <w:t xml:space="preserve"> </w:t>
-            </w:r>
-          </w:p>
-        </w:tc>
-      </w:tr>
-      <w:tr>
-        <w:trPr>
-          <w:trHeight w:val="482" w:hRule="atLeast"/>
-        </w:trPr>
-        <w:tc>
-          <w:tcPr>
-            <w:tcW w:type="dxa" w:w="9865"/>
-            <w:tcMar>
-              <w:top w:w="0" w:type="dxa"/>
-              <w:start w:w="0" w:type="dxa"/>
-              <w:bottom w:w="0" w:type="dxa"/>
-              <w:end w:w="0" w:type="dxa"/>
-            </w:tcMar>
-            <w:tcBorders>
-              <w:top w:val="nil"/>
-              <w:bottom w:val="single" w:sz="5" w:space="0" w:color="CBD5E1"/>
-              <w:start w:val="nil"/>
-              <w:end w:val="nil"/>
-            </w:tcBorders>
-          </w:tcPr>
-          <w:p>
-            <w:pPr>
               <w:spacing w:before="0" w:after="20" w:line="240" w:lineRule="auto"/>
             </w:pPr>
             <w:r>
@@ -2629,7 +2182,7 @@
           <w:color w:val="1A2340"/>
           <w:sz w:val="30"/>
         </w:rPr>
-        <w:t>節點檢核</w:t>
+        <w:t>W5 個人表現檢核</w:t>
       </w:r>
     </w:p>
     <w:tbl>
@@ -2753,7 +2306,7 @@
                 <w:color w:val="1A2340"/>
                 <w:sz w:val="22"/>
               </w:rPr>
-              <w:t xml:space="preserve"> __/2　｜總分 __/8 → 15%</w:t>
+              <w:t xml:space="preserve"> __/2　｜原始 __/8 → __/10</w:t>
             </w:r>
           </w:p>
         </w:tc>
@@ -2815,16 +2368,9 @@
     </w:p>
     <w:p>
       <w:pPr>
-        <w:spacing w:after="0"/>
-      </w:pPr>
-      <w:r>
-        <w:br w:type="page"/>
-      </w:r>
-    </w:p>
-    <w:p>
-      <w:pPr>
         <w:keepNext/>
         <w:keepLines w:val="0"/>
+        <w:pageBreakBefore/>
         <w:spacing w:before="0" w:after="60" w:line="293" w:lineRule="auto"/>
       </w:pPr>
       <w:r>
@@ -3445,66 +2991,6 @@
           </w:p>
         </w:tc>
       </w:tr>
-      <w:tr>
-        <w:trPr>
-          <w:trHeight w:val="567" w:hRule="atLeast"/>
-        </w:trPr>
-        <w:tc>
-          <w:tcPr>
-            <w:tcW w:type="dxa" w:w="9865"/>
-            <w:tcMar>
-              <w:top w:w="0" w:type="dxa"/>
-              <w:start w:w="0" w:type="dxa"/>
-              <w:bottom w:w="0" w:type="dxa"/>
-              <w:end w:w="0" w:type="dxa"/>
-            </w:tcMar>
-            <w:tcBorders>
-              <w:top w:val="nil"/>
-              <w:bottom w:val="single" w:sz="5" w:space="0" w:color="CBD5E1"/>
-              <w:start w:val="nil"/>
-              <w:end w:val="nil"/>
-            </w:tcBorders>
-          </w:tcPr>
-          <w:p>
-            <w:pPr>
-              <w:spacing w:before="0" w:after="0" w:line="240" w:lineRule="auto"/>
-            </w:pPr>
-            <w:r>
-              <w:t xml:space="preserve"> </w:t>
-            </w:r>
-          </w:p>
-        </w:tc>
-      </w:tr>
-      <w:tr>
-        <w:trPr>
-          <w:trHeight w:val="567" w:hRule="atLeast"/>
-        </w:trPr>
-        <w:tc>
-          <w:tcPr>
-            <w:tcW w:type="dxa" w:w="9865"/>
-            <w:tcMar>
-              <w:top w:w="0" w:type="dxa"/>
-              <w:start w:w="0" w:type="dxa"/>
-              <w:bottom w:w="0" w:type="dxa"/>
-              <w:end w:w="0" w:type="dxa"/>
-            </w:tcMar>
-            <w:tcBorders>
-              <w:top w:val="nil"/>
-              <w:bottom w:val="single" w:sz="5" w:space="0" w:color="CBD5E1"/>
-              <w:start w:val="nil"/>
-              <w:end w:val="nil"/>
-            </w:tcBorders>
-          </w:tcPr>
-          <w:p>
-            <w:pPr>
-              <w:spacing w:before="0" w:after="0" w:line="240" w:lineRule="auto"/>
-            </w:pPr>
-            <w:r>
-              <w:t xml:space="preserve"> </w:t>
-            </w:r>
-          </w:p>
-        </w:tc>
-      </w:tr>
     </w:tbl>
     <w:p>
       <w:pPr>
@@ -3528,7 +3014,7 @@
       <w:headerReference w:type="default" r:id="rId9"/>
       <w:footerReference w:type="default" r:id="rId10"/>
       <w:pgSz w:w="11906" w:h="16838"/>
-      <w:pgMar w:top="935" w:right="907" w:bottom="822" w:left="1134" w:header="397" w:footer="397" w:gutter="0"/>
+      <w:pgMar w:top="680" w:right="907" w:bottom="624" w:left="1134" w:header="397" w:footer="397" w:gutter="0"/>
       <w:cols w:space="720"/>
       <w:docGrid w:linePitch="360"/>
     </w:sectPr>

--- a/worksheets/W5.docx
+++ b/worksheets/W5.docx
@@ -155,7 +155,7 @@
           <w:color w:val="1A2340"/>
           <w:sz w:val="30"/>
         </w:rPr>
-        <w:t>Gate 1｜W2–W4 歷程責任 5 分</w:t>
+        <w:t>Gate 1｜W2–W4 歷程里程碑（0 分）</w:t>
       </w:r>
     </w:p>
     <w:p>
@@ -189,7 +189,7 @@
           <w:color w:val="5B6573"/>
           <w:sz w:val="18"/>
         </w:rPr>
-        <w:t>教師：□ 通過　□ 需修正　缺少：____________　期限：________　期限內補正且通過仍為 5／5。</w:t>
+        <w:t>教師：□ 通過　□ 需修正　缺少：____________　期限：________　期限內補正後改為通過；Gate 不計分。</w:t>
       </w:r>
     </w:p>
     <w:p>
@@ -206,7 +206,7 @@
           <w:color w:val="1A2340"/>
           <w:sz w:val="30"/>
         </w:rPr>
-        <w:t>W5 個人真實讀者表現 10 分｜四項各 0–2</w:t>
+        <w:t>W5 真人讀者經驗改寫 15 分｜四項各 0–2</w:t>
       </w:r>
     </w:p>
     <w:tbl>
@@ -252,7 +252,7 @@
                 <w:color w:val="1D4ED8"/>
                 <w:sz w:val="20"/>
               </w:rPr>
-              <w:t>閱讀證據 0–2｜</w:t>
+              <w:t>經驗痕跡 0–2｜</w:t>
             </w:r>
             <w:r>
               <w:rPr>
@@ -262,7 +262,7 @@
                 <w:color w:val="1A2340"/>
                 <w:sz w:val="20"/>
               </w:rPr>
-              <w:t>舊／新句＋確切字詞</w:t>
+              <w:t>具體經驗細節＋經驗重點</w:t>
             </w:r>
           </w:p>
         </w:tc>
@@ -295,7 +295,7 @@
                 <w:color w:val="1D4ED8"/>
                 <w:sz w:val="20"/>
               </w:rPr>
-              <w:t>形成判斷 0–2｜</w:t>
+              <w:t>讀者接收 0–2｜</w:t>
             </w:r>
             <w:r>
               <w:rPr>
@@ -305,7 +305,7 @@
                 <w:color w:val="1A2340"/>
                 <w:sz w:val="20"/>
               </w:rPr>
-              <w:t>最大變化／保留＋理由</w:t>
+              <w:t>真人讀者復述／誤讀／疑問</w:t>
             </w:r>
           </w:p>
         </w:tc>
@@ -341,7 +341,7 @@
                 <w:color w:val="1D4ED8"/>
                 <w:sz w:val="20"/>
               </w:rPr>
-              <w:t>回應讀者 0–2｜</w:t>
+              <w:t>回應決定 0–2｜</w:t>
             </w:r>
             <w:r>
               <w:rPr>
@@ -351,7 +351,7 @@
                 <w:color w:val="1A2340"/>
                 <w:sz w:val="20"/>
               </w:rPr>
-              <w:t>具體回報＋採用／保留決定</w:t>
+              <w:t>採用／部分採用／不採用＋依據</w:t>
             </w:r>
           </w:p>
         </w:tc>
@@ -384,7 +384,7 @@
                 <w:color w:val="1D4ED8"/>
                 <w:sz w:val="20"/>
               </w:rPr>
-              <w:t>修正能力 0–2｜</w:t>
+              <w:t>修訂效力 0–2｜</w:t>
             </w:r>
             <w:r>
               <w:rPr>
@@ -394,7 +394,7 @@
                 <w:color w:val="1A2340"/>
                 <w:sz w:val="20"/>
               </w:rPr>
-              <w:t>保留 V1＋V2／保留理由</w:t>
+              <w:t>V2／保留理由＋接收落差</w:t>
             </w:r>
           </w:p>
         </w:tc>
@@ -414,7 +414,7 @@
           <w:color w:val="5B6573"/>
           <w:sz w:val="17"/>
         </w:rPr>
-        <w:t>0＝無可判讀證據｜1＝不完整或需提示｜2＝指定條件下證據與判斷相連；原始 8 分換算 10 分。</w:t>
+        <w:t>0＝無可判讀證據｜1＝不完整或需提示｜2＝指定條件下證據與判斷相連；原始 8 分換算 15 分。</w:t>
       </w:r>
     </w:p>
     <w:p>
@@ -1664,7 +1664,7 @@
           <w:color w:val="1A2340"/>
           <w:sz w:val="30"/>
         </w:rPr>
-        <w:t>我怎麼回應讀者｜64–74 分</w:t>
+        <w:t>我怎麼回應決定｜64–74 分</w:t>
       </w:r>
     </w:p>
     <w:p>
@@ -1953,7 +1953,7 @@
           <w:color w:val="1A2340"/>
           <w:sz w:val="22"/>
         </w:rPr>
-        <w:t>不用湊 200 字；四項都說清楚：①對應舊／新句　②確切字詞　③讀者回報＋我的決定　④最重要的變化＋理由。</w:t>
+        <w:t>不用湊 200 字；四項都說清楚：①具體經驗細節　②真人讀者實際接收　③我的回應決定　④V2 如何處理接收落差，或為何保留。</w:t>
       </w:r>
     </w:p>
     <w:tbl>
@@ -2229,7 +2229,7 @@
                 <w:color w:val="1D4ED8"/>
                 <w:sz w:val="22"/>
               </w:rPr>
-              <w:t>閱讀證據</w:t>
+              <w:t>經驗痕跡</w:t>
             </w:r>
             <w:r>
               <w:rPr>
@@ -2249,7 +2249,7 @@
                 <w:color w:val="1D4ED8"/>
                 <w:sz w:val="22"/>
               </w:rPr>
-              <w:t>形成判斷</w:t>
+              <w:t>讀者接收</w:t>
             </w:r>
             <w:r>
               <w:rPr>
@@ -2276,7 +2276,7 @@
                 <w:color w:val="1D4ED8"/>
                 <w:sz w:val="22"/>
               </w:rPr>
-              <w:t>回應讀者</w:t>
+              <w:t>回應決定</w:t>
             </w:r>
             <w:r>
               <w:rPr>
@@ -2296,7 +2296,7 @@
                 <w:color w:val="1D4ED8"/>
                 <w:sz w:val="22"/>
               </w:rPr>
-              <w:t>修正能力</w:t>
+              <w:t>修訂效力</w:t>
             </w:r>
             <w:r>
               <w:rPr>
@@ -2306,7 +2306,7 @@
                 <w:color w:val="1A2340"/>
                 <w:sz w:val="22"/>
               </w:rPr>
-              <w:t xml:space="preserve"> __/2　｜原始 __/8 → __/10</w:t>
+              <w:t xml:space="preserve"> __/2　｜原始 __/8 → __/15</w:t>
             </w:r>
           </w:p>
         </w:tc>

--- a/worksheets/W5.docx
+++ b/worksheets/W5.docx
@@ -11,7 +11,7 @@
       </w:pPr>
       <w:r>
         <w:rPr>
-          <w:rFonts w:ascii="JetBrains Mono" w:hAnsi="JetBrains Mono" w:eastAsia="PingFang TC"/>
+          <w:rFonts w:ascii="JetBrains Mono" w:hAnsi="JetBrains Mono" w:eastAsia="Arial Unicode MS"/>
           <w:b/>
           <w:i w:val="0"/>
           <w:color w:val="1D4ED8"/>
@@ -28,7 +28,7 @@
       </w:pPr>
       <w:r>
         <w:rPr>
-          <w:rFonts w:ascii="PingFang TC" w:hAnsi="PingFang TC" w:eastAsia="PingFang TC"/>
+          <w:rFonts w:ascii="Arial Unicode MS" w:hAnsi="Arial Unicode MS" w:eastAsia="Arial Unicode MS"/>
           <w:b/>
           <w:i w:val="0"/>
           <w:color w:val="1A2340"/>
@@ -45,7 +45,7 @@
       </w:pPr>
       <w:r>
         <w:rPr>
-          <w:rFonts w:ascii="PingFang TC" w:hAnsi="PingFang TC" w:eastAsia="PingFang TC"/>
+          <w:rFonts w:ascii="Arial Unicode MS" w:hAnsi="Arial Unicode MS" w:eastAsia="Arial Unicode MS"/>
           <w:b w:val="0"/>
           <w:i w:val="0"/>
           <w:color w:val="5B6573"/>
@@ -62,7 +62,7 @@
       </w:pPr>
       <w:r>
         <w:rPr>
-          <w:rFonts w:ascii="PingFang TC" w:hAnsi="PingFang TC" w:eastAsia="PingFang TC"/>
+          <w:rFonts w:ascii="Arial Unicode MS" w:hAnsi="Arial Unicode MS" w:eastAsia="Arial Unicode MS"/>
           <w:b w:val="0"/>
           <w:i w:val="0"/>
           <w:color w:val="5B6573"/>
@@ -72,7 +72,7 @@
       </w:r>
       <w:r>
         <w:rPr>
-          <w:rFonts w:ascii="JetBrains Mono" w:hAnsi="JetBrains Mono" w:eastAsia="PingFang TC"/>
+          <w:rFonts w:ascii="JetBrains Mono" w:hAnsi="JetBrains Mono" w:eastAsia="Arial Unicode MS"/>
           <w:b w:val="0"/>
           <w:i w:val="0"/>
           <w:color w:val="1A2340"/>
@@ -82,7 +82,7 @@
       </w:r>
       <w:r>
         <w:rPr>
-          <w:rFonts w:ascii="PingFang TC" w:hAnsi="PingFang TC" w:eastAsia="PingFang TC"/>
+          <w:rFonts w:ascii="Arial Unicode MS" w:hAnsi="Arial Unicode MS" w:eastAsia="Arial Unicode MS"/>
           <w:b w:val="0"/>
           <w:i w:val="0"/>
           <w:color w:val="5B6573"/>
@@ -92,7 +92,7 @@
       </w:r>
       <w:r>
         <w:rPr>
-          <w:rFonts w:ascii="JetBrains Mono" w:hAnsi="JetBrains Mono" w:eastAsia="PingFang TC"/>
+          <w:rFonts w:ascii="JetBrains Mono" w:hAnsi="JetBrains Mono" w:eastAsia="Arial Unicode MS"/>
           <w:b w:val="0"/>
           <w:i w:val="0"/>
           <w:color w:val="1A2340"/>
@@ -102,7 +102,7 @@
       </w:r>
       <w:r>
         <w:rPr>
-          <w:rFonts w:ascii="PingFang TC" w:hAnsi="PingFang TC" w:eastAsia="PingFang TC"/>
+          <w:rFonts w:ascii="Arial Unicode MS" w:hAnsi="Arial Unicode MS" w:eastAsia="Arial Unicode MS"/>
           <w:b w:val="0"/>
           <w:i w:val="0"/>
           <w:color w:val="5B6573"/>
@@ -112,7 +112,7 @@
       </w:r>
       <w:r>
         <w:rPr>
-          <w:rFonts w:ascii="JetBrains Mono" w:hAnsi="JetBrains Mono" w:eastAsia="PingFang TC"/>
+          <w:rFonts w:ascii="JetBrains Mono" w:hAnsi="JetBrains Mono" w:eastAsia="Arial Unicode MS"/>
           <w:b w:val="0"/>
           <w:i w:val="0"/>
           <w:color w:val="1A2340"/>
@@ -122,7 +122,7 @@
       </w:r>
       <w:r>
         <w:rPr>
-          <w:rFonts w:ascii="PingFang TC" w:hAnsi="PingFang TC" w:eastAsia="PingFang TC"/>
+          <w:rFonts w:ascii="Arial Unicode MS" w:hAnsi="Arial Unicode MS" w:eastAsia="Arial Unicode MS"/>
           <w:b w:val="0"/>
           <w:i w:val="0"/>
           <w:color w:val="5B6573"/>
@@ -132,7 +132,7 @@
       </w:r>
       <w:r>
         <w:rPr>
-          <w:rFonts w:ascii="JetBrains Mono" w:hAnsi="JetBrains Mono" w:eastAsia="PingFang TC"/>
+          <w:rFonts w:ascii="JetBrains Mono" w:hAnsi="JetBrains Mono" w:eastAsia="Arial Unicode MS"/>
           <w:b w:val="0"/>
           <w:i w:val="0"/>
           <w:color w:val="1A2340"/>
@@ -149,13 +149,13 @@
       </w:pPr>
       <w:r>
         <w:rPr>
-          <w:rFonts w:ascii="PingFang TC" w:hAnsi="PingFang TC" w:eastAsia="PingFang TC"/>
+          <w:rFonts w:ascii="Arial Unicode MS" w:hAnsi="Arial Unicode MS" w:eastAsia="Arial Unicode MS"/>
           <w:b/>
           <w:i w:val="0"/>
           <w:color w:val="1A2340"/>
           <w:sz w:val="30"/>
         </w:rPr>
-        <w:t>Gate 1｜W2–W4 歷程里程碑（0 分）</w:t>
+        <w:t>學習關卡 1｜W2–W4 歷程里程碑（0 分）</w:t>
       </w:r>
     </w:p>
     <w:p>
@@ -166,7 +166,7 @@
       </w:pPr>
       <w:r>
         <w:rPr>
-          <w:rFonts w:ascii="PingFang TC" w:hAnsi="PingFang TC" w:eastAsia="PingFang TC"/>
+          <w:rFonts w:ascii="Arial Unicode MS" w:hAnsi="Arial Unicode MS" w:eastAsia="Arial Unicode MS"/>
           <w:b/>
           <w:i w:val="0"/>
           <w:color w:val="1A2340"/>
@@ -183,13 +183,13 @@
       </w:pPr>
       <w:r>
         <w:rPr>
-          <w:rFonts w:ascii="PingFang TC" w:hAnsi="PingFang TC" w:eastAsia="PingFang TC"/>
+          <w:rFonts w:ascii="Arial Unicode MS" w:hAnsi="Arial Unicode MS" w:eastAsia="Arial Unicode MS"/>
           <w:b w:val="0"/>
           <w:i w:val="0"/>
           <w:color w:val="5B6573"/>
           <w:sz w:val="18"/>
         </w:rPr>
-        <w:t>教師：□ 通過　□ 需修正　缺少：____________　期限：________　期限內補正後改為通過；Gate 不計分。</w:t>
+        <w:t>教師：□ 通過　□ 需修正　缺少：____________　期限：________　期限內補正後改為通過；學習關卡不計分。</w:t>
       </w:r>
     </w:p>
     <w:p>
@@ -200,7 +200,7 @@
       </w:pPr>
       <w:r>
         <w:rPr>
-          <w:rFonts w:ascii="PingFang TC" w:hAnsi="PingFang TC" w:eastAsia="PingFang TC"/>
+          <w:rFonts w:ascii="Arial Unicode MS" w:hAnsi="Arial Unicode MS" w:eastAsia="Arial Unicode MS"/>
           <w:b/>
           <w:i w:val="0"/>
           <w:color w:val="1A2340"/>
@@ -246,7 +246,7 @@
             </w:pPr>
             <w:r>
               <w:rPr>
-                <w:rFonts w:ascii="PingFang TC" w:hAnsi="PingFang TC" w:eastAsia="PingFang TC"/>
+                <w:rFonts w:ascii="Arial Unicode MS" w:hAnsi="Arial Unicode MS" w:eastAsia="Arial Unicode MS"/>
                 <w:b/>
                 <w:i w:val="0"/>
                 <w:color w:val="1D4ED8"/>
@@ -256,7 +256,7 @@
             </w:r>
             <w:r>
               <w:rPr>
-                <w:rFonts w:ascii="PingFang TC" w:hAnsi="PingFang TC" w:eastAsia="PingFang TC"/>
+                <w:rFonts w:ascii="Arial Unicode MS" w:hAnsi="Arial Unicode MS" w:eastAsia="Arial Unicode MS"/>
                 <w:b w:val="0"/>
                 <w:i w:val="0"/>
                 <w:color w:val="1A2340"/>
@@ -289,7 +289,7 @@
             </w:pPr>
             <w:r>
               <w:rPr>
-                <w:rFonts w:ascii="PingFang TC" w:hAnsi="PingFang TC" w:eastAsia="PingFang TC"/>
+                <w:rFonts w:ascii="Arial Unicode MS" w:hAnsi="Arial Unicode MS" w:eastAsia="Arial Unicode MS"/>
                 <w:b/>
                 <w:i w:val="0"/>
                 <w:color w:val="1D4ED8"/>
@@ -299,7 +299,7 @@
             </w:r>
             <w:r>
               <w:rPr>
-                <w:rFonts w:ascii="PingFang TC" w:hAnsi="PingFang TC" w:eastAsia="PingFang TC"/>
+                <w:rFonts w:ascii="Arial Unicode MS" w:hAnsi="Arial Unicode MS" w:eastAsia="Arial Unicode MS"/>
                 <w:b w:val="0"/>
                 <w:i w:val="0"/>
                 <w:color w:val="1A2340"/>
@@ -335,7 +335,7 @@
             </w:pPr>
             <w:r>
               <w:rPr>
-                <w:rFonts w:ascii="PingFang TC" w:hAnsi="PingFang TC" w:eastAsia="PingFang TC"/>
+                <w:rFonts w:ascii="Arial Unicode MS" w:hAnsi="Arial Unicode MS" w:eastAsia="Arial Unicode MS"/>
                 <w:b/>
                 <w:i w:val="0"/>
                 <w:color w:val="1D4ED8"/>
@@ -345,7 +345,7 @@
             </w:r>
             <w:r>
               <w:rPr>
-                <w:rFonts w:ascii="PingFang TC" w:hAnsi="PingFang TC" w:eastAsia="PingFang TC"/>
+                <w:rFonts w:ascii="Arial Unicode MS" w:hAnsi="Arial Unicode MS" w:eastAsia="Arial Unicode MS"/>
                 <w:b w:val="0"/>
                 <w:i w:val="0"/>
                 <w:color w:val="1A2340"/>
@@ -378,7 +378,7 @@
             </w:pPr>
             <w:r>
               <w:rPr>
-                <w:rFonts w:ascii="PingFang TC" w:hAnsi="PingFang TC" w:eastAsia="PingFang TC"/>
+                <w:rFonts w:ascii="Arial Unicode MS" w:hAnsi="Arial Unicode MS" w:eastAsia="Arial Unicode MS"/>
                 <w:b/>
                 <w:i w:val="0"/>
                 <w:color w:val="1D4ED8"/>
@@ -388,7 +388,7 @@
             </w:r>
             <w:r>
               <w:rPr>
-                <w:rFonts w:ascii="PingFang TC" w:hAnsi="PingFang TC" w:eastAsia="PingFang TC"/>
+                <w:rFonts w:ascii="Arial Unicode MS" w:hAnsi="Arial Unicode MS" w:eastAsia="Arial Unicode MS"/>
                 <w:b w:val="0"/>
                 <w:i w:val="0"/>
                 <w:color w:val="1A2340"/>
@@ -408,7 +408,7 @@
       </w:pPr>
       <w:r>
         <w:rPr>
-          <w:rFonts w:ascii="PingFang TC" w:hAnsi="PingFang TC" w:eastAsia="PingFang TC"/>
+          <w:rFonts w:ascii="Arial Unicode MS" w:hAnsi="Arial Unicode MS" w:eastAsia="Arial Unicode MS"/>
           <w:b w:val="0"/>
           <w:i w:val="0"/>
           <w:color w:val="5B6573"/>
@@ -425,7 +425,7 @@
       </w:pPr>
       <w:r>
         <w:rPr>
-          <w:rFonts w:ascii="PingFang TC" w:hAnsi="PingFang TC" w:eastAsia="PingFang TC"/>
+          <w:rFonts w:ascii="Arial Unicode MS" w:hAnsi="Arial Unicode MS" w:eastAsia="Arial Unicode MS"/>
           <w:b/>
           <w:i w:val="0"/>
           <w:color w:val="1D4ED8"/>
@@ -442,7 +442,7 @@
       </w:pPr>
       <w:r>
         <w:rPr>
-          <w:rFonts w:ascii="PingFang TC" w:hAnsi="PingFang TC" w:eastAsia="PingFang TC"/>
+          <w:rFonts w:ascii="Arial Unicode MS" w:hAnsi="Arial Unicode MS" w:eastAsia="Arial Unicode MS"/>
           <w:b w:val="0"/>
           <w:i w:val="0"/>
           <w:color w:val="1A2340"/>
@@ -459,7 +459,7 @@
       </w:pPr>
       <w:r>
         <w:rPr>
-          <w:rFonts w:ascii="PingFang TC" w:hAnsi="PingFang TC" w:eastAsia="PingFang TC"/>
+          <w:rFonts w:ascii="Arial Unicode MS" w:hAnsi="Arial Unicode MS" w:eastAsia="Arial Unicode MS"/>
           <w:b w:val="0"/>
           <w:i w:val="0"/>
           <w:color w:val="1A2340"/>
@@ -476,7 +476,7 @@
       </w:pPr>
       <w:r>
         <w:rPr>
-          <w:rFonts w:ascii="PingFang TC" w:hAnsi="PingFang TC" w:eastAsia="PingFang TC"/>
+          <w:rFonts w:ascii="Arial Unicode MS" w:hAnsi="Arial Unicode MS" w:eastAsia="Arial Unicode MS"/>
           <w:b/>
           <w:i w:val="0"/>
           <w:color w:val="1D4ED8"/>
@@ -493,13 +493,13 @@
       </w:pPr>
       <w:r>
         <w:rPr>
-          <w:rFonts w:ascii="PingFang TC" w:hAnsi="PingFang TC" w:eastAsia="PingFang TC"/>
+          <w:rFonts w:ascii="Arial Unicode MS" w:hAnsi="Arial Unicode MS" w:eastAsia="Arial Unicode MS"/>
           <w:b w:val="0"/>
           <w:i w:val="0"/>
           <w:color w:val="1A2340"/>
           <w:sz w:val="22"/>
         </w:rPr>
-        <w:t>□ 我有 W2 原稿　　□ 未帶 W2：以下為 3–5 句『記憶重建版』（不可取代 Gate 1 原作）</w:t>
+        <w:t>□ 我有 W2 原稿　　□ 未帶 W2：以下為 3–5 句『記憶重建版』（不可取代學習關卡 1 原作）</w:t>
       </w:r>
     </w:p>
     <w:p>
@@ -510,7 +510,7 @@
       </w:pPr>
       <w:r>
         <w:rPr>
-          <w:rFonts w:ascii="PingFang TC" w:hAnsi="PingFang TC" w:eastAsia="PingFang TC"/>
+          <w:rFonts w:ascii="Arial Unicode MS" w:hAnsi="Arial Unicode MS" w:eastAsia="Arial Unicode MS"/>
           <w:b w:val="0"/>
           <w:i w:val="0"/>
           <w:color w:val="1A2340"/>
@@ -527,7 +527,7 @@
       </w:pPr>
       <w:r>
         <w:rPr>
-          <w:rFonts w:ascii="PingFang TC" w:hAnsi="PingFang TC" w:eastAsia="PingFang TC"/>
+          <w:rFonts w:ascii="Arial Unicode MS" w:hAnsi="Arial Unicode MS" w:eastAsia="Arial Unicode MS"/>
           <w:b/>
           <w:i w:val="0"/>
           <w:color w:val="1D4ED8"/>
@@ -544,7 +544,7 @@
       </w:pPr>
       <w:r>
         <w:rPr>
-          <w:rFonts w:ascii="PingFang TC" w:hAnsi="PingFang TC" w:eastAsia="PingFang TC"/>
+          <w:rFonts w:ascii="Arial Unicode MS" w:hAnsi="Arial Unicode MS" w:eastAsia="Arial Unicode MS"/>
           <w:b/>
           <w:i w:val="0"/>
           <w:color w:val="1D4ED8"/>
@@ -554,7 +554,7 @@
       </w:r>
       <w:r>
         <w:rPr>
-          <w:rFonts w:ascii="PingFang TC" w:hAnsi="PingFang TC" w:eastAsia="PingFang TC"/>
+          <w:rFonts w:ascii="Arial Unicode MS" w:hAnsi="Arial Unicode MS" w:eastAsia="Arial Unicode MS"/>
           <w:b w:val="0"/>
           <w:i w:val="0"/>
           <w:color w:val="7B8491"/>
@@ -564,7 +564,7 @@
       </w:r>
       <w:r>
         <w:rPr>
-          <w:rFonts w:ascii="PingFang TC" w:hAnsi="PingFang TC" w:eastAsia="PingFang TC"/>
+          <w:rFonts w:ascii="Arial Unicode MS" w:hAnsi="Arial Unicode MS" w:eastAsia="Arial Unicode MS"/>
           <w:b w:val="0"/>
           <w:i w:val="0"/>
           <w:color w:val="1A2340"/>
@@ -744,7 +744,7 @@
       </w:pPr>
       <w:r>
         <w:rPr>
-          <w:rFonts w:ascii="JetBrains Mono" w:hAnsi="JetBrains Mono" w:eastAsia="PingFang TC"/>
+          <w:rFonts w:ascii="JetBrains Mono" w:hAnsi="JetBrains Mono" w:eastAsia="Arial Unicode MS"/>
           <w:b/>
           <w:i w:val="0"/>
           <w:color w:val="1D4ED8"/>
@@ -761,7 +761,7 @@
       </w:pPr>
       <w:r>
         <w:rPr>
-          <w:rFonts w:ascii="PingFang TC" w:hAnsi="PingFang TC" w:eastAsia="PingFang TC"/>
+          <w:rFonts w:ascii="Arial Unicode MS" w:hAnsi="Arial Unicode MS" w:eastAsia="Arial Unicode MS"/>
           <w:b/>
           <w:i w:val="0"/>
           <w:color w:val="1A2340"/>
@@ -778,7 +778,7 @@
       </w:pPr>
       <w:r>
         <w:rPr>
-          <w:rFonts w:ascii="PingFang TC" w:hAnsi="PingFang TC" w:eastAsia="PingFang TC"/>
+          <w:rFonts w:ascii="Arial Unicode MS" w:hAnsi="Arial Unicode MS" w:eastAsia="Arial Unicode MS"/>
           <w:b w:val="0"/>
           <w:i w:val="0"/>
           <w:color w:val="5B6573"/>
@@ -825,7 +825,7 @@
             </w:pPr>
             <w:r>
               <w:rPr>
-                <w:rFonts w:ascii="PingFang TC" w:hAnsi="PingFang TC" w:eastAsia="PingFang TC"/>
+                <w:rFonts w:ascii="Arial Unicode MS" w:hAnsi="Arial Unicode MS" w:eastAsia="Arial Unicode MS"/>
                 <w:b/>
                 <w:i w:val="0"/>
                 <w:color w:val="B83245"/>
@@ -835,7 +835,7 @@
             </w:r>
             <w:r>
               <w:rPr>
-                <w:rFonts w:ascii="PingFang TC" w:hAnsi="PingFang TC" w:eastAsia="PingFang TC"/>
+                <w:rFonts w:ascii="Arial Unicode MS" w:hAnsi="Arial Unicode MS" w:eastAsia="Arial Unicode MS"/>
                 <w:b w:val="0"/>
                 <w:i w:val="0"/>
                 <w:color w:val="1A2340"/>
@@ -855,7 +855,7 @@
       </w:pPr>
       <w:r>
         <w:rPr>
-          <w:rFonts w:ascii="JetBrains Mono" w:hAnsi="JetBrains Mono" w:eastAsia="PingFang TC"/>
+          <w:rFonts w:ascii="JetBrains Mono" w:hAnsi="JetBrains Mono" w:eastAsia="Arial Unicode MS"/>
           <w:b/>
           <w:i w:val="0"/>
           <w:color w:val="1D4ED8"/>
@@ -865,7 +865,7 @@
       </w:r>
       <w:r>
         <w:rPr>
-          <w:rFonts w:ascii="PingFang TC" w:hAnsi="PingFang TC" w:eastAsia="PingFang TC"/>
+          <w:rFonts w:ascii="Arial Unicode MS" w:hAnsi="Arial Unicode MS" w:eastAsia="Arial Unicode MS"/>
           <w:b w:val="0"/>
           <w:i w:val="0"/>
           <w:color w:val="1D4ED8"/>
@@ -875,7 +875,7 @@
       </w:r>
       <w:r>
         <w:rPr>
-          <w:rFonts w:ascii="PingFang TC" w:hAnsi="PingFang TC" w:eastAsia="PingFang TC"/>
+          <w:rFonts w:ascii="Arial Unicode MS" w:hAnsi="Arial Unicode MS" w:eastAsia="Arial Unicode MS"/>
           <w:b/>
           <w:i w:val="0"/>
           <w:color w:val="1A2340"/>
@@ -921,7 +921,7 @@
             </w:pPr>
             <w:r>
               <w:rPr>
-                <w:rFonts w:ascii="PingFang TC" w:hAnsi="PingFang TC" w:eastAsia="PingFang TC"/>
+                <w:rFonts w:ascii="Arial Unicode MS" w:hAnsi="Arial Unicode MS" w:eastAsia="Arial Unicode MS"/>
                 <w:b/>
                 <w:i w:val="0"/>
                 <w:color w:val="1D4ED8"/>
@@ -954,7 +954,7 @@
             </w:pPr>
             <w:r>
               <w:rPr>
-                <w:rFonts w:ascii="PingFang TC" w:hAnsi="PingFang TC" w:eastAsia="PingFang TC"/>
+                <w:rFonts w:ascii="Arial Unicode MS" w:hAnsi="Arial Unicode MS" w:eastAsia="Arial Unicode MS"/>
                 <w:b w:val="0"/>
                 <w:i w:val="0"/>
                 <w:color w:val="1A2340"/>
@@ -990,7 +990,7 @@
             </w:pPr>
             <w:r>
               <w:rPr>
-                <w:rFonts w:ascii="PingFang TC" w:hAnsi="PingFang TC" w:eastAsia="PingFang TC"/>
+                <w:rFonts w:ascii="Arial Unicode MS" w:hAnsi="Arial Unicode MS" w:eastAsia="Arial Unicode MS"/>
                 <w:b/>
                 <w:i w:val="0"/>
                 <w:color w:val="1D4ED8"/>
@@ -1023,7 +1023,7 @@
             </w:pPr>
             <w:r>
               <w:rPr>
-                <w:rFonts w:ascii="PingFang TC" w:hAnsi="PingFang TC" w:eastAsia="PingFang TC"/>
+                <w:rFonts w:ascii="Arial Unicode MS" w:hAnsi="Arial Unicode MS" w:eastAsia="Arial Unicode MS"/>
                 <w:b w:val="0"/>
                 <w:i w:val="0"/>
                 <w:color w:val="1A2340"/>
@@ -1059,7 +1059,7 @@
             </w:pPr>
             <w:r>
               <w:rPr>
-                <w:rFonts w:ascii="PingFang TC" w:hAnsi="PingFang TC" w:eastAsia="PingFang TC"/>
+                <w:rFonts w:ascii="Arial Unicode MS" w:hAnsi="Arial Unicode MS" w:eastAsia="Arial Unicode MS"/>
                 <w:b/>
                 <w:i w:val="0"/>
                 <w:color w:val="1D4ED8"/>
@@ -1092,7 +1092,7 @@
             </w:pPr>
             <w:r>
               <w:rPr>
-                <w:rFonts w:ascii="PingFang TC" w:hAnsi="PingFang TC" w:eastAsia="PingFang TC"/>
+                <w:rFonts w:ascii="Arial Unicode MS" w:hAnsi="Arial Unicode MS" w:eastAsia="Arial Unicode MS"/>
                 <w:b w:val="0"/>
                 <w:i w:val="0"/>
                 <w:color w:val="1A2340"/>
@@ -1128,7 +1128,7 @@
             </w:pPr>
             <w:r>
               <w:rPr>
-                <w:rFonts w:ascii="PingFang TC" w:hAnsi="PingFang TC" w:eastAsia="PingFang TC"/>
+                <w:rFonts w:ascii="Arial Unicode MS" w:hAnsi="Arial Unicode MS" w:eastAsia="Arial Unicode MS"/>
                 <w:b/>
                 <w:i w:val="0"/>
                 <w:color w:val="1D4ED8"/>
@@ -1161,7 +1161,7 @@
             </w:pPr>
             <w:r>
               <w:rPr>
-                <w:rFonts w:ascii="PingFang TC" w:hAnsi="PingFang TC" w:eastAsia="PingFang TC"/>
+                <w:rFonts w:ascii="Arial Unicode MS" w:hAnsi="Arial Unicode MS" w:eastAsia="Arial Unicode MS"/>
                 <w:b w:val="0"/>
                 <w:i w:val="0"/>
                 <w:color w:val="1A2340"/>
@@ -1181,7 +1181,7 @@
       </w:pPr>
       <w:r>
         <w:rPr>
-          <w:rFonts w:ascii="JetBrains Mono" w:hAnsi="JetBrains Mono" w:eastAsia="PingFang TC"/>
+          <w:rFonts w:ascii="JetBrains Mono" w:hAnsi="JetBrains Mono" w:eastAsia="Arial Unicode MS"/>
           <w:b/>
           <w:i w:val="0"/>
           <w:color w:val="1D4ED8"/>
@@ -1191,7 +1191,7 @@
       </w:r>
       <w:r>
         <w:rPr>
-          <w:rFonts w:ascii="PingFang TC" w:hAnsi="PingFang TC" w:eastAsia="PingFang TC"/>
+          <w:rFonts w:ascii="Arial Unicode MS" w:hAnsi="Arial Unicode MS" w:eastAsia="Arial Unicode MS"/>
           <w:b w:val="0"/>
           <w:i w:val="0"/>
           <w:color w:val="1D4ED8"/>
@@ -1201,7 +1201,7 @@
       </w:r>
       <w:r>
         <w:rPr>
-          <w:rFonts w:ascii="PingFang TC" w:hAnsi="PingFang TC" w:eastAsia="PingFang TC"/>
+          <w:rFonts w:ascii="Arial Unicode MS" w:hAnsi="Arial Unicode MS" w:eastAsia="Arial Unicode MS"/>
           <w:b/>
           <w:i w:val="0"/>
           <w:color w:val="1A2340"/>
@@ -1218,7 +1218,7 @@
       </w:pPr>
       <w:r>
         <w:rPr>
-          <w:rFonts w:ascii="PingFang TC" w:hAnsi="PingFang TC" w:eastAsia="PingFang TC"/>
+          <w:rFonts w:ascii="Arial Unicode MS" w:hAnsi="Arial Unicode MS" w:eastAsia="Arial Unicode MS"/>
           <w:b w:val="0"/>
           <w:i w:val="0"/>
           <w:color w:val="5B6573"/>
@@ -1235,7 +1235,7 @@
       </w:pPr>
       <w:r>
         <w:rPr>
-          <w:rFonts w:ascii="PingFang TC" w:hAnsi="PingFang TC" w:eastAsia="PingFang TC"/>
+          <w:rFonts w:ascii="Arial Unicode MS" w:hAnsi="Arial Unicode MS" w:eastAsia="Arial Unicode MS"/>
           <w:b/>
           <w:i w:val="0"/>
           <w:color w:val="5B6573"/>
@@ -1245,7 +1245,7 @@
       </w:r>
       <w:r>
         <w:rPr>
-          <w:rFonts w:ascii="PingFang TC" w:hAnsi="PingFang TC" w:eastAsia="PingFang TC"/>
+          <w:rFonts w:ascii="Arial Unicode MS" w:hAnsi="Arial Unicode MS" w:eastAsia="Arial Unicode MS"/>
           <w:b w:val="0"/>
           <w:i w:val="0"/>
           <w:color w:val="7B8491"/>
@@ -1255,7 +1255,7 @@
       </w:r>
       <w:r>
         <w:rPr>
-          <w:rFonts w:ascii="PingFang TC" w:hAnsi="PingFang TC" w:eastAsia="PingFang TC"/>
+          <w:rFonts w:ascii="Arial Unicode MS" w:hAnsi="Arial Unicode MS" w:eastAsia="Arial Unicode MS"/>
           <w:b w:val="0"/>
           <w:i w:val="0"/>
           <w:color w:val="1A2340"/>
@@ -1344,7 +1344,7 @@
       </w:pPr>
       <w:r>
         <w:rPr>
-          <w:rFonts w:ascii="PingFang TC" w:hAnsi="PingFang TC" w:eastAsia="PingFang TC"/>
+          <w:rFonts w:ascii="Arial Unicode MS" w:hAnsi="Arial Unicode MS" w:eastAsia="Arial Unicode MS"/>
           <w:b/>
           <w:i w:val="0"/>
           <w:color w:val="5B6573"/>
@@ -1354,7 +1354,7 @@
       </w:r>
       <w:r>
         <w:rPr>
-          <w:rFonts w:ascii="PingFang TC" w:hAnsi="PingFang TC" w:eastAsia="PingFang TC"/>
+          <w:rFonts w:ascii="Arial Unicode MS" w:hAnsi="Arial Unicode MS" w:eastAsia="Arial Unicode MS"/>
           <w:b w:val="0"/>
           <w:i w:val="0"/>
           <w:color w:val="7B8491"/>
@@ -1364,7 +1364,7 @@
       </w:r>
       <w:r>
         <w:rPr>
-          <w:rFonts w:ascii="PingFang TC" w:hAnsi="PingFang TC" w:eastAsia="PingFang TC"/>
+          <w:rFonts w:ascii="Arial Unicode MS" w:hAnsi="Arial Unicode MS" w:eastAsia="Arial Unicode MS"/>
           <w:b w:val="0"/>
           <w:i w:val="0"/>
           <w:color w:val="1A2340"/>
@@ -1453,7 +1453,7 @@
       </w:pPr>
       <w:r>
         <w:rPr>
-          <w:rFonts w:ascii="PingFang TC" w:hAnsi="PingFang TC" w:eastAsia="PingFang TC"/>
+          <w:rFonts w:ascii="Arial Unicode MS" w:hAnsi="Arial Unicode MS" w:eastAsia="Arial Unicode MS"/>
           <w:b/>
           <w:i w:val="0"/>
           <w:color w:val="5B6573"/>
@@ -1463,7 +1463,7 @@
       </w:r>
       <w:r>
         <w:rPr>
-          <w:rFonts w:ascii="PingFang TC" w:hAnsi="PingFang TC" w:eastAsia="PingFang TC"/>
+          <w:rFonts w:ascii="Arial Unicode MS" w:hAnsi="Arial Unicode MS" w:eastAsia="Arial Unicode MS"/>
           <w:b w:val="0"/>
           <w:i w:val="0"/>
           <w:color w:val="7B8491"/>
@@ -1473,7 +1473,7 @@
       </w:r>
       <w:r>
         <w:rPr>
-          <w:rFonts w:ascii="PingFang TC" w:hAnsi="PingFang TC" w:eastAsia="PingFang TC"/>
+          <w:rFonts w:ascii="Arial Unicode MS" w:hAnsi="Arial Unicode MS" w:eastAsia="Arial Unicode MS"/>
           <w:b w:val="0"/>
           <w:i w:val="0"/>
           <w:color w:val="1A2340"/>
@@ -1532,7 +1532,7 @@
       </w:pPr>
       <w:r>
         <w:rPr>
-          <w:rFonts w:ascii="JetBrains Mono" w:hAnsi="JetBrains Mono" w:eastAsia="PingFang TC"/>
+          <w:rFonts w:ascii="JetBrains Mono" w:hAnsi="JetBrains Mono" w:eastAsia="Arial Unicode MS"/>
           <w:b/>
           <w:i w:val="0"/>
           <w:color w:val="1D4ED8"/>
@@ -1542,7 +1542,7 @@
       </w:r>
       <w:r>
         <w:rPr>
-          <w:rFonts w:ascii="PingFang TC" w:hAnsi="PingFang TC" w:eastAsia="PingFang TC"/>
+          <w:rFonts w:ascii="Arial Unicode MS" w:hAnsi="Arial Unicode MS" w:eastAsia="Arial Unicode MS"/>
           <w:b w:val="0"/>
           <w:i w:val="0"/>
           <w:color w:val="1D4ED8"/>
@@ -1552,7 +1552,7 @@
       </w:r>
       <w:r>
         <w:rPr>
-          <w:rFonts w:ascii="PingFang TC" w:hAnsi="PingFang TC" w:eastAsia="PingFang TC"/>
+          <w:rFonts w:ascii="Arial Unicode MS" w:hAnsi="Arial Unicode MS" w:eastAsia="Arial Unicode MS"/>
           <w:b/>
           <w:i w:val="0"/>
           <w:color w:val="1A2340"/>
@@ -1569,7 +1569,7 @@
       </w:pPr>
       <w:r>
         <w:rPr>
-          <w:rFonts w:ascii="PingFang TC" w:hAnsi="PingFang TC" w:eastAsia="PingFang TC"/>
+          <w:rFonts w:ascii="Arial Unicode MS" w:hAnsi="Arial Unicode MS" w:eastAsia="Arial Unicode MS"/>
           <w:b/>
           <w:i w:val="0"/>
           <w:color w:val="1A2340"/>
@@ -1587,7 +1587,7 @@
       </w:pPr>
       <w:r>
         <w:rPr>
-          <w:rFonts w:ascii="JetBrains Mono" w:hAnsi="JetBrains Mono" w:eastAsia="PingFang TC"/>
+          <w:rFonts w:ascii="JetBrains Mono" w:hAnsi="JetBrains Mono" w:eastAsia="Arial Unicode MS"/>
           <w:b/>
           <w:i w:val="0"/>
           <w:color w:val="1D4ED8"/>
@@ -1604,7 +1604,7 @@
       </w:pPr>
       <w:r>
         <w:rPr>
-          <w:rFonts w:ascii="PingFang TC" w:hAnsi="PingFang TC" w:eastAsia="PingFang TC"/>
+          <w:rFonts w:ascii="Arial Unicode MS" w:hAnsi="Arial Unicode MS" w:eastAsia="Arial Unicode MS"/>
           <w:b/>
           <w:i w:val="0"/>
           <w:color w:val="1A2340"/>
@@ -1621,7 +1621,7 @@
       </w:pPr>
       <w:r>
         <w:rPr>
-          <w:rFonts w:ascii="PingFang TC" w:hAnsi="PingFang TC" w:eastAsia="PingFang TC"/>
+          <w:rFonts w:ascii="Arial Unicode MS" w:hAnsi="Arial Unicode MS" w:eastAsia="Arial Unicode MS"/>
           <w:b w:val="0"/>
           <w:i w:val="0"/>
           <w:color w:val="5B6573"/>
@@ -1638,7 +1638,7 @@
       </w:pPr>
       <w:r>
         <w:rPr>
-          <w:rFonts w:ascii="JetBrains Mono" w:hAnsi="JetBrains Mono" w:eastAsia="PingFang TC"/>
+          <w:rFonts w:ascii="JetBrains Mono" w:hAnsi="JetBrains Mono" w:eastAsia="Arial Unicode MS"/>
           <w:b/>
           <w:i w:val="0"/>
           <w:color w:val="1D4ED8"/>
@@ -1648,7 +1648,7 @@
       </w:r>
       <w:r>
         <w:rPr>
-          <w:rFonts w:ascii="PingFang TC" w:hAnsi="PingFang TC" w:eastAsia="PingFang TC"/>
+          <w:rFonts w:ascii="Arial Unicode MS" w:hAnsi="Arial Unicode MS" w:eastAsia="Arial Unicode MS"/>
           <w:b w:val="0"/>
           <w:i w:val="0"/>
           <w:color w:val="1D4ED8"/>
@@ -1658,7 +1658,7 @@
       </w:r>
       <w:r>
         <w:rPr>
-          <w:rFonts w:ascii="PingFang TC" w:hAnsi="PingFang TC" w:eastAsia="PingFang TC"/>
+          <w:rFonts w:ascii="Arial Unicode MS" w:hAnsi="Arial Unicode MS" w:eastAsia="Arial Unicode MS"/>
           <w:b/>
           <w:i w:val="0"/>
           <w:color w:val="1A2340"/>
@@ -1675,7 +1675,7 @@
       </w:pPr>
       <w:r>
         <w:rPr>
-          <w:rFonts w:ascii="PingFang TC" w:hAnsi="PingFang TC" w:eastAsia="PingFang TC"/>
+          <w:rFonts w:ascii="Arial Unicode MS" w:hAnsi="Arial Unicode MS" w:eastAsia="Arial Unicode MS"/>
           <w:b w:val="0"/>
           <w:i w:val="0"/>
           <w:color w:val="1A2340"/>
@@ -1692,7 +1692,7 @@
       </w:pPr>
       <w:r>
         <w:rPr>
-          <w:rFonts w:ascii="PingFang TC" w:hAnsi="PingFang TC" w:eastAsia="PingFang TC"/>
+          <w:rFonts w:ascii="Arial Unicode MS" w:hAnsi="Arial Unicode MS" w:eastAsia="Arial Unicode MS"/>
           <w:b/>
           <w:i w:val="0"/>
           <w:color w:val="5B6573"/>
@@ -1702,7 +1702,7 @@
       </w:r>
       <w:r>
         <w:rPr>
-          <w:rFonts w:ascii="PingFang TC" w:hAnsi="PingFang TC" w:eastAsia="PingFang TC"/>
+          <w:rFonts w:ascii="Arial Unicode MS" w:hAnsi="Arial Unicode MS" w:eastAsia="Arial Unicode MS"/>
           <w:b w:val="0"/>
           <w:i w:val="0"/>
           <w:color w:val="7B8491"/>
@@ -1712,7 +1712,7 @@
       </w:r>
       <w:r>
         <w:rPr>
-          <w:rFonts w:ascii="PingFang TC" w:hAnsi="PingFang TC" w:eastAsia="PingFang TC"/>
+          <w:rFonts w:ascii="Arial Unicode MS" w:hAnsi="Arial Unicode MS" w:eastAsia="Arial Unicode MS"/>
           <w:b w:val="0"/>
           <w:i w:val="0"/>
           <w:color w:val="1A2340"/>
@@ -1801,7 +1801,7 @@
       </w:pPr>
       <w:r>
         <w:rPr>
-          <w:rFonts w:ascii="PingFang TC" w:hAnsi="PingFang TC" w:eastAsia="PingFang TC"/>
+          <w:rFonts w:ascii="Arial Unicode MS" w:hAnsi="Arial Unicode MS" w:eastAsia="Arial Unicode MS"/>
           <w:b/>
           <w:i w:val="0"/>
           <w:color w:val="5B6573"/>
@@ -1811,7 +1811,7 @@
       </w:r>
       <w:r>
         <w:rPr>
-          <w:rFonts w:ascii="PingFang TC" w:hAnsi="PingFang TC" w:eastAsia="PingFang TC"/>
+          <w:rFonts w:ascii="Arial Unicode MS" w:hAnsi="Arial Unicode MS" w:eastAsia="Arial Unicode MS"/>
           <w:b w:val="0"/>
           <w:i w:val="0"/>
           <w:color w:val="7B8491"/>
@@ -1821,7 +1821,7 @@
       </w:r>
       <w:r>
         <w:rPr>
-          <w:rFonts w:ascii="PingFang TC" w:hAnsi="PingFang TC" w:eastAsia="PingFang TC"/>
+          <w:rFonts w:ascii="Arial Unicode MS" w:hAnsi="Arial Unicode MS" w:eastAsia="Arial Unicode MS"/>
           <w:b w:val="0"/>
           <w:i w:val="0"/>
           <w:color w:val="1A2340"/>
@@ -1910,7 +1910,7 @@
       </w:pPr>
       <w:r>
         <w:rPr>
-          <w:rFonts w:ascii="JetBrains Mono" w:hAnsi="JetBrains Mono" w:eastAsia="PingFang TC"/>
+          <w:rFonts w:ascii="JetBrains Mono" w:hAnsi="JetBrains Mono" w:eastAsia="Arial Unicode MS"/>
           <w:b/>
           <w:i w:val="0"/>
           <w:color w:val="1D4ED8"/>
@@ -1920,7 +1920,7 @@
       </w:r>
       <w:r>
         <w:rPr>
-          <w:rFonts w:ascii="PingFang TC" w:hAnsi="PingFang TC" w:eastAsia="PingFang TC"/>
+          <w:rFonts w:ascii="Arial Unicode MS" w:hAnsi="Arial Unicode MS" w:eastAsia="Arial Unicode MS"/>
           <w:b w:val="0"/>
           <w:i w:val="0"/>
           <w:color w:val="1D4ED8"/>
@@ -1930,7 +1930,7 @@
       </w:r>
       <w:r>
         <w:rPr>
-          <w:rFonts w:ascii="PingFang TC" w:hAnsi="PingFang TC" w:eastAsia="PingFang TC"/>
+          <w:rFonts w:ascii="Arial Unicode MS" w:hAnsi="Arial Unicode MS" w:eastAsia="Arial Unicode MS"/>
           <w:b/>
           <w:i w:val="0"/>
           <w:color w:val="1A2340"/>
@@ -1947,7 +1947,7 @@
       </w:pPr>
       <w:r>
         <w:rPr>
-          <w:rFonts w:ascii="PingFang TC" w:hAnsi="PingFang TC" w:eastAsia="PingFang TC"/>
+          <w:rFonts w:ascii="Arial Unicode MS" w:hAnsi="Arial Unicode MS" w:eastAsia="Arial Unicode MS"/>
           <w:b/>
           <w:i w:val="0"/>
           <w:color w:val="1A2340"/>
@@ -2156,7 +2156,7 @@
       </w:pPr>
       <w:r>
         <w:rPr>
-          <w:rFonts w:ascii="JetBrains Mono" w:hAnsi="JetBrains Mono" w:eastAsia="PingFang TC"/>
+          <w:rFonts w:ascii="JetBrains Mono" w:hAnsi="JetBrains Mono" w:eastAsia="Arial Unicode MS"/>
           <w:b/>
           <w:i w:val="0"/>
           <w:color w:val="1D4ED8"/>
@@ -2166,7 +2166,7 @@
       </w:r>
       <w:r>
         <w:rPr>
-          <w:rFonts w:ascii="PingFang TC" w:hAnsi="PingFang TC" w:eastAsia="PingFang TC"/>
+          <w:rFonts w:ascii="Arial Unicode MS" w:hAnsi="Arial Unicode MS" w:eastAsia="Arial Unicode MS"/>
           <w:b w:val="0"/>
           <w:i w:val="0"/>
           <w:color w:val="1D4ED8"/>
@@ -2176,7 +2176,7 @@
       </w:r>
       <w:r>
         <w:rPr>
-          <w:rFonts w:ascii="PingFang TC" w:hAnsi="PingFang TC" w:eastAsia="PingFang TC"/>
+          <w:rFonts w:ascii="Arial Unicode MS" w:hAnsi="Arial Unicode MS" w:eastAsia="Arial Unicode MS"/>
           <w:b/>
           <w:i w:val="0"/>
           <w:color w:val="1A2340"/>
@@ -2223,7 +2223,7 @@
             </w:pPr>
             <w:r>
               <w:rPr>
-                <w:rFonts w:ascii="PingFang TC" w:hAnsi="PingFang TC" w:eastAsia="PingFang TC"/>
+                <w:rFonts w:ascii="Arial Unicode MS" w:hAnsi="Arial Unicode MS" w:eastAsia="Arial Unicode MS"/>
                 <w:b/>
                 <w:i w:val="0"/>
                 <w:color w:val="1D4ED8"/>
@@ -2233,7 +2233,7 @@
             </w:r>
             <w:r>
               <w:rPr>
-                <w:rFonts w:ascii="PingFang TC" w:hAnsi="PingFang TC" w:eastAsia="PingFang TC"/>
+                <w:rFonts w:ascii="Arial Unicode MS" w:hAnsi="Arial Unicode MS" w:eastAsia="Arial Unicode MS"/>
                 <w:b w:val="0"/>
                 <w:i w:val="0"/>
                 <w:color w:val="1A2340"/>
@@ -2243,7 +2243,7 @@
             </w:r>
             <w:r>
               <w:rPr>
-                <w:rFonts w:ascii="PingFang TC" w:hAnsi="PingFang TC" w:eastAsia="PingFang TC"/>
+                <w:rFonts w:ascii="Arial Unicode MS" w:hAnsi="Arial Unicode MS" w:eastAsia="Arial Unicode MS"/>
                 <w:b/>
                 <w:i w:val="0"/>
                 <w:color w:val="1D4ED8"/>
@@ -2253,7 +2253,7 @@
             </w:r>
             <w:r>
               <w:rPr>
-                <w:rFonts w:ascii="PingFang TC" w:hAnsi="PingFang TC" w:eastAsia="PingFang TC"/>
+                <w:rFonts w:ascii="Arial Unicode MS" w:hAnsi="Arial Unicode MS" w:eastAsia="Arial Unicode MS"/>
                 <w:b w:val="0"/>
                 <w:i w:val="0"/>
                 <w:color w:val="1A2340"/>
@@ -2270,7 +2270,7 @@
             </w:pPr>
             <w:r>
               <w:rPr>
-                <w:rFonts w:ascii="PingFang TC" w:hAnsi="PingFang TC" w:eastAsia="PingFang TC"/>
+                <w:rFonts w:ascii="Arial Unicode MS" w:hAnsi="Arial Unicode MS" w:eastAsia="Arial Unicode MS"/>
                 <w:b/>
                 <w:i w:val="0"/>
                 <w:color w:val="1D4ED8"/>
@@ -2280,7 +2280,7 @@
             </w:r>
             <w:r>
               <w:rPr>
-                <w:rFonts w:ascii="PingFang TC" w:hAnsi="PingFang TC" w:eastAsia="PingFang TC"/>
+                <w:rFonts w:ascii="Arial Unicode MS" w:hAnsi="Arial Unicode MS" w:eastAsia="Arial Unicode MS"/>
                 <w:b w:val="0"/>
                 <w:i w:val="0"/>
                 <w:color w:val="1A2340"/>
@@ -2290,7 +2290,7 @@
             </w:r>
             <w:r>
               <w:rPr>
-                <w:rFonts w:ascii="PingFang TC" w:hAnsi="PingFang TC" w:eastAsia="PingFang TC"/>
+                <w:rFonts w:ascii="Arial Unicode MS" w:hAnsi="Arial Unicode MS" w:eastAsia="Arial Unicode MS"/>
                 <w:b/>
                 <w:i w:val="0"/>
                 <w:color w:val="1D4ED8"/>
@@ -2300,7 +2300,7 @@
             </w:r>
             <w:r>
               <w:rPr>
-                <w:rFonts w:ascii="PingFang TC" w:hAnsi="PingFang TC" w:eastAsia="PingFang TC"/>
+                <w:rFonts w:ascii="Arial Unicode MS" w:hAnsi="Arial Unicode MS" w:eastAsia="Arial Unicode MS"/>
                 <w:b w:val="0"/>
                 <w:i w:val="0"/>
                 <w:color w:val="1A2340"/>
@@ -2320,7 +2320,7 @@
       </w:pPr>
       <w:r>
         <w:rPr>
-          <w:rFonts w:ascii="JetBrains Mono" w:hAnsi="JetBrains Mono" w:eastAsia="PingFang TC"/>
+          <w:rFonts w:ascii="JetBrains Mono" w:hAnsi="JetBrains Mono" w:eastAsia="Arial Unicode MS"/>
           <w:b/>
           <w:i w:val="0"/>
           <w:color w:val="1D4ED8"/>
@@ -2330,7 +2330,7 @@
       </w:r>
       <w:r>
         <w:rPr>
-          <w:rFonts w:ascii="PingFang TC" w:hAnsi="PingFang TC" w:eastAsia="PingFang TC"/>
+          <w:rFonts w:ascii="Arial Unicode MS" w:hAnsi="Arial Unicode MS" w:eastAsia="Arial Unicode MS"/>
           <w:b w:val="0"/>
           <w:i w:val="0"/>
           <w:color w:val="1D4ED8"/>
@@ -2340,7 +2340,7 @@
       </w:r>
       <w:r>
         <w:rPr>
-          <w:rFonts w:ascii="PingFang TC" w:hAnsi="PingFang TC" w:eastAsia="PingFang TC"/>
+          <w:rFonts w:ascii="Arial Unicode MS" w:hAnsi="Arial Unicode MS" w:eastAsia="Arial Unicode MS"/>
           <w:b/>
           <w:i w:val="0"/>
           <w:color w:val="1A2340"/>
@@ -2357,7 +2357,7 @@
       </w:pPr>
       <w:r>
         <w:rPr>
-          <w:rFonts w:ascii="PingFang TC" w:hAnsi="PingFang TC" w:eastAsia="PingFang TC"/>
+          <w:rFonts w:ascii="Arial Unicode MS" w:hAnsi="Arial Unicode MS" w:eastAsia="Arial Unicode MS"/>
           <w:b w:val="0"/>
           <w:i w:val="0"/>
           <w:color w:val="1A2340"/>
@@ -2375,7 +2375,7 @@
       </w:pPr>
       <w:r>
         <w:rPr>
-          <w:rFonts w:ascii="JetBrains Mono" w:hAnsi="JetBrains Mono" w:eastAsia="PingFang TC"/>
+          <w:rFonts w:ascii="JetBrains Mono" w:hAnsi="JetBrains Mono" w:eastAsia="Arial Unicode MS"/>
           <w:b/>
           <w:i w:val="0"/>
           <w:color w:val="1D4ED8"/>
@@ -2392,13 +2392,13 @@
       </w:pPr>
       <w:r>
         <w:rPr>
-          <w:rFonts w:ascii="PingFang TC" w:hAnsi="PingFang TC" w:eastAsia="PingFang TC"/>
+          <w:rFonts w:ascii="Arial Unicode MS" w:hAnsi="Arial Unicode MS" w:eastAsia="Arial Unicode MS"/>
           <w:b/>
           <w:i w:val="0"/>
           <w:color w:val="1A2340"/>
           <w:sz w:val="44"/>
         </w:rPr>
-        <w:t>自留札記｜這一頁不交</w:t>
+        <w:t>個人反思｜可留白・不計分</w:t>
       </w:r>
     </w:p>
     <w:p>
@@ -2409,31 +2409,13 @@
       </w:pPr>
       <w:r>
         <w:rPr>
-          <w:rFonts w:ascii="PingFang TC" w:hAnsi="PingFang TC" w:eastAsia="PingFang TC"/>
+          <w:rFonts w:ascii="Arial Unicode MS" w:hAnsi="Arial Unicode MS" w:eastAsia="Arial Unicode MS"/>
           <w:b w:val="0"/>
           <w:i w:val="0"/>
           <w:color w:val="5B6573"/>
           <w:sz w:val="22"/>
         </w:rPr>
-        <w:t>收件前沿虛線撕下，由你帶走；教師只收第 1–3 頁。</w:t>
-      </w:r>
-    </w:p>
-    <w:p>
-      <w:pPr>
-        <w:keepNext w:val="0"/>
-        <w:keepLines w:val="0"/>
-        <w:spacing w:before="40" w:after="100" w:line="293" w:lineRule="auto"/>
-        <w:jc w:val="center"/>
-      </w:pPr>
-      <w:r>
-        <w:rPr>
-          <w:rFonts w:ascii="PingFang TC" w:hAnsi="PingFang TC" w:eastAsia="PingFang TC"/>
-          <w:b/>
-          <w:i w:val="0"/>
-          <w:color w:val="B83245"/>
-          <w:sz w:val="18"/>
-        </w:rPr>
-        <w:t>✂  ───────────────────────  沿這裡撕下  ───────────────────────  ✂</w:t>
+        <w:t>本頁隨整本收回保管；不能交出的隱私不要寫。</w:t>
       </w:r>
     </w:p>
     <w:tbl>
@@ -2474,7 +2456,7 @@
             </w:pPr>
             <w:r>
               <w:rPr>
-                <w:rFonts w:ascii="PingFang TC" w:hAnsi="PingFang TC" w:eastAsia="PingFang TC"/>
+                <w:rFonts w:ascii="Arial Unicode MS" w:hAnsi="Arial Unicode MS" w:eastAsia="Arial Unicode MS"/>
                 <w:b/>
                 <w:i w:val="0"/>
                 <w:color w:val="1D4ED8"/>
@@ -2484,13 +2466,13 @@
             </w:r>
             <w:r>
               <w:rPr>
-                <w:rFonts w:ascii="PingFang TC" w:hAnsi="PingFang TC" w:eastAsia="PingFang TC"/>
+                <w:rFonts w:ascii="Arial Unicode MS" w:hAnsi="Arial Unicode MS" w:eastAsia="Arial Unicode MS"/>
                 <w:b w:val="0"/>
                 <w:i w:val="0"/>
                 <w:color w:val="1A2340"/>
                 <w:sz w:val="22"/>
               </w:rPr>
-              <w:t xml:space="preserve"> 這頁不讀、不計分、不分享；想留白也可以。</w:t>
+              <w:t xml:space="preserve"> 可改寫、用代稱或留白；本頁不作 15 分或學習關卡證據。</w:t>
             </w:r>
           </w:p>
         </w:tc>
@@ -2504,7 +2486,7 @@
       </w:pPr>
       <w:r>
         <w:rPr>
-          <w:rFonts w:ascii="PingFang TC" w:hAnsi="PingFang TC" w:eastAsia="PingFang TC"/>
+          <w:rFonts w:ascii="Arial Unicode MS" w:hAnsi="Arial Unicode MS" w:eastAsia="Arial Unicode MS"/>
           <w:b/>
           <w:i w:val="0"/>
           <w:color w:val="1A2340"/>
@@ -2521,7 +2503,7 @@
       </w:pPr>
       <w:r>
         <w:rPr>
-          <w:rFonts w:ascii="PingFang TC" w:hAnsi="PingFang TC" w:eastAsia="PingFang TC"/>
+          <w:rFonts w:ascii="Arial Unicode MS" w:hAnsi="Arial Unicode MS" w:eastAsia="Arial Unicode MS"/>
           <w:b w:val="0"/>
           <w:i w:val="0"/>
           <w:color w:val="5B6573"/>
@@ -2996,18 +2978,18 @@
       <w:pPr>
         <w:keepNext w:val="0"/>
         <w:keepLines w:val="0"/>
-        <w:spacing w:before="120" w:after="0" w:line="293" w:lineRule="auto"/>
+        <w:spacing w:before="80" w:after="0" w:line="293" w:lineRule="auto"/>
         <w:jc w:val="center"/>
       </w:pPr>
       <w:r>
         <w:rPr>
-          <w:rFonts w:ascii="PingFang TC" w:hAnsi="PingFang TC" w:eastAsia="PingFang TC"/>
+          <w:rFonts w:ascii="Arial Unicode MS" w:hAnsi="Arial Unicode MS" w:eastAsia="Arial Unicode MS"/>
           <w:b/>
           <w:i w:val="0"/>
-          <w:color w:val="B83245"/>
+          <w:color w:val="1D4ED8"/>
           <w:sz w:val="22"/>
         </w:rPr>
-        <w:t>這頁由學生保管。教師收件範圍：第 1–3 頁。</w:t>
+        <w:t>收件確認｜□ 只拍自己的第 1–4 頁上傳 Classroom　□ 紙本全本交回　□ 不拍同學</w:t>
       </w:r>
     </w:p>
     <w:sectPr>
@@ -3032,7 +3014,7 @@
     </w:pPr>
     <w:r>
       <w:rPr>
-        <w:rFonts w:ascii="JetBrains Mono" w:hAnsi="JetBrains Mono" w:eastAsia="PingFang TC"/>
+        <w:rFonts w:ascii="JetBrains Mono" w:hAnsi="JetBrains Mono" w:eastAsia="Arial Unicode MS"/>
         <w:b w:val="0"/>
         <w:i w:val="0"/>
         <w:color w:val="7B8491"/>
@@ -3042,7 +3024,7 @@
     </w:r>
     <w:r>
       <w:rPr>
-        <w:rFonts w:ascii="JetBrains Mono" w:hAnsi="JetBrains Mono" w:eastAsia="PingFang TC"/>
+        <w:rFonts w:ascii="JetBrains Mono" w:hAnsi="JetBrains Mono" w:eastAsia="Arial Unicode MS"/>
         <w:b w:val="0"/>
         <w:i w:val="0"/>
         <w:color w:val="7B8491"/>
@@ -3056,7 +3038,7 @@
     </w:r>
     <w:r>
       <w:rPr>
-        <w:rFonts w:ascii="JetBrains Mono" w:hAnsi="JetBrains Mono" w:eastAsia="PingFang TC"/>
+        <w:rFonts w:ascii="JetBrains Mono" w:hAnsi="JetBrains Mono" w:eastAsia="Arial Unicode MS"/>
         <w:b w:val="0"/>
         <w:i w:val="0"/>
         <w:color w:val="7B8491"/>
@@ -3081,7 +3063,7 @@
     </w:pPr>
     <w:r>
       <w:rPr>
-        <w:rFonts w:ascii="JetBrains Mono" w:hAnsi="JetBrains Mono" w:eastAsia="PingFang TC"/>
+        <w:rFonts w:ascii="JetBrains Mono" w:hAnsi="JetBrains Mono" w:eastAsia="Arial Unicode MS"/>
         <w:b/>
         <w:i w:val="0"/>
         <w:color w:val="7B8491"/>
@@ -3091,7 +3073,7 @@
     </w:r>
     <w:r>
       <w:rPr>
-        <w:rFonts w:ascii="PingFang TC" w:hAnsi="PingFang TC" w:eastAsia="PingFang TC"/>
+        <w:rFonts w:ascii="Arial Unicode MS" w:hAnsi="Arial Unicode MS" w:eastAsia="Arial Unicode MS"/>
         <w:b w:val="0"/>
         <w:i w:val="0"/>
         <w:color w:val="7B8491"/>
@@ -3471,7 +3453,7 @@
       <w:spacing w:after="100" w:line="293" w:lineRule="auto"/>
     </w:pPr>
     <w:rPr>
-      <w:rFonts w:ascii="PingFang TC" w:hAnsi="PingFang TC" w:eastAsia="PingFang TC"/>
+      <w:rFonts w:ascii="Arial Unicode MS" w:hAnsi="Arial Unicode MS" w:eastAsia="Arial Unicode MS"/>
       <w:color w:val="1A2340"/>
       <w:sz w:val="22"/>
     </w:rPr>

--- a/worksheets/W5.docx
+++ b/worksheets/W5.docx
@@ -34,7 +34,7 @@
           <w:color w:val="1A2340"/>
           <w:sz w:val="44"/>
         </w:rPr>
-        <w:t>重寫，看見自己變了多少</w:t>
+        <w:t>重寫，讓改動說得出根據</w:t>
       </w:r>
     </w:p>
     <w:p>
@@ -51,7 +51,7 @@
           <w:color w:val="5B6573"/>
           <w:sz w:val="22"/>
         </w:rPr>
-        <w:t>W2 的我，跟現在的我，差在哪裡？</w:t>
+        <w:t>我的改動，說得出根據嗎？</w:t>
       </w:r>
     </w:p>
     <w:p>
@@ -262,7 +262,7 @@
                 <w:color w:val="1A2340"/>
                 <w:sz w:val="20"/>
               </w:rPr>
-              <w:t>具體經驗細節＋經驗重點</w:t>
+              <w:t>具體經驗細節＋可被追問的程度</w:t>
             </w:r>
           </w:p>
         </w:tc>
@@ -1936,7 +1936,7 @@
           <w:color w:val="1A2340"/>
           <w:sz w:val="30"/>
         </w:rPr>
-        <w:t>四項最終對比｜74–86 分</w:t>
+        <w:t>四項最終對比｜74–82 分</w:t>
       </w:r>
     </w:p>
     <w:p>
@@ -2398,7 +2398,7 @@
           <w:color w:val="1A2340"/>
           <w:sz w:val="44"/>
         </w:rPr>
-        <w:t>個人反思｜可留白・不計分</w:t>
+        <w:t>換個情境，再試一次</w:t>
       </w:r>
     </w:p>
     <w:p>
@@ -2415,75 +2415,35 @@
           <w:color w:val="5B6573"/>
           <w:sz w:val="22"/>
         </w:rPr>
-        <w:t>本頁隨整本收回保管；不能交出的隱私不要寫。</w:t>
+        <w:t>不計分、不列學習關卡；用題目情境，不必交出私事。</w:t>
       </w:r>
     </w:p>
-    <w:tbl>
-      <w:tblPr>
-        <w:tblW w:type="dxa" w:w="9865"/>
-        <w:jc w:val="left"/>
-        <w:tblLayout w:type="fixed"/>
-        <w:tblLook w:firstColumn="1" w:firstRow="1" w:lastColumn="0" w:lastRow="0" w:noHBand="0" w:noVBand="1" w:val="04A0"/>
-        <w:tblInd w:type="dxa" w:w="0"/>
-      </w:tblPr>
-      <w:tblGrid>
-        <w:gridCol w:w="9865"/>
-      </w:tblGrid>
-      <w:tr>
-        <w:tc>
-          <w:tcPr>
-            <w:tcW w:type="dxa" w:w="9865"/>
-            <w:tcMar>
-              <w:top w:w="100" w:type="dxa"/>
-              <w:start w:w="150" w:type="dxa"/>
-              <w:bottom w:w="100" w:type="dxa"/>
-              <w:end w:w="150" w:type="dxa"/>
-            </w:tcMar>
-            <w:tcBorders>
-              <w:top w:val="nil"/>
-              <w:bottom w:val="nil"/>
-              <w:start w:val="single" w:sz="14" w:space="0" w:color="1D4ED8"/>
-              <w:end w:val="nil"/>
-            </w:tcBorders>
-            <w:shd w:val="clear" w:color="auto" w:fill="F5F7FA"/>
-            <w:vAlign w:val="center"/>
-          </w:tcPr>
-          <w:p>
-            <w:pPr>
-              <w:keepNext w:val="0"/>
-              <w:keepLines w:val="0"/>
-              <w:spacing w:before="0" w:after="0" w:line="293" w:lineRule="auto"/>
-            </w:pPr>
-            <w:r>
-              <w:rPr>
-                <w:rFonts w:ascii="Arial Unicode MS" w:hAnsi="Arial Unicode MS" w:eastAsia="Arial Unicode MS"/>
-                <w:b/>
-                <w:i w:val="0"/>
-                <w:color w:val="1D4ED8"/>
-                <w:sz w:val="22"/>
-              </w:rPr>
-              <w:t>你不需要拿私生活換分數。</w:t>
-            </w:r>
-            <w:r>
-              <w:rPr>
-                <w:rFonts w:ascii="Arial Unicode MS" w:hAnsi="Arial Unicode MS" w:eastAsia="Arial Unicode MS"/>
-                <w:b w:val="0"/>
-                <w:i w:val="0"/>
-                <w:color w:val="1A2340"/>
-                <w:sz w:val="22"/>
-              </w:rPr>
-              <w:t xml:space="preserve"> 可改寫、用代稱或留白；本頁不作 15 分或學習關卡證據。</w:t>
-            </w:r>
-          </w:p>
-        </w:tc>
-      </w:tr>
-    </w:tbl>
     <w:p>
       <w:pPr>
         <w:keepNext/>
         <w:keepLines w:val="0"/>
-        <w:spacing w:before="160" w:after="100" w:line="293" w:lineRule="auto"/>
+        <w:spacing w:before="100" w:after="40" w:line="293" w:lineRule="auto"/>
       </w:pPr>
+      <w:r>
+        <w:rPr>
+          <w:rFonts w:ascii="JetBrains Mono" w:hAnsi="JetBrains Mono" w:eastAsia="Arial Unicode MS"/>
+          <w:b/>
+          <w:i w:val="0"/>
+          <w:color w:val="1D4ED8"/>
+          <w:sz w:val="30"/>
+        </w:rPr>
+        <w:t>生活</w:t>
+      </w:r>
+      <w:r>
+        <w:rPr>
+          <w:rFonts w:ascii="Arial Unicode MS" w:hAnsi="Arial Unicode MS" w:eastAsia="Arial Unicode MS"/>
+          <w:b w:val="0"/>
+          <w:i w:val="0"/>
+          <w:color w:val="1D4ED8"/>
+          <w:sz w:val="30"/>
+        </w:rPr>
+        <w:t xml:space="preserve">  </w:t>
+      </w:r>
       <w:r>
         <w:rPr>
           <w:rFonts w:ascii="Arial Unicode MS" w:hAnsi="Arial Unicode MS" w:eastAsia="Arial Unicode MS"/>
@@ -2492,14 +2452,14 @@
           <w:color w:val="1A2340"/>
           <w:sz w:val="30"/>
         </w:rPr>
-        <w:t>哪一個變化最像現在的你？</w:t>
+        <w:t>朋友把你的話看反了</w:t>
       </w:r>
     </w:p>
     <w:p>
       <w:pPr>
         <w:keepNext w:val="0"/>
         <w:keepLines w:val="0"/>
-        <w:spacing w:before="0" w:after="80" w:line="293" w:lineRule="auto"/>
+        <w:spacing w:before="0" w:after="40" w:line="293" w:lineRule="auto"/>
       </w:pPr>
       <w:r>
         <w:rPr>
@@ -2509,7 +2469,78 @@
           <w:color w:val="5B6573"/>
           <w:sz w:val="22"/>
         </w:rPr>
-        <w:t>也可以寫：哪個地方其實還不確定？你想把哪句話留給 W17 的自己？</w:t>
+        <w:t>課堂練習｜不計分、不列學習關卡；整本照常收回。</w:t>
+      </w:r>
+    </w:p>
+    <w:p>
+      <w:pPr>
+        <w:keepNext w:val="0"/>
+        <w:keepLines w:val="0"/>
+        <w:spacing w:before="0" w:after="40" w:line="293" w:lineRule="auto"/>
+      </w:pPr>
+      <w:r>
+        <w:rPr>
+          <w:rFonts w:ascii="Arial Unicode MS" w:hAnsi="Arial Unicode MS" w:eastAsia="Arial Unicode MS"/>
+          <w:b w:val="0"/>
+          <w:i w:val="0"/>
+          <w:color w:val="1A2340"/>
+          <w:sz w:val="22"/>
+        </w:rPr>
+        <w:t>下雨，原本約好打球。你想改成明天，卻寫『算了，你不要來了。』朋友回：『你是在生我的氣嗎？』</w:t>
+      </w:r>
+    </w:p>
+    <w:p>
+      <w:pPr>
+        <w:keepNext w:val="0"/>
+        <w:keepLines w:val="0"/>
+        <w:spacing w:before="0" w:after="40" w:line="293" w:lineRule="auto"/>
+      </w:pPr>
+      <w:r>
+        <w:rPr>
+          <w:rFonts w:ascii="Arial Unicode MS" w:hAnsi="Arial Unicode MS" w:eastAsia="Arial Unicode MS"/>
+          <w:b w:val="0"/>
+          <w:i w:val="0"/>
+          <w:color w:val="1A2340"/>
+          <w:sz w:val="22"/>
+        </w:rPr>
+        <w:t>寫出你現在會回的一小段話。保留原句，讓人看得到你補了或改了什麼。</w:t>
+      </w:r>
+    </w:p>
+    <w:p>
+      <w:pPr>
+        <w:keepNext/>
+        <w:keepLines w:val="0"/>
+        <w:spacing w:before="20" w:after="20" w:line="293" w:lineRule="auto"/>
+      </w:pPr>
+      <w:r>
+        <w:rPr>
+          <w:rFonts w:ascii="Arial Unicode MS" w:hAnsi="Arial Unicode MS" w:eastAsia="Arial Unicode MS"/>
+          <w:b/>
+          <w:i w:val="0"/>
+          <w:color w:val="5B6573"/>
+          <w:sz w:val="22"/>
+        </w:rPr>
+        <w:t>先做一次</w:t>
+      </w:r>
+      <w:r>
+        <w:rPr>
+          <w:rFonts w:ascii="Arial Unicode MS" w:hAnsi="Arial Unicode MS" w:eastAsia="Arial Unicode MS"/>
+          <w:b w:val="0"/>
+          <w:i w:val="0"/>
+          <w:color w:val="7B8491"/>
+          <w:sz w:val="22"/>
+        </w:rPr>
+        <w:t xml:space="preserve">  ｜  </w:t>
+      </w:r>
+      <w:r>
+        <w:rPr>
+          <w:rFonts w:ascii="Arial Unicode MS" w:hAnsi="Arial Unicode MS" w:eastAsia="Arial Unicode MS"/>
+          <w:b w:val="0"/>
+          <w:i w:val="0"/>
+          <w:color w:val="1A2340"/>
+          <w:sz w:val="22"/>
+        </w:rPr>
+        <w:t>原句／我現在會回</w:t>
       </w:r>
     </w:p>
     <w:tbl>
@@ -2525,7 +2556,7 @@
       </w:tblGrid>
       <w:tr>
         <w:trPr>
-          <w:trHeight w:val="567" w:hRule="atLeast"/>
+          <w:trHeight w:val="510" w:hRule="atLeast"/>
         </w:trPr>
         <w:tc>
           <w:tcPr>
@@ -2555,7 +2586,7 @@
       </w:tr>
       <w:tr>
         <w:trPr>
-          <w:trHeight w:val="567" w:hRule="atLeast"/>
+          <w:trHeight w:val="510" w:hRule="atLeast"/>
         </w:trPr>
         <w:tc>
           <w:tcPr>
@@ -2585,7 +2616,120 @@
       </w:tr>
       <w:tr>
         <w:trPr>
-          <w:trHeight w:val="567" w:hRule="atLeast"/>
+          <w:trHeight w:val="510" w:hRule="atLeast"/>
+        </w:trPr>
+        <w:tc>
+          <w:tcPr>
+            <w:tcW w:type="dxa" w:w="9865"/>
+            <w:tcMar>
+              <w:top w:w="0" w:type="dxa"/>
+              <w:start w:w="0" w:type="dxa"/>
+              <w:bottom w:w="0" w:type="dxa"/>
+              <w:end w:w="0" w:type="dxa"/>
+            </w:tcMar>
+            <w:tcBorders>
+              <w:top w:val="nil"/>
+              <w:bottom w:val="single" w:sz="5" w:space="0" w:color="CBD5E1"/>
+              <w:start w:val="nil"/>
+              <w:end w:val="nil"/>
+            </w:tcBorders>
+          </w:tcPr>
+          <w:p>
+            <w:pPr>
+              <w:spacing w:before="0" w:after="20" w:line="240" w:lineRule="auto"/>
+            </w:pPr>
+            <w:r>
+              <w:t xml:space="preserve"> </w:t>
+            </w:r>
+          </w:p>
+        </w:tc>
+      </w:tr>
+    </w:tbl>
+    <w:p>
+      <w:pPr>
+        <w:keepNext w:val="0"/>
+        <w:keepLines w:val="0"/>
+        <w:spacing w:before="60" w:after="40" w:line="293" w:lineRule="auto"/>
+      </w:pPr>
+      <w:r>
+        <w:rPr>
+          <w:rFonts w:ascii="Arial Unicode MS" w:hAnsi="Arial Unicode MS" w:eastAsia="Arial Unicode MS"/>
+          <w:b/>
+          <w:i w:val="0"/>
+          <w:color w:val="1A2340"/>
+          <w:sz w:val="22"/>
+        </w:rPr>
+        <w:t>先寫完，再看：朋友說：『所以是今天取消、明天還要約？幾點？』</w:t>
+      </w:r>
+    </w:p>
+    <w:p>
+      <w:pPr>
+        <w:keepNext w:val="0"/>
+        <w:keepLines w:val="0"/>
+        <w:spacing w:before="0" w:after="40" w:line="293" w:lineRule="auto"/>
+      </w:pPr>
+      <w:r>
+        <w:rPr>
+          <w:rFonts w:ascii="Arial Unicode MS" w:hAnsi="Arial Unicode MS" w:eastAsia="Arial Unicode MS"/>
+          <w:b w:val="0"/>
+          <w:i w:val="0"/>
+          <w:color w:val="1A2340"/>
+          <w:sz w:val="22"/>
+        </w:rPr>
+        <w:t>補一個真正還缺的資訊；不知道時間就寫還要確認，不用編。也可以說明原句哪裡已經夠清楚。</w:t>
+      </w:r>
+    </w:p>
+    <w:p>
+      <w:pPr>
+        <w:keepNext/>
+        <w:keepLines w:val="0"/>
+        <w:spacing w:before="20" w:after="20" w:line="293" w:lineRule="auto"/>
+      </w:pPr>
+      <w:r>
+        <w:rPr>
+          <w:rFonts w:ascii="Arial Unicode MS" w:hAnsi="Arial Unicode MS" w:eastAsia="Arial Unicode MS"/>
+          <w:b/>
+          <w:i w:val="0"/>
+          <w:color w:val="5B6573"/>
+          <w:sz w:val="22"/>
+        </w:rPr>
+        <w:t>再決定</w:t>
+      </w:r>
+      <w:r>
+        <w:rPr>
+          <w:rFonts w:ascii="Arial Unicode MS" w:hAnsi="Arial Unicode MS" w:eastAsia="Arial Unicode MS"/>
+          <w:b w:val="0"/>
+          <w:i w:val="0"/>
+          <w:color w:val="7B8491"/>
+          <w:sz w:val="22"/>
+        </w:rPr>
+        <w:t xml:space="preserve">  ｜  </w:t>
+      </w:r>
+      <w:r>
+        <w:rPr>
+          <w:rFonts w:ascii="Arial Unicode MS" w:hAnsi="Arial Unicode MS" w:eastAsia="Arial Unicode MS"/>
+          <w:b w:val="0"/>
+          <w:i w:val="0"/>
+          <w:color w:val="1A2340"/>
+          <w:sz w:val="22"/>
+        </w:rPr>
+        <w:t>根據朋友的回覆，我改了／保留</w:t>
+      </w:r>
+    </w:p>
+    <w:tbl>
+      <w:tblPr>
+        <w:tblW w:type="dxa" w:w="9865"/>
+        <w:jc w:val="left"/>
+        <w:tblLayout w:type="fixed"/>
+        <w:tblLook w:firstColumn="1" w:firstRow="1" w:lastColumn="0" w:lastRow="0" w:noHBand="0" w:noVBand="1" w:val="04A0"/>
+        <w:tblInd w:type="dxa" w:w="0"/>
+      </w:tblPr>
+      <w:tblGrid>
+        <w:gridCol w:w="9865"/>
+      </w:tblGrid>
+      <w:tr>
+        <w:trPr>
+          <w:trHeight w:val="510" w:hRule="atLeast"/>
         </w:trPr>
         <w:tc>
           <w:tcPr>
@@ -2615,7 +2759,7 @@
       </w:tr>
       <w:tr>
         <w:trPr>
-          <w:trHeight w:val="567" w:hRule="atLeast"/>
+          <w:trHeight w:val="510" w:hRule="atLeast"/>
         </w:trPr>
         <w:tc>
           <w:tcPr>
@@ -2645,7 +2789,103 @@
       </w:tr>
       <w:tr>
         <w:trPr>
-          <w:trHeight w:val="567" w:hRule="atLeast"/>
+          <w:trHeight w:val="510" w:hRule="atLeast"/>
+        </w:trPr>
+        <w:tc>
+          <w:tcPr>
+            <w:tcW w:type="dxa" w:w="9865"/>
+            <w:tcMar>
+              <w:top w:w="0" w:type="dxa"/>
+              <w:start w:w="0" w:type="dxa"/>
+              <w:bottom w:w="0" w:type="dxa"/>
+              <w:end w:w="0" w:type="dxa"/>
+            </w:tcMar>
+            <w:tcBorders>
+              <w:top w:val="nil"/>
+              <w:bottom w:val="single" w:sz="5" w:space="0" w:color="CBD5E1"/>
+              <w:start w:val="nil"/>
+              <w:end w:val="nil"/>
+            </w:tcBorders>
+          </w:tcPr>
+          <w:p>
+            <w:pPr>
+              <w:spacing w:before="0" w:after="20" w:line="240" w:lineRule="auto"/>
+            </w:pPr>
+            <w:r>
+              <w:t xml:space="preserve"> </w:t>
+            </w:r>
+          </w:p>
+        </w:tc>
+      </w:tr>
+    </w:tbl>
+    <w:p>
+      <w:pPr>
+        <w:keepNext/>
+        <w:keepLines w:val="0"/>
+        <w:spacing w:before="100" w:after="100" w:line="293" w:lineRule="auto"/>
+      </w:pPr>
+      <w:r>
+        <w:rPr>
+          <w:rFonts w:ascii="JetBrains Mono" w:hAnsi="JetBrains Mono" w:eastAsia="Arial Unicode MS"/>
+          <w:b/>
+          <w:i w:val="0"/>
+          <w:color w:val="1D4ED8"/>
+          <w:sz w:val="30"/>
+        </w:rPr>
+        <w:t>反思</w:t>
+      </w:r>
+      <w:r>
+        <w:rPr>
+          <w:rFonts w:ascii="Arial Unicode MS" w:hAnsi="Arial Unicode MS" w:eastAsia="Arial Unicode MS"/>
+          <w:b w:val="0"/>
+          <w:i w:val="0"/>
+          <w:color w:val="1D4ED8"/>
+          <w:sz w:val="30"/>
+        </w:rPr>
+        <w:t xml:space="preserve">  </w:t>
+      </w:r>
+      <w:r>
+        <w:rPr>
+          <w:rFonts w:ascii="Arial Unicode MS" w:hAnsi="Arial Unicode MS" w:eastAsia="Arial Unicode MS"/>
+          <w:b/>
+          <w:i w:val="0"/>
+          <w:color w:val="1A2340"/>
+          <w:sz w:val="30"/>
+        </w:rPr>
+        <w:t>想留給自己的話（可留白）</w:t>
+      </w:r>
+    </w:p>
+    <w:p>
+      <w:pPr>
+        <w:keepNext w:val="0"/>
+        <w:keepLines w:val="0"/>
+        <w:spacing w:before="0" w:after="20" w:line="293" w:lineRule="auto"/>
+      </w:pPr>
+      <w:r>
+        <w:rPr>
+          <w:rFonts w:ascii="Arial Unicode MS" w:hAnsi="Arial Unicode MS" w:eastAsia="Arial Unicode MS"/>
+          <w:b w:val="0"/>
+          <w:i w:val="0"/>
+          <w:color w:val="1A2340"/>
+          <w:sz w:val="22"/>
+        </w:rPr>
+        <w:t>今天哪一個修改或保留決定，最有根據？不寫不能交出的隱私。</w:t>
+      </w:r>
+    </w:p>
+    <w:tbl>
+      <w:tblPr>
+        <w:tblW w:type="dxa" w:w="9865"/>
+        <w:jc w:val="left"/>
+        <w:tblLayout w:type="fixed"/>
+        <w:tblLook w:firstColumn="1" w:firstRow="1" w:lastColumn="0" w:lastRow="0" w:noHBand="0" w:noVBand="1" w:val="04A0"/>
+        <w:tblInd w:type="dxa" w:w="0"/>
+      </w:tblPr>
+      <w:tblGrid>
+        <w:gridCol w:w="9865"/>
+      </w:tblGrid>
+      <w:tr>
+        <w:trPr>
+          <w:trHeight w:val="510" w:hRule="atLeast"/>
         </w:trPr>
         <w:tc>
           <w:tcPr>
@@ -2675,7 +2915,7 @@
       </w:tr>
       <w:tr>
         <w:trPr>
-          <w:trHeight w:val="567" w:hRule="atLeast"/>
+          <w:trHeight w:val="510" w:hRule="atLeast"/>
         </w:trPr>
         <w:tc>
           <w:tcPr>
@@ -2705,247 +2945,7 @@
       </w:tr>
       <w:tr>
         <w:trPr>
-          <w:trHeight w:val="567" w:hRule="atLeast"/>
-        </w:trPr>
-        <w:tc>
-          <w:tcPr>
-            <w:tcW w:type="dxa" w:w="9865"/>
-            <w:tcMar>
-              <w:top w:w="0" w:type="dxa"/>
-              <w:start w:w="0" w:type="dxa"/>
-              <w:bottom w:w="0" w:type="dxa"/>
-              <w:end w:w="0" w:type="dxa"/>
-            </w:tcMar>
-            <w:tcBorders>
-              <w:top w:val="nil"/>
-              <w:bottom w:val="single" w:sz="5" w:space="0" w:color="CBD5E1"/>
-              <w:start w:val="nil"/>
-              <w:end w:val="nil"/>
-            </w:tcBorders>
-          </w:tcPr>
-          <w:p>
-            <w:pPr>
-              <w:spacing w:before="0" w:after="0" w:line="240" w:lineRule="auto"/>
-            </w:pPr>
-            <w:r>
-              <w:t xml:space="preserve"> </w:t>
-            </w:r>
-          </w:p>
-        </w:tc>
-      </w:tr>
-      <w:tr>
-        <w:trPr>
-          <w:trHeight w:val="567" w:hRule="atLeast"/>
-        </w:trPr>
-        <w:tc>
-          <w:tcPr>
-            <w:tcW w:type="dxa" w:w="9865"/>
-            <w:tcMar>
-              <w:top w:w="0" w:type="dxa"/>
-              <w:start w:w="0" w:type="dxa"/>
-              <w:bottom w:w="0" w:type="dxa"/>
-              <w:end w:w="0" w:type="dxa"/>
-            </w:tcMar>
-            <w:tcBorders>
-              <w:top w:val="nil"/>
-              <w:bottom w:val="single" w:sz="5" w:space="0" w:color="CBD5E1"/>
-              <w:start w:val="nil"/>
-              <w:end w:val="nil"/>
-            </w:tcBorders>
-          </w:tcPr>
-          <w:p>
-            <w:pPr>
-              <w:spacing w:before="0" w:after="0" w:line="240" w:lineRule="auto"/>
-            </w:pPr>
-            <w:r>
-              <w:t xml:space="preserve"> </w:t>
-            </w:r>
-          </w:p>
-        </w:tc>
-      </w:tr>
-      <w:tr>
-        <w:trPr>
-          <w:trHeight w:val="567" w:hRule="atLeast"/>
-        </w:trPr>
-        <w:tc>
-          <w:tcPr>
-            <w:tcW w:type="dxa" w:w="9865"/>
-            <w:tcMar>
-              <w:top w:w="0" w:type="dxa"/>
-              <w:start w:w="0" w:type="dxa"/>
-              <w:bottom w:w="0" w:type="dxa"/>
-              <w:end w:w="0" w:type="dxa"/>
-            </w:tcMar>
-            <w:tcBorders>
-              <w:top w:val="nil"/>
-              <w:bottom w:val="single" w:sz="5" w:space="0" w:color="CBD5E1"/>
-              <w:start w:val="nil"/>
-              <w:end w:val="nil"/>
-            </w:tcBorders>
-          </w:tcPr>
-          <w:p>
-            <w:pPr>
-              <w:spacing w:before="0" w:after="0" w:line="240" w:lineRule="auto"/>
-            </w:pPr>
-            <w:r>
-              <w:t xml:space="preserve"> </w:t>
-            </w:r>
-          </w:p>
-        </w:tc>
-      </w:tr>
-      <w:tr>
-        <w:trPr>
-          <w:trHeight w:val="567" w:hRule="atLeast"/>
-        </w:trPr>
-        <w:tc>
-          <w:tcPr>
-            <w:tcW w:type="dxa" w:w="9865"/>
-            <w:tcMar>
-              <w:top w:w="0" w:type="dxa"/>
-              <w:start w:w="0" w:type="dxa"/>
-              <w:bottom w:w="0" w:type="dxa"/>
-              <w:end w:w="0" w:type="dxa"/>
-            </w:tcMar>
-            <w:tcBorders>
-              <w:top w:val="nil"/>
-              <w:bottom w:val="single" w:sz="5" w:space="0" w:color="CBD5E1"/>
-              <w:start w:val="nil"/>
-              <w:end w:val="nil"/>
-            </w:tcBorders>
-          </w:tcPr>
-          <w:p>
-            <w:pPr>
-              <w:spacing w:before="0" w:after="0" w:line="240" w:lineRule="auto"/>
-            </w:pPr>
-            <w:r>
-              <w:t xml:space="preserve"> </w:t>
-            </w:r>
-          </w:p>
-        </w:tc>
-      </w:tr>
-      <w:tr>
-        <w:trPr>
-          <w:trHeight w:val="567" w:hRule="atLeast"/>
-        </w:trPr>
-        <w:tc>
-          <w:tcPr>
-            <w:tcW w:type="dxa" w:w="9865"/>
-            <w:tcMar>
-              <w:top w:w="0" w:type="dxa"/>
-              <w:start w:w="0" w:type="dxa"/>
-              <w:bottom w:w="0" w:type="dxa"/>
-              <w:end w:w="0" w:type="dxa"/>
-            </w:tcMar>
-            <w:tcBorders>
-              <w:top w:val="nil"/>
-              <w:bottom w:val="single" w:sz="5" w:space="0" w:color="CBD5E1"/>
-              <w:start w:val="nil"/>
-              <w:end w:val="nil"/>
-            </w:tcBorders>
-          </w:tcPr>
-          <w:p>
-            <w:pPr>
-              <w:spacing w:before="0" w:after="0" w:line="240" w:lineRule="auto"/>
-            </w:pPr>
-            <w:r>
-              <w:t xml:space="preserve"> </w:t>
-            </w:r>
-          </w:p>
-        </w:tc>
-      </w:tr>
-      <w:tr>
-        <w:trPr>
-          <w:trHeight w:val="567" w:hRule="atLeast"/>
-        </w:trPr>
-        <w:tc>
-          <w:tcPr>
-            <w:tcW w:type="dxa" w:w="9865"/>
-            <w:tcMar>
-              <w:top w:w="0" w:type="dxa"/>
-              <w:start w:w="0" w:type="dxa"/>
-              <w:bottom w:w="0" w:type="dxa"/>
-              <w:end w:w="0" w:type="dxa"/>
-            </w:tcMar>
-            <w:tcBorders>
-              <w:top w:val="nil"/>
-              <w:bottom w:val="single" w:sz="5" w:space="0" w:color="CBD5E1"/>
-              <w:start w:val="nil"/>
-              <w:end w:val="nil"/>
-            </w:tcBorders>
-          </w:tcPr>
-          <w:p>
-            <w:pPr>
-              <w:spacing w:before="0" w:after="0" w:line="240" w:lineRule="auto"/>
-            </w:pPr>
-            <w:r>
-              <w:t xml:space="preserve"> </w:t>
-            </w:r>
-          </w:p>
-        </w:tc>
-      </w:tr>
-      <w:tr>
-        <w:trPr>
-          <w:trHeight w:val="567" w:hRule="atLeast"/>
-        </w:trPr>
-        <w:tc>
-          <w:tcPr>
-            <w:tcW w:type="dxa" w:w="9865"/>
-            <w:tcMar>
-              <w:top w:w="0" w:type="dxa"/>
-              <w:start w:w="0" w:type="dxa"/>
-              <w:bottom w:w="0" w:type="dxa"/>
-              <w:end w:w="0" w:type="dxa"/>
-            </w:tcMar>
-            <w:tcBorders>
-              <w:top w:val="nil"/>
-              <w:bottom w:val="single" w:sz="5" w:space="0" w:color="CBD5E1"/>
-              <w:start w:val="nil"/>
-              <w:end w:val="nil"/>
-            </w:tcBorders>
-          </w:tcPr>
-          <w:p>
-            <w:pPr>
-              <w:spacing w:before="0" w:after="0" w:line="240" w:lineRule="auto"/>
-            </w:pPr>
-            <w:r>
-              <w:t xml:space="preserve"> </w:t>
-            </w:r>
-          </w:p>
-        </w:tc>
-      </w:tr>
-      <w:tr>
-        <w:trPr>
-          <w:trHeight w:val="567" w:hRule="atLeast"/>
-        </w:trPr>
-        <w:tc>
-          <w:tcPr>
-            <w:tcW w:type="dxa" w:w="9865"/>
-            <w:tcMar>
-              <w:top w:w="0" w:type="dxa"/>
-              <w:start w:w="0" w:type="dxa"/>
-              <w:bottom w:w="0" w:type="dxa"/>
-              <w:end w:w="0" w:type="dxa"/>
-            </w:tcMar>
-            <w:tcBorders>
-              <w:top w:val="nil"/>
-              <w:bottom w:val="single" w:sz="5" w:space="0" w:color="CBD5E1"/>
-              <w:start w:val="nil"/>
-              <w:end w:val="nil"/>
-            </w:tcBorders>
-          </w:tcPr>
-          <w:p>
-            <w:pPr>
-              <w:spacing w:before="0" w:after="0" w:line="240" w:lineRule="auto"/>
-            </w:pPr>
-            <w:r>
-              <w:t xml:space="preserve"> </w:t>
-            </w:r>
-          </w:p>
-        </w:tc>
-      </w:tr>
-      <w:tr>
-        <w:trPr>
-          <w:trHeight w:val="567" w:hRule="atLeast"/>
+          <w:trHeight w:val="510" w:hRule="atLeast"/>
         </w:trPr>
         <w:tc>
           <w:tcPr>
@@ -2978,8 +2978,7 @@
       <w:pPr>
         <w:keepNext w:val="0"/>
         <w:keepLines w:val="0"/>
-        <w:spacing w:before="80" w:after="0" w:line="293" w:lineRule="auto"/>
-        <w:jc w:val="center"/>
+        <w:spacing w:before="100" w:after="0" w:line="293" w:lineRule="auto"/>
       </w:pPr>
       <w:r>
         <w:rPr>
@@ -2989,7 +2988,7 @@
           <w:color w:val="1D4ED8"/>
           <w:sz w:val="22"/>
         </w:rPr>
-        <w:t>收件確認｜□ 只拍自己的第 1–4 頁上傳 Classroom　□ 紙本全本交回　□ 不拍同學</w:t>
+        <w:t>收件：只拍自己的頁面上傳 Classroom，確認已繳交，再把整本交回；不拍同學。</w:t>
       </w:r>
     </w:p>
     <w:sectPr>

--- a/worksheets/W5.docx
+++ b/worksheets/W5.docx
@@ -34,7 +34,7 @@
           <w:color w:val="1A2340"/>
           <w:sz w:val="44"/>
         </w:rPr>
-        <w:t>重寫，讓改動說得出根據</w:t>
+        <w:t>微故事短片：先從案例學方法</w:t>
       </w:r>
     </w:p>
     <w:p>
@@ -51,7 +51,7 @@
           <w:color w:val="5B6573"/>
           <w:sz w:val="22"/>
         </w:rPr>
-        <w:t>我的改動，說得出根據嗎？</w:t>
+        <w:t>根據接收結果，我的改動說得出理由嗎？</w:t>
       </w:r>
     </w:p>
     <w:p>
@@ -143,10 +143,64 @@
     </w:p>
     <w:p>
       <w:pPr>
+        <w:keepNext w:val="0"/>
+        <w:keepLines w:val="0"/>
+        <w:spacing w:before="0" w:after="40" w:line="293" w:lineRule="auto"/>
+      </w:pPr>
+      <w:r>
+        <w:rPr>
+          <w:rFonts w:ascii="Arial Unicode MS" w:hAnsi="Arial Unicode MS" w:eastAsia="Arial Unicode MS"/>
+          <w:b w:val="0"/>
+          <w:i w:val="0"/>
+          <w:color w:val="1A2340"/>
+          <w:sz w:val="22"/>
+        </w:rPr>
+        <w:t>《讓你看見這一刻》｜W5 雙人共作、個人判斷。01–03 是練習，不計分、不列關卡；材料看投影，不抄全文。</w:t>
+      </w:r>
+    </w:p>
+    <w:p>
+      <w:pPr>
+        <w:keepNext w:val="0"/>
+        <w:keepLines w:val="0"/>
+        <w:spacing w:before="0" w:after="40" w:line="293" w:lineRule="auto"/>
+      </w:pPr>
+      <w:r>
+        <w:rPr>
+          <w:rFonts w:ascii="Arial Unicode MS" w:hAnsi="Arial Unicode MS" w:eastAsia="Arial Unicode MS"/>
+          <w:b/>
+          <w:i w:val="0"/>
+          <w:color w:val="1D4ED8"/>
+          <w:sz w:val="22"/>
+        </w:rPr>
+        <w:t>🔒 不使用 AI｜先留自己的理解，再看新資訊；初答不擦掉。</w:t>
+      </w:r>
+    </w:p>
+    <w:p>
+      <w:pPr>
         <w:keepNext/>
         <w:keepLines w:val="0"/>
-        <w:spacing w:before="40" w:after="100" w:line="293" w:lineRule="auto"/>
+        <w:spacing w:before="80" w:after="40" w:line="293" w:lineRule="auto"/>
       </w:pPr>
+      <w:r>
+        <w:rPr>
+          <w:rFonts w:ascii="JetBrains Mono" w:hAnsi="JetBrains Mono" w:eastAsia="Arial Unicode MS"/>
+          <w:b/>
+          <w:i w:val="0"/>
+          <w:color w:val="1D4ED8"/>
+          <w:sz w:val="30"/>
+        </w:rPr>
+        <w:t>01</w:t>
+      </w:r>
+      <w:r>
+        <w:rPr>
+          <w:rFonts w:ascii="Arial Unicode MS" w:hAnsi="Arial Unicode MS" w:eastAsia="Arial Unicode MS"/>
+          <w:b w:val="0"/>
+          <w:i w:val="0"/>
+          <w:color w:val="1D4ED8"/>
+          <w:sz w:val="30"/>
+        </w:rPr>
+        <w:t xml:space="preserve">  </w:t>
+      </w:r>
       <w:r>
         <w:rPr>
           <w:rFonts w:ascii="Arial Unicode MS" w:hAnsi="Arial Unicode MS" w:eastAsia="Arial Unicode MS"/>
@@ -155,24 +209,7 @@
           <w:color w:val="1A2340"/>
           <w:sz w:val="30"/>
         </w:rPr>
-        <w:t>學習關卡 1｜W2–W4 歷程里程碑（0 分）</w:t>
-      </w:r>
-    </w:p>
-    <w:p>
-      <w:pPr>
-        <w:keepNext w:val="0"/>
-        <w:keepLines w:val="0"/>
-        <w:spacing w:before="0" w:after="20" w:line="293" w:lineRule="auto"/>
-      </w:pPr>
-      <w:r>
-        <w:rPr>
-          <w:rFonts w:ascii="Arial Unicode MS" w:hAnsi="Arial Unicode MS" w:eastAsia="Arial Unicode MS"/>
-          <w:b/>
-          <w:i w:val="0"/>
-          <w:color w:val="1A2340"/>
-          <w:sz w:val="18"/>
-        </w:rPr>
-        <w:t>□ 自己的原作／第一次作答　□ 至少一則具體回饋或查核　□ 回應／修訂或保留理由</w:t>
+        <w:t>海報：從哪裡看？｜03–09 分</w:t>
       </w:r>
     </w:p>
     <w:p>
@@ -186,391 +223,10 @@
           <w:rFonts w:ascii="Arial Unicode MS" w:hAnsi="Arial Unicode MS" w:eastAsia="Arial Unicode MS"/>
           <w:b w:val="0"/>
           <w:i w:val="0"/>
-          <w:color w:val="5B6573"/>
-          <w:sz w:val="18"/>
-        </w:rPr>
-        <w:t>教師：□ 通過　□ 需修正　缺少：____________　期限：________　期限內補正後改為通過；學習關卡不計分。</w:t>
-      </w:r>
-    </w:p>
-    <w:p>
-      <w:pPr>
-        <w:keepNext/>
-        <w:keepLines w:val="0"/>
-        <w:spacing w:before="40" w:after="100" w:line="293" w:lineRule="auto"/>
-      </w:pPr>
-      <w:r>
-        <w:rPr>
-          <w:rFonts w:ascii="Arial Unicode MS" w:hAnsi="Arial Unicode MS" w:eastAsia="Arial Unicode MS"/>
-          <w:b/>
-          <w:i w:val="0"/>
-          <w:color w:val="1A2340"/>
-          <w:sz w:val="30"/>
-        </w:rPr>
-        <w:t>W5 真人讀者經驗改寫 15 分｜四項各 0–2</w:t>
-      </w:r>
-    </w:p>
-    <w:tbl>
-      <w:tblPr>
-        <w:tblW w:type="dxa" w:w="9865"/>
-        <w:jc w:val="left"/>
-        <w:tblLayout w:type="fixed"/>
-        <w:tblLook w:firstColumn="1" w:firstRow="1" w:lastColumn="0" w:lastRow="0" w:noHBand="0" w:noVBand="1" w:val="04A0"/>
-        <w:tblInd w:type="dxa" w:w="0"/>
-      </w:tblPr>
-      <w:tblGrid>
-        <w:gridCol w:w="4932"/>
-        <w:gridCol w:w="4933"/>
-      </w:tblGrid>
-      <w:tr>
-        <w:tc>
-          <w:tcPr>
-            <w:tcW w:type="dxa" w:w="4932"/>
-            <w:vAlign w:val="center"/>
-            <w:tcMar>
-              <w:top w:w="55" w:type="dxa"/>
-              <w:start w:w="90" w:type="dxa"/>
-              <w:bottom w:w="55" w:type="dxa"/>
-              <w:end w:w="90" w:type="dxa"/>
-            </w:tcMar>
-            <w:tcBorders>
-              <w:top w:val="nil"/>
-              <w:bottom w:val="single" w:sz="5" w:space="0" w:color="CBD5E1"/>
-              <w:start w:val="nil"/>
-              <w:end w:val="single" w:sz="4" w:space="0" w:color="CBD5E1"/>
-            </w:tcBorders>
-            <w:shd w:val="clear" w:color="auto" w:fill="F5F7FA"/>
-          </w:tcPr>
-          <w:p>
-            <w:pPr>
-              <w:spacing w:before="0" w:after="0"/>
-            </w:pPr>
-            <w:r>
-              <w:rPr>
-                <w:rFonts w:ascii="Arial Unicode MS" w:hAnsi="Arial Unicode MS" w:eastAsia="Arial Unicode MS"/>
-                <w:b/>
-                <w:i w:val="0"/>
-                <w:color w:val="1D4ED8"/>
-                <w:sz w:val="20"/>
-              </w:rPr>
-              <w:t>經驗痕跡 0–2｜</w:t>
-            </w:r>
-            <w:r>
-              <w:rPr>
-                <w:rFonts w:ascii="Arial Unicode MS" w:hAnsi="Arial Unicode MS" w:eastAsia="Arial Unicode MS"/>
-                <w:b w:val="0"/>
-                <w:i w:val="0"/>
-                <w:color w:val="1A2340"/>
-                <w:sz w:val="20"/>
-              </w:rPr>
-              <w:t>具體經驗細節＋可被追問的程度</w:t>
-            </w:r>
-          </w:p>
-        </w:tc>
-        <w:tc>
-          <w:tcPr>
-            <w:tcW w:type="dxa" w:w="4933"/>
-            <w:vAlign w:val="center"/>
-            <w:tcMar>
-              <w:top w:w="55" w:type="dxa"/>
-              <w:start w:w="90" w:type="dxa"/>
-              <w:bottom w:w="55" w:type="dxa"/>
-              <w:end w:w="90" w:type="dxa"/>
-            </w:tcMar>
-            <w:tcBorders>
-              <w:top w:val="nil"/>
-              <w:bottom w:val="single" w:sz="5" w:space="0" w:color="CBD5E1"/>
-              <w:start w:val="nil"/>
-              <w:end w:val="single" w:sz="4" w:space="0" w:color="CBD5E1"/>
-            </w:tcBorders>
-          </w:tcPr>
-          <w:p>
-            <w:pPr>
-              <w:spacing w:before="0" w:after="0"/>
-            </w:pPr>
-            <w:r>
-              <w:rPr>
-                <w:rFonts w:ascii="Arial Unicode MS" w:hAnsi="Arial Unicode MS" w:eastAsia="Arial Unicode MS"/>
-                <w:b/>
-                <w:i w:val="0"/>
-                <w:color w:val="1D4ED8"/>
-                <w:sz w:val="20"/>
-              </w:rPr>
-              <w:t>讀者接收 0–2｜</w:t>
-            </w:r>
-            <w:r>
-              <w:rPr>
-                <w:rFonts w:ascii="Arial Unicode MS" w:hAnsi="Arial Unicode MS" w:eastAsia="Arial Unicode MS"/>
-                <w:b w:val="0"/>
-                <w:i w:val="0"/>
-                <w:color w:val="1A2340"/>
-                <w:sz w:val="20"/>
-              </w:rPr>
-              <w:t>真人讀者復述／誤讀／疑問</w:t>
-            </w:r>
-          </w:p>
-        </w:tc>
-      </w:tr>
-      <w:tr>
-        <w:tc>
-          <w:tcPr>
-            <w:tcW w:type="dxa" w:w="4932"/>
-            <w:vAlign w:val="center"/>
-            <w:tcMar>
-              <w:top w:w="55" w:type="dxa"/>
-              <w:start w:w="90" w:type="dxa"/>
-              <w:bottom w:w="55" w:type="dxa"/>
-              <w:end w:w="90" w:type="dxa"/>
-            </w:tcMar>
-            <w:tcBorders>
-              <w:top w:val="nil"/>
-              <w:bottom w:val="single" w:sz="5" w:space="0" w:color="CBD5E1"/>
-              <w:start w:val="nil"/>
-              <w:end w:val="single" w:sz="4" w:space="0" w:color="CBD5E1"/>
-            </w:tcBorders>
-            <w:shd w:val="clear" w:color="auto" w:fill="F5F7FA"/>
-          </w:tcPr>
-          <w:p>
-            <w:pPr>
-              <w:spacing w:before="0" w:after="0"/>
-            </w:pPr>
-            <w:r>
-              <w:rPr>
-                <w:rFonts w:ascii="Arial Unicode MS" w:hAnsi="Arial Unicode MS" w:eastAsia="Arial Unicode MS"/>
-                <w:b/>
-                <w:i w:val="0"/>
-                <w:color w:val="1D4ED8"/>
-                <w:sz w:val="20"/>
-              </w:rPr>
-              <w:t>回應決定 0–2｜</w:t>
-            </w:r>
-            <w:r>
-              <w:rPr>
-                <w:rFonts w:ascii="Arial Unicode MS" w:hAnsi="Arial Unicode MS" w:eastAsia="Arial Unicode MS"/>
-                <w:b w:val="0"/>
-                <w:i w:val="0"/>
-                <w:color w:val="1A2340"/>
-                <w:sz w:val="20"/>
-              </w:rPr>
-              <w:t>採用／部分採用／不採用＋依據</w:t>
-            </w:r>
-          </w:p>
-        </w:tc>
-        <w:tc>
-          <w:tcPr>
-            <w:tcW w:type="dxa" w:w="4933"/>
-            <w:vAlign w:val="center"/>
-            <w:tcMar>
-              <w:top w:w="55" w:type="dxa"/>
-              <w:start w:w="90" w:type="dxa"/>
-              <w:bottom w:w="55" w:type="dxa"/>
-              <w:end w:w="90" w:type="dxa"/>
-            </w:tcMar>
-            <w:tcBorders>
-              <w:top w:val="nil"/>
-              <w:bottom w:val="single" w:sz="5" w:space="0" w:color="CBD5E1"/>
-              <w:start w:val="nil"/>
-              <w:end w:val="single" w:sz="4" w:space="0" w:color="CBD5E1"/>
-            </w:tcBorders>
-          </w:tcPr>
-          <w:p>
-            <w:pPr>
-              <w:spacing w:before="0" w:after="0"/>
-            </w:pPr>
-            <w:r>
-              <w:rPr>
-                <w:rFonts w:ascii="Arial Unicode MS" w:hAnsi="Arial Unicode MS" w:eastAsia="Arial Unicode MS"/>
-                <w:b/>
-                <w:i w:val="0"/>
-                <w:color w:val="1D4ED8"/>
-                <w:sz w:val="20"/>
-              </w:rPr>
-              <w:t>修訂效力 0–2｜</w:t>
-            </w:r>
-            <w:r>
-              <w:rPr>
-                <w:rFonts w:ascii="Arial Unicode MS" w:hAnsi="Arial Unicode MS" w:eastAsia="Arial Unicode MS"/>
-                <w:b w:val="0"/>
-                <w:i w:val="0"/>
-                <w:color w:val="1A2340"/>
-                <w:sz w:val="20"/>
-              </w:rPr>
-              <w:t>V2／保留理由＋接收落差</w:t>
-            </w:r>
-          </w:p>
-        </w:tc>
-      </w:tr>
-    </w:tbl>
-    <w:p>
-      <w:pPr>
-        <w:keepNext w:val="0"/>
-        <w:keepLines w:val="0"/>
-        <w:spacing w:before="20" w:after="0" w:line="293" w:lineRule="auto"/>
-      </w:pPr>
-      <w:r>
-        <w:rPr>
-          <w:rFonts w:ascii="Arial Unicode MS" w:hAnsi="Arial Unicode MS" w:eastAsia="Arial Unicode MS"/>
-          <w:b w:val="0"/>
-          <w:i w:val="0"/>
-          <w:color w:val="5B6573"/>
-          <w:sz w:val="17"/>
-        </w:rPr>
-        <w:t>0＝無可判讀證據｜1＝不完整或需提示｜2＝指定條件下證據與判斷相連；原始 8 分換算 15 分。</w:t>
-      </w:r>
-    </w:p>
-    <w:p>
-      <w:pPr>
-        <w:keepNext/>
-        <w:keepLines w:val="0"/>
-        <w:spacing w:before="60" w:after="20" w:line="293" w:lineRule="auto"/>
-      </w:pPr>
-      <w:r>
-        <w:rPr>
-          <w:rFonts w:ascii="Arial Unicode MS" w:hAnsi="Arial Unicode MS" w:eastAsia="Arial Unicode MS"/>
-          <w:b/>
-          <w:i w:val="0"/>
-          <w:color w:val="1D4ED8"/>
-          <w:sz w:val="22"/>
-        </w:rPr>
-        <w:t>01｜取回 W4 輸入</w:t>
-      </w:r>
-    </w:p>
-    <w:p>
-      <w:pPr>
-        <w:keepNext w:val="0"/>
-        <w:keepLines w:val="0"/>
-        <w:spacing w:before="0" w:after="20" w:line="293" w:lineRule="auto"/>
-      </w:pPr>
-      <w:r>
-        <w:rPr>
-          <w:rFonts w:ascii="Arial Unicode MS" w:hAnsi="Arial Unicode MS" w:eastAsia="Arial Unicode MS"/>
-          <w:b w:val="0"/>
-          <w:i w:val="0"/>
           <w:color w:val="1A2340"/>
           <w:sz w:val="22"/>
         </w:rPr>
-        <w:t>修訂目標：①________　②________　③________；讀者回報：____________________</w:t>
-      </w:r>
-    </w:p>
-    <w:p>
-      <w:pPr>
-        <w:keepNext w:val="0"/>
-        <w:keepLines w:val="0"/>
-        <w:spacing w:before="0" w:after="0" w:line="293" w:lineRule="auto"/>
-      </w:pPr>
-      <w:r>
-        <w:rPr>
-          <w:rFonts w:ascii="Arial Unicode MS" w:hAnsi="Arial Unicode MS" w:eastAsia="Arial Unicode MS"/>
-          <w:b w:val="0"/>
-          <w:i w:val="0"/>
-          <w:color w:val="1A2340"/>
-          <w:sz w:val="22"/>
-        </w:rPr>
-        <w:t>V1 先處理第＿＿項，因為：______________________________________________</w:t>
-      </w:r>
-    </w:p>
-    <w:p>
-      <w:pPr>
-        <w:keepNext/>
-        <w:keepLines w:val="0"/>
-        <w:spacing w:before="60" w:after="20" w:line="293" w:lineRule="auto"/>
-      </w:pPr>
-      <w:r>
-        <w:rPr>
-          <w:rFonts w:ascii="Arial Unicode MS" w:hAnsi="Arial Unicode MS" w:eastAsia="Arial Unicode MS"/>
-          <w:b/>
-          <w:i w:val="0"/>
-          <w:color w:val="1D4ED8"/>
-          <w:sz w:val="22"/>
-        </w:rPr>
-        <w:t>02｜鎖定同一小段</w:t>
-      </w:r>
-    </w:p>
-    <w:p>
-      <w:pPr>
-        <w:keepNext w:val="0"/>
-        <w:keepLines w:val="0"/>
-        <w:spacing w:before="0" w:after="20" w:line="293" w:lineRule="auto"/>
-      </w:pPr>
-      <w:r>
-        <w:rPr>
-          <w:rFonts w:ascii="Arial Unicode MS" w:hAnsi="Arial Unicode MS" w:eastAsia="Arial Unicode MS"/>
-          <w:b w:val="0"/>
-          <w:i w:val="0"/>
-          <w:color w:val="1A2340"/>
-          <w:sz w:val="22"/>
-        </w:rPr>
-        <w:t>□ 我有 W2 原稿　　□ 未帶 W2：以下為 3–5 句『記憶重建版』（不可取代學習關卡 1 原作）</w:t>
-      </w:r>
-    </w:p>
-    <w:p>
-      <w:pPr>
-        <w:keepNext w:val="0"/>
-        <w:keepLines w:val="0"/>
-        <w:spacing w:before="0" w:after="20" w:line="293" w:lineRule="auto"/>
-      </w:pPr>
-      <w:r>
-        <w:rPr>
-          <w:rFonts w:ascii="Arial Unicode MS" w:hAnsi="Arial Unicode MS" w:eastAsia="Arial Unicode MS"/>
-          <w:b w:val="0"/>
-          <w:i w:val="0"/>
-          <w:color w:val="1A2340"/>
-          <w:sz w:val="22"/>
-        </w:rPr>
-        <w:t>W2 事件：________________　這次縮到的 30 秒：________________________</w:t>
-      </w:r>
-    </w:p>
-    <w:p>
-      <w:pPr>
-        <w:keepNext/>
-        <w:keepLines w:val="0"/>
-        <w:spacing w:before="60" w:after="20" w:line="293" w:lineRule="auto"/>
-      </w:pPr>
-      <w:r>
-        <w:rPr>
-          <w:rFonts w:ascii="Arial Unicode MS" w:hAnsi="Arial Unicode MS" w:eastAsia="Arial Unicode MS"/>
-          <w:b/>
-          <w:i w:val="0"/>
-          <w:color w:val="1D4ED8"/>
-          <w:sz w:val="22"/>
-        </w:rPr>
-        <w:t>03｜W5 重寫 V1｜18–45 分</w:t>
-      </w:r>
-    </w:p>
-    <w:p>
-      <w:pPr>
-        <w:keepNext/>
-        <w:keepLines w:val="0"/>
-        <w:spacing w:before="0" w:after="20" w:line="293" w:lineRule="auto"/>
-      </w:pPr>
-      <w:r>
-        <w:rPr>
-          <w:rFonts w:ascii="Arial Unicode MS" w:hAnsi="Arial Unicode MS" w:eastAsia="Arial Unicode MS"/>
-          <w:b/>
-          <w:i w:val="0"/>
-          <w:color w:val="1D4ED8"/>
-          <w:sz w:val="22"/>
-        </w:rPr>
-        <w:t>課堂必寫</w:t>
-      </w:r>
-      <w:r>
-        <w:rPr>
-          <w:rFonts w:ascii="Arial Unicode MS" w:hAnsi="Arial Unicode MS" w:eastAsia="Arial Unicode MS"/>
-          <w:b w:val="0"/>
-          <w:i w:val="0"/>
-          <w:color w:val="7B8491"/>
-          <w:sz w:val="22"/>
-        </w:rPr>
-        <w:t xml:space="preserve">  ｜  </w:t>
-      </w:r>
-      <w:r>
-        <w:rPr>
-          <w:rFonts w:ascii="Arial Unicode MS" w:hAnsi="Arial Unicode MS" w:eastAsia="Arial Unicode MS"/>
-          <w:b w:val="0"/>
-          <w:i w:val="0"/>
-          <w:color w:val="1A2340"/>
-          <w:sz w:val="22"/>
-        </w:rPr>
-        <w:t>用 W3 選材與 W4 讀者意識完成；寫完後不擦掉、不覆寫。</w:t>
+        <w:t>初答→改法：我讀到什麼、依據哪個字？我會改哪裡、為什麼？</w:t>
       </w:r>
     </w:p>
     <w:tbl>
@@ -586,7 +242,7 @@
       </w:tblGrid>
       <w:tr>
         <w:trPr>
-          <w:trHeight w:val="482" w:hRule="atLeast"/>
+          <w:trHeight w:val="510" w:hRule="atLeast"/>
         </w:trPr>
         <w:tc>
           <w:tcPr>
@@ -616,97 +272,7 @@
       </w:tr>
       <w:tr>
         <w:trPr>
-          <w:trHeight w:val="482" w:hRule="atLeast"/>
-        </w:trPr>
-        <w:tc>
-          <w:tcPr>
-            <w:tcW w:type="dxa" w:w="9865"/>
-            <w:tcMar>
-              <w:top w:w="0" w:type="dxa"/>
-              <w:start w:w="0" w:type="dxa"/>
-              <w:bottom w:w="0" w:type="dxa"/>
-              <w:end w:w="0" w:type="dxa"/>
-            </w:tcMar>
-            <w:tcBorders>
-              <w:top w:val="nil"/>
-              <w:bottom w:val="single" w:sz="5" w:space="0" w:color="CBD5E1"/>
-              <w:start w:val="nil"/>
-              <w:end w:val="nil"/>
-            </w:tcBorders>
-          </w:tcPr>
-          <w:p>
-            <w:pPr>
-              <w:spacing w:before="0" w:after="0" w:line="240" w:lineRule="auto"/>
-            </w:pPr>
-            <w:r>
-              <w:t xml:space="preserve"> </w:t>
-            </w:r>
-          </w:p>
-        </w:tc>
-      </w:tr>
-      <w:tr>
-        <w:trPr>
-          <w:trHeight w:val="482" w:hRule="atLeast"/>
-        </w:trPr>
-        <w:tc>
-          <w:tcPr>
-            <w:tcW w:type="dxa" w:w="9865"/>
-            <w:tcMar>
-              <w:top w:w="0" w:type="dxa"/>
-              <w:start w:w="0" w:type="dxa"/>
-              <w:bottom w:w="0" w:type="dxa"/>
-              <w:end w:w="0" w:type="dxa"/>
-            </w:tcMar>
-            <w:tcBorders>
-              <w:top w:val="nil"/>
-              <w:bottom w:val="single" w:sz="5" w:space="0" w:color="CBD5E1"/>
-              <w:start w:val="nil"/>
-              <w:end w:val="nil"/>
-            </w:tcBorders>
-          </w:tcPr>
-          <w:p>
-            <w:pPr>
-              <w:spacing w:before="0" w:after="0" w:line="240" w:lineRule="auto"/>
-            </w:pPr>
-            <w:r>
-              <w:t xml:space="preserve"> </w:t>
-            </w:r>
-          </w:p>
-        </w:tc>
-      </w:tr>
-      <w:tr>
-        <w:trPr>
-          <w:trHeight w:val="482" w:hRule="atLeast"/>
-        </w:trPr>
-        <w:tc>
-          <w:tcPr>
-            <w:tcW w:type="dxa" w:w="9865"/>
-            <w:tcMar>
-              <w:top w:w="0" w:type="dxa"/>
-              <w:start w:w="0" w:type="dxa"/>
-              <w:bottom w:w="0" w:type="dxa"/>
-              <w:end w:w="0" w:type="dxa"/>
-            </w:tcMar>
-            <w:tcBorders>
-              <w:top w:val="nil"/>
-              <w:bottom w:val="single" w:sz="5" w:space="0" w:color="CBD5E1"/>
-              <w:start w:val="nil"/>
-              <w:end w:val="nil"/>
-            </w:tcBorders>
-          </w:tcPr>
-          <w:p>
-            <w:pPr>
-              <w:spacing w:before="0" w:after="0" w:line="240" w:lineRule="auto"/>
-            </w:pPr>
-            <w:r>
-              <w:t xml:space="preserve"> </w:t>
-            </w:r>
-          </w:p>
-        </w:tc>
-      </w:tr>
-      <w:tr>
-        <w:trPr>
-          <w:trHeight w:val="482" w:hRule="atLeast"/>
+          <w:trHeight w:val="510" w:hRule="atLeast"/>
         </w:trPr>
         <w:tc>
           <w:tcPr>
@@ -739,119 +305,7 @@
       <w:pPr>
         <w:keepNext/>
         <w:keepLines w:val="0"/>
-        <w:pageBreakBefore/>
-        <w:spacing w:before="0" w:after="60" w:line="293" w:lineRule="auto"/>
-      </w:pPr>
-      <w:r>
-        <w:rPr>
-          <w:rFonts w:ascii="JetBrains Mono" w:hAnsi="JetBrains Mono" w:eastAsia="Arial Unicode MS"/>
-          <w:b/>
-          <w:i w:val="0"/>
-          <w:color w:val="1D4ED8"/>
-          <w:sz w:val="22"/>
-        </w:rPr>
-        <w:t>W5 / 02</w:t>
-      </w:r>
-    </w:p>
-    <w:p>
-      <w:pPr>
-        <w:keepNext/>
-        <w:keepLines w:val="0"/>
-        <w:spacing w:before="0" w:after="80" w:line="252" w:lineRule="auto"/>
-      </w:pPr>
-      <w:r>
-        <w:rPr>
-          <w:rFonts w:ascii="Arial Unicode MS" w:hAnsi="Arial Unicode MS" w:eastAsia="Arial Unicode MS"/>
-          <w:b/>
-          <w:i w:val="0"/>
-          <w:color w:val="1A2340"/>
-          <w:sz w:val="44"/>
-        </w:rPr>
-        <w:t>先封存，再讓別人看</w:t>
-      </w:r>
-    </w:p>
-    <w:p>
-      <w:pPr>
-        <w:keepNext w:val="0"/>
-        <w:keepLines w:val="0"/>
-        <w:spacing w:before="0" w:after="140" w:line="293" w:lineRule="auto"/>
-      </w:pPr>
-      <w:r>
-        <w:rPr>
-          <w:rFonts w:ascii="Arial Unicode MS" w:hAnsi="Arial Unicode MS" w:eastAsia="Arial Unicode MS"/>
-          <w:b w:val="0"/>
-          <w:i w:val="0"/>
-          <w:color w:val="5B6573"/>
-          <w:sz w:val="22"/>
-        </w:rPr>
-        <w:t>沒有保存 V1，就無法知道回饋之後發生了什麼。</w:t>
-      </w:r>
-    </w:p>
-    <w:tbl>
-      <w:tblPr>
-        <w:tblW w:type="dxa" w:w="9865"/>
-        <w:jc w:val="left"/>
-        <w:tblLayout w:type="fixed"/>
-        <w:tblLook w:firstColumn="1" w:firstRow="1" w:lastColumn="0" w:lastRow="0" w:noHBand="0" w:noVBand="1" w:val="04A0"/>
-        <w:tblInd w:type="dxa" w:w="0"/>
-      </w:tblPr>
-      <w:tblGrid>
-        <w:gridCol w:w="9865"/>
-      </w:tblGrid>
-      <w:tr>
-        <w:tc>
-          <w:tcPr>
-            <w:tcW w:type="dxa" w:w="9865"/>
-            <w:tcMar>
-              <w:top w:w="100" w:type="dxa"/>
-              <w:start w:w="150" w:type="dxa"/>
-              <w:bottom w:w="100" w:type="dxa"/>
-              <w:end w:w="150" w:type="dxa"/>
-            </w:tcMar>
-            <w:tcBorders>
-              <w:top w:val="nil"/>
-              <w:bottom w:val="nil"/>
-              <w:start w:val="single" w:sz="14" w:space="0" w:color="1D4ED8"/>
-              <w:end w:val="nil"/>
-            </w:tcBorders>
-            <w:shd w:val="clear" w:color="auto" w:fill="F5F7FA"/>
-            <w:vAlign w:val="center"/>
-          </w:tcPr>
-          <w:p>
-            <w:pPr>
-              <w:keepNext w:val="0"/>
-              <w:keepLines w:val="0"/>
-              <w:spacing w:before="0" w:after="0" w:line="293" w:lineRule="auto"/>
-            </w:pPr>
-            <w:r>
-              <w:rPr>
-                <w:rFonts w:ascii="Arial Unicode MS" w:hAnsi="Arial Unicode MS" w:eastAsia="Arial Unicode MS"/>
-                <w:b/>
-                <w:i w:val="0"/>
-                <w:color w:val="B83245"/>
-                <w:sz w:val="22"/>
-              </w:rPr>
-              <w:t>V1 不准擦掉</w:t>
-            </w:r>
-            <w:r>
-              <w:rPr>
-                <w:rFonts w:ascii="Arial Unicode MS" w:hAnsi="Arial Unicode MS" w:eastAsia="Arial Unicode MS"/>
-                <w:b w:val="0"/>
-                <w:i w:val="0"/>
-                <w:color w:val="1A2340"/>
-                <w:sz w:val="22"/>
-              </w:rPr>
-              <w:t xml:space="preserve">　若要修改，另寫在第 3 頁 V2；若不改，留下保留理由。</w:t>
-            </w:r>
-          </w:p>
-        </w:tc>
-      </w:tr>
-    </w:tbl>
-    <w:p>
-      <w:pPr>
-        <w:keepNext/>
-        <w:keepLines w:val="0"/>
-        <w:spacing w:before="100" w:after="100" w:line="293" w:lineRule="auto"/>
+        <w:spacing w:before="80" w:after="40" w:line="293" w:lineRule="auto"/>
       </w:pPr>
       <w:r>
         <w:rPr>
@@ -861,7 +315,7 @@
           <w:color w:val="1D4ED8"/>
           <w:sz w:val="30"/>
         </w:rPr>
-        <w:t>04</w:t>
+        <w:t>02</w:t>
       </w:r>
       <w:r>
         <w:rPr>
@@ -881,333 +335,7 @@
           <w:color w:val="1A2340"/>
           <w:sz w:val="30"/>
         </w:rPr>
-        <w:t>回饋前證據封存｜45–54 分</w:t>
-      </w:r>
-    </w:p>
-    <w:tbl>
-      <w:tblPr>
-        <w:tblW w:type="dxa" w:w="9865"/>
-        <w:jc w:val="left"/>
-        <w:tblLayout w:type="fixed"/>
-        <w:tblLook w:firstColumn="1" w:firstRow="1" w:lastColumn="0" w:lastRow="0" w:noHBand="0" w:noVBand="1" w:val="04A0"/>
-        <w:tblInd w:type="dxa" w:w="0"/>
-      </w:tblPr>
-      <w:tblGrid>
-        <w:gridCol w:w="2380"/>
-        <w:gridCol w:w="7485"/>
-      </w:tblGrid>
-      <w:tr>
-        <w:tc>
-          <w:tcPr>
-            <w:tcW w:type="dxa" w:w="2380"/>
-            <w:vAlign w:val="center"/>
-            <w:tcMar>
-              <w:top w:w="70" w:type="dxa"/>
-              <w:start w:w="100" w:type="dxa"/>
-              <w:bottom w:w="70" w:type="dxa"/>
-              <w:end w:w="100" w:type="dxa"/>
-            </w:tcMar>
-            <w:tcBorders>
-              <w:top w:val="nil"/>
-              <w:bottom w:val="single" w:sz="5" w:space="0" w:color="CBD5E1"/>
-              <w:start w:val="nil"/>
-              <w:end w:val="single" w:sz="4" w:space="0" w:color="CBD5E1"/>
-            </w:tcBorders>
-            <w:shd w:val="clear" w:color="auto" w:fill="F5F7FA"/>
-          </w:tcPr>
-          <w:p>
-            <w:pPr>
-              <w:spacing w:before="0" w:after="0"/>
-            </w:pPr>
-            <w:r>
-              <w:rPr>
-                <w:rFonts w:ascii="Arial Unicode MS" w:hAnsi="Arial Unicode MS" w:eastAsia="Arial Unicode MS"/>
-                <w:b/>
-                <w:i w:val="0"/>
-                <w:color w:val="1D4ED8"/>
-                <w:sz w:val="22"/>
-              </w:rPr>
-              <w:t>W2 舊句</w:t>
-            </w:r>
-          </w:p>
-        </w:tc>
-        <w:tc>
-          <w:tcPr>
-            <w:tcW w:type="dxa" w:w="7485"/>
-            <w:vAlign w:val="center"/>
-            <w:tcMar>
-              <w:top w:w="70" w:type="dxa"/>
-              <w:start w:w="100" w:type="dxa"/>
-              <w:bottom w:w="70" w:type="dxa"/>
-              <w:end w:w="100" w:type="dxa"/>
-            </w:tcMar>
-            <w:tcBorders>
-              <w:top w:val="nil"/>
-              <w:bottom w:val="single" w:sz="5" w:space="0" w:color="CBD5E1"/>
-              <w:start w:val="nil"/>
-              <w:end w:val="single" w:sz="4" w:space="0" w:color="CBD5E1"/>
-            </w:tcBorders>
-          </w:tcPr>
-          <w:p>
-            <w:pPr>
-              <w:spacing w:before="0" w:after="0"/>
-            </w:pPr>
-            <w:r>
-              <w:rPr>
-                <w:rFonts w:ascii="Arial Unicode MS" w:hAnsi="Arial Unicode MS" w:eastAsia="Arial Unicode MS"/>
-                <w:b w:val="0"/>
-                <w:i w:val="0"/>
-                <w:color w:val="1A2340"/>
-                <w:sz w:val="22"/>
-              </w:rPr>
-              <w:t>談同一件事：_______________________________________________________</w:t>
-            </w:r>
-          </w:p>
-        </w:tc>
-      </w:tr>
-      <w:tr>
-        <w:tc>
-          <w:tcPr>
-            <w:tcW w:type="dxa" w:w="2380"/>
-            <w:vAlign w:val="center"/>
-            <w:tcMar>
-              <w:top w:w="70" w:type="dxa"/>
-              <w:start w:w="100" w:type="dxa"/>
-              <w:bottom w:w="70" w:type="dxa"/>
-              <w:end w:w="100" w:type="dxa"/>
-            </w:tcMar>
-            <w:tcBorders>
-              <w:top w:val="nil"/>
-              <w:bottom w:val="single" w:sz="5" w:space="0" w:color="CBD5E1"/>
-              <w:start w:val="nil"/>
-              <w:end w:val="single" w:sz="4" w:space="0" w:color="CBD5E1"/>
-            </w:tcBorders>
-            <w:shd w:val="clear" w:color="auto" w:fill="F5F7FA"/>
-          </w:tcPr>
-          <w:p>
-            <w:pPr>
-              <w:spacing w:before="0" w:after="0"/>
-            </w:pPr>
-            <w:r>
-              <w:rPr>
-                <w:rFonts w:ascii="Arial Unicode MS" w:hAnsi="Arial Unicode MS" w:eastAsia="Arial Unicode MS"/>
-                <w:b/>
-                <w:i w:val="0"/>
-                <w:color w:val="1D4ED8"/>
-                <w:sz w:val="22"/>
-              </w:rPr>
-              <w:t>W5 V1 新句</w:t>
-            </w:r>
-          </w:p>
-        </w:tc>
-        <w:tc>
-          <w:tcPr>
-            <w:tcW w:type="dxa" w:w="7485"/>
-            <w:vAlign w:val="center"/>
-            <w:tcMar>
-              <w:top w:w="70" w:type="dxa"/>
-              <w:start w:w="100" w:type="dxa"/>
-              <w:bottom w:w="70" w:type="dxa"/>
-              <w:end w:w="100" w:type="dxa"/>
-            </w:tcMar>
-            <w:tcBorders>
-              <w:top w:val="nil"/>
-              <w:bottom w:val="single" w:sz="5" w:space="0" w:color="CBD5E1"/>
-              <w:start w:val="nil"/>
-              <w:end w:val="single" w:sz="4" w:space="0" w:color="CBD5E1"/>
-            </w:tcBorders>
-          </w:tcPr>
-          <w:p>
-            <w:pPr>
-              <w:spacing w:before="0" w:after="0"/>
-            </w:pPr>
-            <w:r>
-              <w:rPr>
-                <w:rFonts w:ascii="Arial Unicode MS" w:hAnsi="Arial Unicode MS" w:eastAsia="Arial Unicode MS"/>
-                <w:b w:val="0"/>
-                <w:i w:val="0"/>
-                <w:color w:val="1A2340"/>
-                <w:sz w:val="22"/>
-              </w:rPr>
-              <w:t>__________________________________________________________________</w:t>
-            </w:r>
-          </w:p>
-        </w:tc>
-      </w:tr>
-      <w:tr>
-        <w:tc>
-          <w:tcPr>
-            <w:tcW w:type="dxa" w:w="2380"/>
-            <w:vAlign w:val="center"/>
-            <w:tcMar>
-              <w:top w:w="70" w:type="dxa"/>
-              <w:start w:w="100" w:type="dxa"/>
-              <w:bottom w:w="70" w:type="dxa"/>
-              <w:end w:w="100" w:type="dxa"/>
-            </w:tcMar>
-            <w:tcBorders>
-              <w:top w:val="nil"/>
-              <w:bottom w:val="single" w:sz="5" w:space="0" w:color="CBD5E1"/>
-              <w:start w:val="nil"/>
-              <w:end w:val="single" w:sz="4" w:space="0" w:color="CBD5E1"/>
-            </w:tcBorders>
-            <w:shd w:val="clear" w:color="auto" w:fill="F5F7FA"/>
-          </w:tcPr>
-          <w:p>
-            <w:pPr>
-              <w:spacing w:before="0" w:after="0"/>
-            </w:pPr>
-            <w:r>
-              <w:rPr>
-                <w:rFonts w:ascii="Arial Unicode MS" w:hAnsi="Arial Unicode MS" w:eastAsia="Arial Unicode MS"/>
-                <w:b/>
-                <w:i w:val="0"/>
-                <w:color w:val="1D4ED8"/>
-                <w:sz w:val="22"/>
-              </w:rPr>
-              <w:t>確切字詞</w:t>
-            </w:r>
-          </w:p>
-        </w:tc>
-        <w:tc>
-          <w:tcPr>
-            <w:tcW w:type="dxa" w:w="7485"/>
-            <w:vAlign w:val="center"/>
-            <w:tcMar>
-              <w:top w:w="70" w:type="dxa"/>
-              <w:start w:w="100" w:type="dxa"/>
-              <w:bottom w:w="70" w:type="dxa"/>
-              <w:end w:w="100" w:type="dxa"/>
-            </w:tcMar>
-            <w:tcBorders>
-              <w:top w:val="nil"/>
-              <w:bottom w:val="single" w:sz="5" w:space="0" w:color="CBD5E1"/>
-              <w:start w:val="nil"/>
-              <w:end w:val="single" w:sz="4" w:space="0" w:color="CBD5E1"/>
-            </w:tcBorders>
-          </w:tcPr>
-          <w:p>
-            <w:pPr>
-              <w:spacing w:before="0" w:after="0"/>
-            </w:pPr>
-            <w:r>
-              <w:rPr>
-                <w:rFonts w:ascii="Arial Unicode MS" w:hAnsi="Arial Unicode MS" w:eastAsia="Arial Unicode MS"/>
-                <w:b w:val="0"/>
-                <w:i w:val="0"/>
-                <w:color w:val="1A2340"/>
-                <w:sz w:val="22"/>
-              </w:rPr>
-              <w:t>舊句：________________　V1：________________</w:t>
-            </w:r>
-          </w:p>
-        </w:tc>
-      </w:tr>
-      <w:tr>
-        <w:tc>
-          <w:tcPr>
-            <w:tcW w:type="dxa" w:w="2380"/>
-            <w:vAlign w:val="center"/>
-            <w:tcMar>
-              <w:top w:w="70" w:type="dxa"/>
-              <w:start w:w="100" w:type="dxa"/>
-              <w:bottom w:w="70" w:type="dxa"/>
-              <w:end w:w="100" w:type="dxa"/>
-            </w:tcMar>
-            <w:tcBorders>
-              <w:top w:val="nil"/>
-              <w:bottom w:val="single" w:sz="5" w:space="0" w:color="CBD5E1"/>
-              <w:start w:val="nil"/>
-              <w:end w:val="single" w:sz="4" w:space="0" w:color="CBD5E1"/>
-            </w:tcBorders>
-            <w:shd w:val="clear" w:color="auto" w:fill="F5F7FA"/>
-          </w:tcPr>
-          <w:p>
-            <w:pPr>
-              <w:spacing w:before="0" w:after="0"/>
-            </w:pPr>
-            <w:r>
-              <w:rPr>
-                <w:rFonts w:ascii="Arial Unicode MS" w:hAnsi="Arial Unicode MS" w:eastAsia="Arial Unicode MS"/>
-                <w:b/>
-                <w:i w:val="0"/>
-                <w:color w:val="1D4ED8"/>
-                <w:sz w:val="22"/>
-              </w:rPr>
-              <w:t>最大差異</w:t>
-            </w:r>
-          </w:p>
-        </w:tc>
-        <w:tc>
-          <w:tcPr>
-            <w:tcW w:type="dxa" w:w="7485"/>
-            <w:vAlign w:val="center"/>
-            <w:tcMar>
-              <w:top w:w="70" w:type="dxa"/>
-              <w:start w:w="100" w:type="dxa"/>
-              <w:bottom w:w="70" w:type="dxa"/>
-              <w:end w:w="100" w:type="dxa"/>
-            </w:tcMar>
-            <w:tcBorders>
-              <w:top w:val="nil"/>
-              <w:bottom w:val="single" w:sz="5" w:space="0" w:color="CBD5E1"/>
-              <w:start w:val="nil"/>
-              <w:end w:val="single" w:sz="4" w:space="0" w:color="CBD5E1"/>
-            </w:tcBorders>
-          </w:tcPr>
-          <w:p>
-            <w:pPr>
-              <w:spacing w:before="0" w:after="0"/>
-            </w:pPr>
-            <w:r>
-              <w:rPr>
-                <w:rFonts w:ascii="Arial Unicode MS" w:hAnsi="Arial Unicode MS" w:eastAsia="Arial Unicode MS"/>
-                <w:b w:val="0"/>
-                <w:i w:val="0"/>
-                <w:color w:val="1A2340"/>
-                <w:sz w:val="22"/>
-              </w:rPr>
-              <w:t>__________________________________________________________________</w:t>
-            </w:r>
-          </w:p>
-        </w:tc>
-      </w:tr>
-    </w:tbl>
-    <w:p>
-      <w:pPr>
-        <w:keepNext/>
-        <w:keepLines w:val="0"/>
-        <w:spacing w:before="120" w:after="100" w:line="293" w:lineRule="auto"/>
-      </w:pPr>
-      <w:r>
-        <w:rPr>
-          <w:rFonts w:ascii="JetBrains Mono" w:hAnsi="JetBrains Mono" w:eastAsia="Arial Unicode MS"/>
-          <w:b/>
-          <w:i w:val="0"/>
-          <w:color w:val="1D4ED8"/>
-          <w:sz w:val="30"/>
-        </w:rPr>
-        <w:t>05</w:t>
-      </w:r>
-      <w:r>
-        <w:rPr>
-          <w:rFonts w:ascii="Arial Unicode MS" w:hAnsi="Arial Unicode MS" w:eastAsia="Arial Unicode MS"/>
-          <w:b w:val="0"/>
-          <w:i w:val="0"/>
-          <w:color w:val="1D4ED8"/>
-          <w:sz w:val="30"/>
-        </w:rPr>
-        <w:t xml:space="preserve">  </w:t>
-      </w:r>
-      <w:r>
-        <w:rPr>
-          <w:rFonts w:ascii="Arial Unicode MS" w:hAnsi="Arial Unicode MS" w:eastAsia="Arial Unicode MS"/>
-          <w:b/>
-          <w:i w:val="0"/>
-          <w:color w:val="1A2340"/>
-          <w:sz w:val="30"/>
-        </w:rPr>
-        <w:t>真人測讀 V1｜54–64 分</w:t>
+        <w:t>短片：看到哪裡停？｜09–21 分</w:t>
       </w:r>
     </w:p>
     <w:p>
@@ -1221,17 +349,17 @@
           <w:rFonts w:ascii="Arial Unicode MS" w:hAnsi="Arial Unicode MS" w:eastAsia="Arial Unicode MS"/>
           <w:b w:val="0"/>
           <w:i w:val="0"/>
-          <w:color w:val="5B6573"/>
+          <w:color w:val="1A2340"/>
           <w:sz w:val="22"/>
         </w:rPr>
-        <w:t>讀者只回報文字讓你實際看到、聽到、感覺到或誤讀什麼；至少指出一個原詞或句子。不要寫『很好』『比較生動』。</w:t>
+        <w:t>09 分留個人初答；14 分小組共作，17 分再看實際後續。</w:t>
       </w:r>
     </w:p>
     <w:p>
       <w:pPr>
         <w:keepNext/>
         <w:keepLines w:val="0"/>
-        <w:spacing w:before="0" w:after="20" w:line="293" w:lineRule="auto"/>
+        <w:spacing w:before="40" w:after="20" w:line="293" w:lineRule="auto"/>
       </w:pPr>
       <w:r>
         <w:rPr>
@@ -1241,7 +369,7 @@
           <w:color w:val="5B6573"/>
           <w:sz w:val="22"/>
         </w:rPr>
-        <w:t>讀者回報 A</w:t>
+        <w:t>初答</w:t>
       </w:r>
       <w:r>
         <w:rPr>
@@ -1261,7 +389,7 @@
           <w:color w:val="1A2340"/>
           <w:sz w:val="22"/>
         </w:rPr>
-        <w:t>我看到／聽到／感覺到：</w:t>
+        <w:t>這個畫面正在邀請我做什麼？依據是什麼？</w:t>
       </w:r>
     </w:p>
     <w:tbl>
@@ -1277,225 +405,7 @@
       </w:tblGrid>
       <w:tr>
         <w:trPr>
-          <w:trHeight w:val="482" w:hRule="atLeast"/>
-        </w:trPr>
-        <w:tc>
-          <w:tcPr>
-            <w:tcW w:type="dxa" w:w="9865"/>
-            <w:tcMar>
-              <w:top w:w="0" w:type="dxa"/>
-              <w:start w:w="0" w:type="dxa"/>
-              <w:bottom w:w="0" w:type="dxa"/>
-              <w:end w:w="0" w:type="dxa"/>
-            </w:tcMar>
-            <w:tcBorders>
-              <w:top w:val="nil"/>
-              <w:bottom w:val="single" w:sz="5" w:space="0" w:color="CBD5E1"/>
-              <w:start w:val="nil"/>
-              <w:end w:val="nil"/>
-            </w:tcBorders>
-          </w:tcPr>
-          <w:p>
-            <w:pPr>
-              <w:spacing w:before="0" w:after="0" w:line="240" w:lineRule="auto"/>
-            </w:pPr>
-            <w:r>
-              <w:t xml:space="preserve"> </w:t>
-            </w:r>
-          </w:p>
-        </w:tc>
-      </w:tr>
-      <w:tr>
-        <w:trPr>
-          <w:trHeight w:val="482" w:hRule="atLeast"/>
-        </w:trPr>
-        <w:tc>
-          <w:tcPr>
-            <w:tcW w:type="dxa" w:w="9865"/>
-            <w:tcMar>
-              <w:top w:w="0" w:type="dxa"/>
-              <w:start w:w="0" w:type="dxa"/>
-              <w:bottom w:w="0" w:type="dxa"/>
-              <w:end w:w="0" w:type="dxa"/>
-            </w:tcMar>
-            <w:tcBorders>
-              <w:top w:val="nil"/>
-              <w:bottom w:val="single" w:sz="5" w:space="0" w:color="CBD5E1"/>
-              <w:start w:val="nil"/>
-              <w:end w:val="nil"/>
-            </w:tcBorders>
-          </w:tcPr>
-          <w:p>
-            <w:pPr>
-              <w:spacing w:before="0" w:after="20" w:line="240" w:lineRule="auto"/>
-            </w:pPr>
-            <w:r>
-              <w:t xml:space="preserve"> </w:t>
-            </w:r>
-          </w:p>
-        </w:tc>
-      </w:tr>
-    </w:tbl>
-    <w:p>
-      <w:pPr>
-        <w:keepNext/>
-        <w:keepLines w:val="0"/>
-        <w:spacing w:before="20" w:after="20" w:line="293" w:lineRule="auto"/>
-      </w:pPr>
-      <w:r>
-        <w:rPr>
-          <w:rFonts w:ascii="Arial Unicode MS" w:hAnsi="Arial Unicode MS" w:eastAsia="Arial Unicode MS"/>
-          <w:b/>
-          <w:i w:val="0"/>
-          <w:color w:val="5B6573"/>
-          <w:sz w:val="22"/>
-        </w:rPr>
-        <w:t>讀者回報 B</w:t>
-      </w:r>
-      <w:r>
-        <w:rPr>
-          <w:rFonts w:ascii="Arial Unicode MS" w:hAnsi="Arial Unicode MS" w:eastAsia="Arial Unicode MS"/>
-          <w:b w:val="0"/>
-          <w:i w:val="0"/>
-          <w:color w:val="7B8491"/>
-          <w:sz w:val="22"/>
-        </w:rPr>
-        <w:t xml:space="preserve">  ｜  </w:t>
-      </w:r>
-      <w:r>
-        <w:rPr>
-          <w:rFonts w:ascii="Arial Unicode MS" w:hAnsi="Arial Unicode MS" w:eastAsia="Arial Unicode MS"/>
-          <w:b w:val="0"/>
-          <w:i w:val="0"/>
-          <w:color w:val="1A2340"/>
-          <w:sz w:val="22"/>
-        </w:rPr>
-        <w:t>我誤讀或還沒看懂：</w:t>
-      </w:r>
-    </w:p>
-    <w:tbl>
-      <w:tblPr>
-        <w:tblW w:type="dxa" w:w="9865"/>
-        <w:jc w:val="left"/>
-        <w:tblLayout w:type="fixed"/>
-        <w:tblLook w:firstColumn="1" w:firstRow="1" w:lastColumn="0" w:lastRow="0" w:noHBand="0" w:noVBand="1" w:val="04A0"/>
-        <w:tblInd w:type="dxa" w:w="0"/>
-      </w:tblPr>
-      <w:tblGrid>
-        <w:gridCol w:w="9865"/>
-      </w:tblGrid>
-      <w:tr>
-        <w:trPr>
-          <w:trHeight w:val="482" w:hRule="atLeast"/>
-        </w:trPr>
-        <w:tc>
-          <w:tcPr>
-            <w:tcW w:type="dxa" w:w="9865"/>
-            <w:tcMar>
-              <w:top w:w="0" w:type="dxa"/>
-              <w:start w:w="0" w:type="dxa"/>
-              <w:bottom w:w="0" w:type="dxa"/>
-              <w:end w:w="0" w:type="dxa"/>
-            </w:tcMar>
-            <w:tcBorders>
-              <w:top w:val="nil"/>
-              <w:bottom w:val="single" w:sz="5" w:space="0" w:color="CBD5E1"/>
-              <w:start w:val="nil"/>
-              <w:end w:val="nil"/>
-            </w:tcBorders>
-          </w:tcPr>
-          <w:p>
-            <w:pPr>
-              <w:spacing w:before="0" w:after="0" w:line="240" w:lineRule="auto"/>
-            </w:pPr>
-            <w:r>
-              <w:t xml:space="preserve"> </w:t>
-            </w:r>
-          </w:p>
-        </w:tc>
-      </w:tr>
-      <w:tr>
-        <w:trPr>
-          <w:trHeight w:val="482" w:hRule="atLeast"/>
-        </w:trPr>
-        <w:tc>
-          <w:tcPr>
-            <w:tcW w:type="dxa" w:w="9865"/>
-            <w:tcMar>
-              <w:top w:w="0" w:type="dxa"/>
-              <w:start w:w="0" w:type="dxa"/>
-              <w:bottom w:w="0" w:type="dxa"/>
-              <w:end w:w="0" w:type="dxa"/>
-            </w:tcMar>
-            <w:tcBorders>
-              <w:top w:val="nil"/>
-              <w:bottom w:val="single" w:sz="5" w:space="0" w:color="CBD5E1"/>
-              <w:start w:val="nil"/>
-              <w:end w:val="nil"/>
-            </w:tcBorders>
-          </w:tcPr>
-          <w:p>
-            <w:pPr>
-              <w:spacing w:before="0" w:after="20" w:line="240" w:lineRule="auto"/>
-            </w:pPr>
-            <w:r>
-              <w:t xml:space="preserve"> </w:t>
-            </w:r>
-          </w:p>
-        </w:tc>
-      </w:tr>
-    </w:tbl>
-    <w:p>
-      <w:pPr>
-        <w:keepNext/>
-        <w:keepLines w:val="0"/>
-        <w:spacing w:before="20" w:after="20" w:line="293" w:lineRule="auto"/>
-      </w:pPr>
-      <w:r>
-        <w:rPr>
-          <w:rFonts w:ascii="Arial Unicode MS" w:hAnsi="Arial Unicode MS" w:eastAsia="Arial Unicode MS"/>
-          <w:b/>
-          <w:i w:val="0"/>
-          <w:color w:val="5B6573"/>
-          <w:sz w:val="22"/>
-        </w:rPr>
-        <w:t>文字證據</w:t>
-      </w:r>
-      <w:r>
-        <w:rPr>
-          <w:rFonts w:ascii="Arial Unicode MS" w:hAnsi="Arial Unicode MS" w:eastAsia="Arial Unicode MS"/>
-          <w:b w:val="0"/>
-          <w:i w:val="0"/>
-          <w:color w:val="7B8491"/>
-          <w:sz w:val="22"/>
-        </w:rPr>
-        <w:t xml:space="preserve">  ｜  </w:t>
-      </w:r>
-      <w:r>
-        <w:rPr>
-          <w:rFonts w:ascii="Arial Unicode MS" w:hAnsi="Arial Unicode MS" w:eastAsia="Arial Unicode MS"/>
-          <w:b w:val="0"/>
-          <w:i w:val="0"/>
-          <w:color w:val="1A2340"/>
-          <w:sz w:val="22"/>
-        </w:rPr>
-        <w:t>讓我這樣讀的原詞／句子：</w:t>
-      </w:r>
-    </w:p>
-    <w:tbl>
-      <w:tblPr>
-        <w:tblW w:type="dxa" w:w="9865"/>
-        <w:jc w:val="left"/>
-        <w:tblLayout w:type="fixed"/>
-        <w:tblLook w:firstColumn="1" w:firstRow="1" w:lastColumn="0" w:lastRow="0" w:noHBand="0" w:noVBand="1" w:val="04A0"/>
-        <w:tblInd w:type="dxa" w:w="0"/>
-      </w:tblPr>
-      <w:tblGrid>
-        <w:gridCol w:w="9865"/>
-      </w:tblGrid>
-      <w:tr>
-        <w:trPr>
-          <w:trHeight w:val="482" w:hRule="atLeast"/>
+          <w:trHeight w:val="510" w:hRule="atLeast"/>
         </w:trPr>
         <w:tc>
           <w:tcPr>
@@ -1528,167 +438,7 @@
       <w:pPr>
         <w:keepNext/>
         <w:keepLines w:val="0"/>
-        <w:spacing w:before="120" w:after="100" w:line="293" w:lineRule="auto"/>
-      </w:pPr>
-      <w:r>
-        <w:rPr>
-          <w:rFonts w:ascii="JetBrains Mono" w:hAnsi="JetBrains Mono" w:eastAsia="Arial Unicode MS"/>
-          <w:b/>
-          <w:i w:val="0"/>
-          <w:color w:val="1D4ED8"/>
-          <w:sz w:val="30"/>
-        </w:rPr>
-        <w:t>06</w:t>
-      </w:r>
-      <w:r>
-        <w:rPr>
-          <w:rFonts w:ascii="Arial Unicode MS" w:hAnsi="Arial Unicode MS" w:eastAsia="Arial Unicode MS"/>
-          <w:b w:val="0"/>
-          <w:i w:val="0"/>
-          <w:color w:val="1D4ED8"/>
-          <w:sz w:val="30"/>
-        </w:rPr>
-        <w:t xml:space="preserve">  </w:t>
-      </w:r>
-      <w:r>
-        <w:rPr>
-          <w:rFonts w:ascii="Arial Unicode MS" w:hAnsi="Arial Unicode MS" w:eastAsia="Arial Unicode MS"/>
-          <w:b/>
-          <w:i w:val="0"/>
-          <w:color w:val="1A2340"/>
-          <w:sz w:val="30"/>
-        </w:rPr>
-        <w:t>把紙本還給作者</w:t>
-      </w:r>
-    </w:p>
-    <w:p>
-      <w:pPr>
-        <w:keepNext w:val="0"/>
-        <w:keepLines w:val="0"/>
-        <w:spacing w:before="0" w:after="0" w:line="293" w:lineRule="auto"/>
-      </w:pPr>
-      <w:r>
-        <w:rPr>
-          <w:rFonts w:ascii="Arial Unicode MS" w:hAnsi="Arial Unicode MS" w:eastAsia="Arial Unicode MS"/>
-          <w:b/>
-          <w:i w:val="0"/>
-          <w:color w:val="1A2340"/>
-          <w:sz w:val="22"/>
-        </w:rPr>
-        <w:t>不拍照、不轉傳、不追問私人背景。作者現在才打開讀者回報。</w:t>
-      </w:r>
-    </w:p>
-    <w:p>
-      <w:pPr>
-        <w:keepNext/>
-        <w:keepLines w:val="0"/>
-        <w:pageBreakBefore/>
-        <w:spacing w:before="0" w:after="60" w:line="293" w:lineRule="auto"/>
-      </w:pPr>
-      <w:r>
-        <w:rPr>
-          <w:rFonts w:ascii="JetBrains Mono" w:hAnsi="JetBrains Mono" w:eastAsia="Arial Unicode MS"/>
-          <w:b/>
-          <w:i w:val="0"/>
-          <w:color w:val="1D4ED8"/>
-          <w:sz w:val="22"/>
-        </w:rPr>
-        <w:t>W5 / 03</w:t>
-      </w:r>
-    </w:p>
-    <w:p>
-      <w:pPr>
-        <w:keepNext/>
-        <w:keepLines w:val="0"/>
-        <w:spacing w:before="0" w:after="80" w:line="252" w:lineRule="auto"/>
-      </w:pPr>
-      <w:r>
-        <w:rPr>
-          <w:rFonts w:ascii="Arial Unicode MS" w:hAnsi="Arial Unicode MS" w:eastAsia="Arial Unicode MS"/>
-          <w:b/>
-          <w:i w:val="0"/>
-          <w:color w:val="1A2340"/>
-          <w:sz w:val="44"/>
-        </w:rPr>
-        <w:t>作者做決定</w:t>
-      </w:r>
-    </w:p>
-    <w:p>
-      <w:pPr>
-        <w:keepNext w:val="0"/>
-        <w:keepLines w:val="0"/>
-        <w:spacing w:before="0" w:after="140" w:line="293" w:lineRule="auto"/>
-      </w:pPr>
-      <w:r>
-        <w:rPr>
-          <w:rFonts w:ascii="Arial Unicode MS" w:hAnsi="Arial Unicode MS" w:eastAsia="Arial Unicode MS"/>
-          <w:b w:val="0"/>
-          <w:i w:val="0"/>
-          <w:color w:val="5B6573"/>
-          <w:sz w:val="22"/>
-        </w:rPr>
-        <w:t>回饋不是命令；修改或有理由地保留，都可能是好判斷。</w:t>
-      </w:r>
-    </w:p>
-    <w:p>
-      <w:pPr>
-        <w:keepNext/>
-        <w:keepLines w:val="0"/>
-        <w:spacing w:before="40" w:after="100" w:line="293" w:lineRule="auto"/>
-      </w:pPr>
-      <w:r>
-        <w:rPr>
-          <w:rFonts w:ascii="JetBrains Mono" w:hAnsi="JetBrains Mono" w:eastAsia="Arial Unicode MS"/>
-          <w:b/>
-          <w:i w:val="0"/>
-          <w:color w:val="1D4ED8"/>
-          <w:sz w:val="30"/>
-        </w:rPr>
-        <w:t>07</w:t>
-      </w:r>
-      <w:r>
-        <w:rPr>
-          <w:rFonts w:ascii="Arial Unicode MS" w:hAnsi="Arial Unicode MS" w:eastAsia="Arial Unicode MS"/>
-          <w:b w:val="0"/>
-          <w:i w:val="0"/>
-          <w:color w:val="1D4ED8"/>
-          <w:sz w:val="30"/>
-        </w:rPr>
-        <w:t xml:space="preserve">  </w:t>
-      </w:r>
-      <w:r>
-        <w:rPr>
-          <w:rFonts w:ascii="Arial Unicode MS" w:hAnsi="Arial Unicode MS" w:eastAsia="Arial Unicode MS"/>
-          <w:b/>
-          <w:i w:val="0"/>
-          <w:color w:val="1A2340"/>
-          <w:sz w:val="30"/>
-        </w:rPr>
-        <w:t>我怎麼回應決定｜64–74 分</w:t>
-      </w:r>
-    </w:p>
-    <w:p>
-      <w:pPr>
-        <w:keepNext w:val="0"/>
-        <w:keepLines w:val="0"/>
-        <w:spacing w:before="0" w:after="20" w:line="293" w:lineRule="auto"/>
-      </w:pPr>
-      <w:r>
-        <w:rPr>
-          <w:rFonts w:ascii="Arial Unicode MS" w:hAnsi="Arial Unicode MS" w:eastAsia="Arial Unicode MS"/>
-          <w:b w:val="0"/>
-          <w:i w:val="0"/>
-          <w:color w:val="1A2340"/>
-          <w:sz w:val="22"/>
-        </w:rPr>
-        <w:t>□ 採用　　□ 部分採用　　□ 不採用</w:t>
-      </w:r>
-    </w:p>
-    <w:p>
-      <w:pPr>
-        <w:keepNext/>
-        <w:keepLines w:val="0"/>
-        <w:spacing w:before="0" w:after="20" w:line="293" w:lineRule="auto"/>
+        <w:spacing w:before="40" w:after="20" w:line="293" w:lineRule="auto"/>
       </w:pPr>
       <w:r>
         <w:rPr>
@@ -1698,7 +448,7 @@
           <w:color w:val="5B6573"/>
           <w:sz w:val="22"/>
         </w:rPr>
-        <w:t>作者決定</w:t>
+        <w:t>小組提案</w:t>
       </w:r>
       <w:r>
         <w:rPr>
@@ -1718,829 +468,7 @@
           <w:color w:val="1A2340"/>
           <w:sz w:val="22"/>
         </w:rPr>
-        <w:t>我這樣決定，因為：</w:t>
-      </w:r>
-    </w:p>
-    <w:tbl>
-      <w:tblPr>
-        <w:tblW w:type="dxa" w:w="9865"/>
-        <w:jc w:val="left"/>
-        <w:tblLayout w:type="fixed"/>
-        <w:tblLook w:firstColumn="1" w:firstRow="1" w:lastColumn="0" w:lastRow="0" w:noHBand="0" w:noVBand="1" w:val="04A0"/>
-        <w:tblInd w:type="dxa" w:w="0"/>
-      </w:tblPr>
-      <w:tblGrid>
-        <w:gridCol w:w="9865"/>
-      </w:tblGrid>
-      <w:tr>
-        <w:trPr>
-          <w:trHeight w:val="482" w:hRule="atLeast"/>
-        </w:trPr>
-        <w:tc>
-          <w:tcPr>
-            <w:tcW w:type="dxa" w:w="9865"/>
-            <w:tcMar>
-              <w:top w:w="0" w:type="dxa"/>
-              <w:start w:w="0" w:type="dxa"/>
-              <w:bottom w:w="0" w:type="dxa"/>
-              <w:end w:w="0" w:type="dxa"/>
-            </w:tcMar>
-            <w:tcBorders>
-              <w:top w:val="nil"/>
-              <w:bottom w:val="single" w:sz="5" w:space="0" w:color="CBD5E1"/>
-              <w:start w:val="nil"/>
-              <w:end w:val="nil"/>
-            </w:tcBorders>
-          </w:tcPr>
-          <w:p>
-            <w:pPr>
-              <w:spacing w:before="0" w:after="0" w:line="240" w:lineRule="auto"/>
-            </w:pPr>
-            <w:r>
-              <w:t xml:space="preserve"> </w:t>
-            </w:r>
-          </w:p>
-        </w:tc>
-      </w:tr>
-      <w:tr>
-        <w:trPr>
-          <w:trHeight w:val="482" w:hRule="atLeast"/>
-        </w:trPr>
-        <w:tc>
-          <w:tcPr>
-            <w:tcW w:type="dxa" w:w="9865"/>
-            <w:tcMar>
-              <w:top w:w="0" w:type="dxa"/>
-              <w:start w:w="0" w:type="dxa"/>
-              <w:bottom w:w="0" w:type="dxa"/>
-              <w:end w:w="0" w:type="dxa"/>
-            </w:tcMar>
-            <w:tcBorders>
-              <w:top w:val="nil"/>
-              <w:bottom w:val="single" w:sz="5" w:space="0" w:color="CBD5E1"/>
-              <w:start w:val="nil"/>
-              <w:end w:val="nil"/>
-            </w:tcBorders>
-          </w:tcPr>
-          <w:p>
-            <w:pPr>
-              <w:spacing w:before="0" w:after="20" w:line="240" w:lineRule="auto"/>
-            </w:pPr>
-            <w:r>
-              <w:t xml:space="preserve"> </w:t>
-            </w:r>
-          </w:p>
-        </w:tc>
-      </w:tr>
-    </w:tbl>
-    <w:p>
-      <w:pPr>
-        <w:keepNext/>
-        <w:keepLines w:val="0"/>
-        <w:spacing w:before="20" w:after="20" w:line="293" w:lineRule="auto"/>
-      </w:pPr>
-      <w:r>
-        <w:rPr>
-          <w:rFonts w:ascii="Arial Unicode MS" w:hAnsi="Arial Unicode MS" w:eastAsia="Arial Unicode MS"/>
-          <w:b/>
-          <w:i w:val="0"/>
-          <w:color w:val="5B6573"/>
-          <w:sz w:val="22"/>
-        </w:rPr>
-        <w:t>V2 微調</w:t>
-      </w:r>
-      <w:r>
-        <w:rPr>
-          <w:rFonts w:ascii="Arial Unicode MS" w:hAnsi="Arial Unicode MS" w:eastAsia="Arial Unicode MS"/>
-          <w:b w:val="0"/>
-          <w:i w:val="0"/>
-          <w:color w:val="7B8491"/>
-          <w:sz w:val="22"/>
-        </w:rPr>
-        <w:t xml:space="preserve">  ｜  </w:t>
-      </w:r>
-      <w:r>
-        <w:rPr>
-          <w:rFonts w:ascii="Arial Unicode MS" w:hAnsi="Arial Unicode MS" w:eastAsia="Arial Unicode MS"/>
-          <w:b w:val="0"/>
-          <w:i w:val="0"/>
-          <w:color w:val="1A2340"/>
-          <w:sz w:val="22"/>
-        </w:rPr>
-        <w:t>若有修改，抄下改後句；有理由保留 V1，本欄可留白。</w:t>
-      </w:r>
-    </w:p>
-    <w:tbl>
-      <w:tblPr>
-        <w:tblW w:type="dxa" w:w="9865"/>
-        <w:jc w:val="left"/>
-        <w:tblLayout w:type="fixed"/>
-        <w:tblLook w:firstColumn="1" w:firstRow="1" w:lastColumn="0" w:lastRow="0" w:noHBand="0" w:noVBand="1" w:val="04A0"/>
-        <w:tblInd w:type="dxa" w:w="0"/>
-      </w:tblPr>
-      <w:tblGrid>
-        <w:gridCol w:w="9865"/>
-      </w:tblGrid>
-      <w:tr>
-        <w:trPr>
-          <w:trHeight w:val="482" w:hRule="atLeast"/>
-        </w:trPr>
-        <w:tc>
-          <w:tcPr>
-            <w:tcW w:type="dxa" w:w="9865"/>
-            <w:tcMar>
-              <w:top w:w="0" w:type="dxa"/>
-              <w:start w:w="0" w:type="dxa"/>
-              <w:bottom w:w="0" w:type="dxa"/>
-              <w:end w:w="0" w:type="dxa"/>
-            </w:tcMar>
-            <w:tcBorders>
-              <w:top w:val="nil"/>
-              <w:bottom w:val="single" w:sz="5" w:space="0" w:color="CBD5E1"/>
-              <w:start w:val="nil"/>
-              <w:end w:val="nil"/>
-            </w:tcBorders>
-          </w:tcPr>
-          <w:p>
-            <w:pPr>
-              <w:spacing w:before="0" w:after="0" w:line="240" w:lineRule="auto"/>
-            </w:pPr>
-            <w:r>
-              <w:t xml:space="preserve"> </w:t>
-            </w:r>
-          </w:p>
-        </w:tc>
-      </w:tr>
-      <w:tr>
-        <w:trPr>
-          <w:trHeight w:val="482" w:hRule="atLeast"/>
-        </w:trPr>
-        <w:tc>
-          <w:tcPr>
-            <w:tcW w:type="dxa" w:w="9865"/>
-            <w:tcMar>
-              <w:top w:w="0" w:type="dxa"/>
-              <w:start w:w="0" w:type="dxa"/>
-              <w:bottom w:w="0" w:type="dxa"/>
-              <w:end w:w="0" w:type="dxa"/>
-            </w:tcMar>
-            <w:tcBorders>
-              <w:top w:val="nil"/>
-              <w:bottom w:val="single" w:sz="5" w:space="0" w:color="CBD5E1"/>
-              <w:start w:val="nil"/>
-              <w:end w:val="nil"/>
-            </w:tcBorders>
-          </w:tcPr>
-          <w:p>
-            <w:pPr>
-              <w:spacing w:before="0" w:after="0" w:line="240" w:lineRule="auto"/>
-            </w:pPr>
-            <w:r>
-              <w:t xml:space="preserve"> </w:t>
-            </w:r>
-          </w:p>
-        </w:tc>
-      </w:tr>
-    </w:tbl>
-    <w:p>
-      <w:pPr>
-        <w:keepNext/>
-        <w:keepLines w:val="0"/>
-        <w:spacing w:before="120" w:after="100" w:line="293" w:lineRule="auto"/>
-      </w:pPr>
-      <w:r>
-        <w:rPr>
-          <w:rFonts w:ascii="JetBrains Mono" w:hAnsi="JetBrains Mono" w:eastAsia="Arial Unicode MS"/>
-          <w:b/>
-          <w:i w:val="0"/>
-          <w:color w:val="1D4ED8"/>
-          <w:sz w:val="30"/>
-        </w:rPr>
-        <w:t>08</w:t>
-      </w:r>
-      <w:r>
-        <w:rPr>
-          <w:rFonts w:ascii="Arial Unicode MS" w:hAnsi="Arial Unicode MS" w:eastAsia="Arial Unicode MS"/>
-          <w:b w:val="0"/>
-          <w:i w:val="0"/>
-          <w:color w:val="1D4ED8"/>
-          <w:sz w:val="30"/>
-        </w:rPr>
-        <w:t xml:space="preserve">  </w:t>
-      </w:r>
-      <w:r>
-        <w:rPr>
-          <w:rFonts w:ascii="Arial Unicode MS" w:hAnsi="Arial Unicode MS" w:eastAsia="Arial Unicode MS"/>
-          <w:b/>
-          <w:i w:val="0"/>
-          <w:color w:val="1A2340"/>
-          <w:sz w:val="30"/>
-        </w:rPr>
-        <w:t>四項最終對比｜74–82 分</w:t>
-      </w:r>
-    </w:p>
-    <w:p>
-      <w:pPr>
-        <w:keepNext w:val="0"/>
-        <w:keepLines w:val="0"/>
-        <w:spacing w:before="0" w:after="40" w:line="293" w:lineRule="auto"/>
-      </w:pPr>
-      <w:r>
-        <w:rPr>
-          <w:rFonts w:ascii="Arial Unicode MS" w:hAnsi="Arial Unicode MS" w:eastAsia="Arial Unicode MS"/>
-          <w:b/>
-          <w:i w:val="0"/>
-          <w:color w:val="1A2340"/>
-          <w:sz w:val="22"/>
-        </w:rPr>
-        <w:t>不用湊 200 字；四項都說清楚：①具體經驗細節　②真人讀者實際接收　③我的回應決定　④V2 如何處理接收落差，或為何保留。</w:t>
-      </w:r>
-    </w:p>
-    <w:tbl>
-      <w:tblPr>
-        <w:tblW w:type="dxa" w:w="9865"/>
-        <w:jc w:val="left"/>
-        <w:tblLayout w:type="fixed"/>
-        <w:tblLook w:firstColumn="1" w:firstRow="1" w:lastColumn="0" w:lastRow="0" w:noHBand="0" w:noVBand="1" w:val="04A0"/>
-        <w:tblInd w:type="dxa" w:w="0"/>
-      </w:tblPr>
-      <w:tblGrid>
-        <w:gridCol w:w="9865"/>
-      </w:tblGrid>
-      <w:tr>
-        <w:trPr>
-          <w:trHeight w:val="482" w:hRule="atLeast"/>
-        </w:trPr>
-        <w:tc>
-          <w:tcPr>
-            <w:tcW w:type="dxa" w:w="9865"/>
-            <w:tcMar>
-              <w:top w:w="0" w:type="dxa"/>
-              <w:start w:w="0" w:type="dxa"/>
-              <w:bottom w:w="0" w:type="dxa"/>
-              <w:end w:w="0" w:type="dxa"/>
-            </w:tcMar>
-            <w:tcBorders>
-              <w:top w:val="nil"/>
-              <w:bottom w:val="single" w:sz="5" w:space="0" w:color="CBD5E1"/>
-              <w:start w:val="nil"/>
-              <w:end w:val="nil"/>
-            </w:tcBorders>
-          </w:tcPr>
-          <w:p>
-            <w:pPr>
-              <w:spacing w:before="0" w:after="0" w:line="240" w:lineRule="auto"/>
-            </w:pPr>
-            <w:r>
-              <w:t xml:space="preserve"> </w:t>
-            </w:r>
-          </w:p>
-        </w:tc>
-      </w:tr>
-      <w:tr>
-        <w:trPr>
-          <w:trHeight w:val="482" w:hRule="atLeast"/>
-        </w:trPr>
-        <w:tc>
-          <w:tcPr>
-            <w:tcW w:type="dxa" w:w="9865"/>
-            <w:tcMar>
-              <w:top w:w="0" w:type="dxa"/>
-              <w:start w:w="0" w:type="dxa"/>
-              <w:bottom w:w="0" w:type="dxa"/>
-              <w:end w:w="0" w:type="dxa"/>
-            </w:tcMar>
-            <w:tcBorders>
-              <w:top w:val="nil"/>
-              <w:bottom w:val="single" w:sz="5" w:space="0" w:color="CBD5E1"/>
-              <w:start w:val="nil"/>
-              <w:end w:val="nil"/>
-            </w:tcBorders>
-          </w:tcPr>
-          <w:p>
-            <w:pPr>
-              <w:spacing w:before="0" w:after="0" w:line="240" w:lineRule="auto"/>
-            </w:pPr>
-            <w:r>
-              <w:t xml:space="preserve"> </w:t>
-            </w:r>
-          </w:p>
-        </w:tc>
-      </w:tr>
-      <w:tr>
-        <w:trPr>
-          <w:trHeight w:val="482" w:hRule="atLeast"/>
-        </w:trPr>
-        <w:tc>
-          <w:tcPr>
-            <w:tcW w:type="dxa" w:w="9865"/>
-            <w:tcMar>
-              <w:top w:w="0" w:type="dxa"/>
-              <w:start w:w="0" w:type="dxa"/>
-              <w:bottom w:w="0" w:type="dxa"/>
-              <w:end w:w="0" w:type="dxa"/>
-            </w:tcMar>
-            <w:tcBorders>
-              <w:top w:val="nil"/>
-              <w:bottom w:val="single" w:sz="5" w:space="0" w:color="CBD5E1"/>
-              <w:start w:val="nil"/>
-              <w:end w:val="nil"/>
-            </w:tcBorders>
-          </w:tcPr>
-          <w:p>
-            <w:pPr>
-              <w:spacing w:before="0" w:after="0" w:line="240" w:lineRule="auto"/>
-            </w:pPr>
-            <w:r>
-              <w:t xml:space="preserve"> </w:t>
-            </w:r>
-          </w:p>
-        </w:tc>
-      </w:tr>
-      <w:tr>
-        <w:trPr>
-          <w:trHeight w:val="482" w:hRule="atLeast"/>
-        </w:trPr>
-        <w:tc>
-          <w:tcPr>
-            <w:tcW w:type="dxa" w:w="9865"/>
-            <w:tcMar>
-              <w:top w:w="0" w:type="dxa"/>
-              <w:start w:w="0" w:type="dxa"/>
-              <w:bottom w:w="0" w:type="dxa"/>
-              <w:end w:w="0" w:type="dxa"/>
-            </w:tcMar>
-            <w:tcBorders>
-              <w:top w:val="nil"/>
-              <w:bottom w:val="single" w:sz="5" w:space="0" w:color="CBD5E1"/>
-              <w:start w:val="nil"/>
-              <w:end w:val="nil"/>
-            </w:tcBorders>
-          </w:tcPr>
-          <w:p>
-            <w:pPr>
-              <w:spacing w:before="0" w:after="0" w:line="240" w:lineRule="auto"/>
-            </w:pPr>
-            <w:r>
-              <w:t xml:space="preserve"> </w:t>
-            </w:r>
-          </w:p>
-        </w:tc>
-      </w:tr>
-      <w:tr>
-        <w:trPr>
-          <w:trHeight w:val="482" w:hRule="atLeast"/>
-        </w:trPr>
-        <w:tc>
-          <w:tcPr>
-            <w:tcW w:type="dxa" w:w="9865"/>
-            <w:tcMar>
-              <w:top w:w="0" w:type="dxa"/>
-              <w:start w:w="0" w:type="dxa"/>
-              <w:bottom w:w="0" w:type="dxa"/>
-              <w:end w:w="0" w:type="dxa"/>
-            </w:tcMar>
-            <w:tcBorders>
-              <w:top w:val="nil"/>
-              <w:bottom w:val="single" w:sz="5" w:space="0" w:color="CBD5E1"/>
-              <w:start w:val="nil"/>
-              <w:end w:val="nil"/>
-            </w:tcBorders>
-          </w:tcPr>
-          <w:p>
-            <w:pPr>
-              <w:spacing w:before="0" w:after="0" w:line="240" w:lineRule="auto"/>
-            </w:pPr>
-            <w:r>
-              <w:t xml:space="preserve"> </w:t>
-            </w:r>
-          </w:p>
-        </w:tc>
-      </w:tr>
-      <w:tr>
-        <w:trPr>
-          <w:trHeight w:val="482" w:hRule="atLeast"/>
-        </w:trPr>
-        <w:tc>
-          <w:tcPr>
-            <w:tcW w:type="dxa" w:w="9865"/>
-            <w:tcMar>
-              <w:top w:w="0" w:type="dxa"/>
-              <w:start w:w="0" w:type="dxa"/>
-              <w:bottom w:w="0" w:type="dxa"/>
-              <w:end w:w="0" w:type="dxa"/>
-            </w:tcMar>
-            <w:tcBorders>
-              <w:top w:val="nil"/>
-              <w:bottom w:val="single" w:sz="5" w:space="0" w:color="CBD5E1"/>
-              <w:start w:val="nil"/>
-              <w:end w:val="nil"/>
-            </w:tcBorders>
-          </w:tcPr>
-          <w:p>
-            <w:pPr>
-              <w:spacing w:before="0" w:after="20" w:line="240" w:lineRule="auto"/>
-            </w:pPr>
-            <w:r>
-              <w:t xml:space="preserve"> </w:t>
-            </w:r>
-          </w:p>
-        </w:tc>
-      </w:tr>
-    </w:tbl>
-    <w:p>
-      <w:pPr>
-        <w:keepNext/>
-        <w:keepLines w:val="0"/>
-        <w:spacing w:before="100" w:after="100" w:line="293" w:lineRule="auto"/>
-      </w:pPr>
-      <w:r>
-        <w:rPr>
-          <w:rFonts w:ascii="JetBrains Mono" w:hAnsi="JetBrains Mono" w:eastAsia="Arial Unicode MS"/>
-          <w:b/>
-          <w:i w:val="0"/>
-          <w:color w:val="1D4ED8"/>
-          <w:sz w:val="30"/>
-        </w:rPr>
-        <w:t>09</w:t>
-      </w:r>
-      <w:r>
-        <w:rPr>
-          <w:rFonts w:ascii="Arial Unicode MS" w:hAnsi="Arial Unicode MS" w:eastAsia="Arial Unicode MS"/>
-          <w:b w:val="0"/>
-          <w:i w:val="0"/>
-          <w:color w:val="1D4ED8"/>
-          <w:sz w:val="30"/>
-        </w:rPr>
-        <w:t xml:space="preserve">  </w:t>
-      </w:r>
-      <w:r>
-        <w:rPr>
-          <w:rFonts w:ascii="Arial Unicode MS" w:hAnsi="Arial Unicode MS" w:eastAsia="Arial Unicode MS"/>
-          <w:b/>
-          <w:i w:val="0"/>
-          <w:color w:val="1A2340"/>
-          <w:sz w:val="30"/>
-        </w:rPr>
-        <w:t>W5 個人表現檢核</w:t>
-      </w:r>
-    </w:p>
-    <w:tbl>
-      <w:tblPr>
-        <w:tblW w:type="dxa" w:w="9865"/>
-        <w:jc w:val="left"/>
-        <w:tblLayout w:type="fixed"/>
-        <w:tblLook w:firstColumn="1" w:firstRow="1" w:lastColumn="0" w:lastRow="0" w:noHBand="0" w:noVBand="1" w:val="04A0"/>
-        <w:tblInd w:type="dxa" w:w="0"/>
-      </w:tblPr>
-      <w:tblGrid>
-        <w:gridCol w:w="9865"/>
-      </w:tblGrid>
-      <w:tr>
-        <w:tc>
-          <w:tcPr>
-            <w:tcW w:type="dxa" w:w="9865"/>
-            <w:tcMar>
-              <w:top w:w="100" w:type="dxa"/>
-              <w:start w:w="150" w:type="dxa"/>
-              <w:bottom w:w="100" w:type="dxa"/>
-              <w:end w:w="150" w:type="dxa"/>
-            </w:tcMar>
-            <w:tcBorders>
-              <w:top w:val="nil"/>
-              <w:bottom w:val="nil"/>
-              <w:start w:val="single" w:sz="14" w:space="0" w:color="1D4ED8"/>
-              <w:end w:val="nil"/>
-            </w:tcBorders>
-            <w:shd w:val="clear" w:color="auto" w:fill="F5F7FA"/>
-            <w:vAlign w:val="center"/>
-          </w:tcPr>
-          <w:p>
-            <w:pPr>
-              <w:keepNext w:val="0"/>
-              <w:keepLines w:val="0"/>
-              <w:spacing w:before="0" w:after="80" w:line="293" w:lineRule="auto"/>
-            </w:pPr>
-            <w:r>
-              <w:rPr>
-                <w:rFonts w:ascii="Arial Unicode MS" w:hAnsi="Arial Unicode MS" w:eastAsia="Arial Unicode MS"/>
-                <w:b/>
-                <w:i w:val="0"/>
-                <w:color w:val="1D4ED8"/>
-                <w:sz w:val="22"/>
-              </w:rPr>
-              <w:t>經驗痕跡</w:t>
-            </w:r>
-            <w:r>
-              <w:rPr>
-                <w:rFonts w:ascii="Arial Unicode MS" w:hAnsi="Arial Unicode MS" w:eastAsia="Arial Unicode MS"/>
-                <w:b w:val="0"/>
-                <w:i w:val="0"/>
-                <w:color w:val="1A2340"/>
-                <w:sz w:val="22"/>
-              </w:rPr>
-              <w:t xml:space="preserve"> __/2　</w:t>
-            </w:r>
-            <w:r>
-              <w:rPr>
-                <w:rFonts w:ascii="Arial Unicode MS" w:hAnsi="Arial Unicode MS" w:eastAsia="Arial Unicode MS"/>
-                <w:b/>
-                <w:i w:val="0"/>
-                <w:color w:val="1D4ED8"/>
-                <w:sz w:val="22"/>
-              </w:rPr>
-              <w:t>讀者接收</w:t>
-            </w:r>
-            <w:r>
-              <w:rPr>
-                <w:rFonts w:ascii="Arial Unicode MS" w:hAnsi="Arial Unicode MS" w:eastAsia="Arial Unicode MS"/>
-                <w:b w:val="0"/>
-                <w:i w:val="0"/>
-                <w:color w:val="1A2340"/>
-                <w:sz w:val="22"/>
-              </w:rPr>
-              <w:t xml:space="preserve"> __/2</w:t>
-            </w:r>
-          </w:p>
-          <w:p>
-            <w:pPr>
-              <w:keepNext w:val="0"/>
-              <w:keepLines w:val="0"/>
-              <w:spacing w:before="0" w:after="0" w:line="293" w:lineRule="auto"/>
-            </w:pPr>
-            <w:r>
-              <w:rPr>
-                <w:rFonts w:ascii="Arial Unicode MS" w:hAnsi="Arial Unicode MS" w:eastAsia="Arial Unicode MS"/>
-                <w:b/>
-                <w:i w:val="0"/>
-                <w:color w:val="1D4ED8"/>
-                <w:sz w:val="22"/>
-              </w:rPr>
-              <w:t>回應決定</w:t>
-            </w:r>
-            <w:r>
-              <w:rPr>
-                <w:rFonts w:ascii="Arial Unicode MS" w:hAnsi="Arial Unicode MS" w:eastAsia="Arial Unicode MS"/>
-                <w:b w:val="0"/>
-                <w:i w:val="0"/>
-                <w:color w:val="1A2340"/>
-                <w:sz w:val="22"/>
-              </w:rPr>
-              <w:t xml:space="preserve"> __/2　</w:t>
-            </w:r>
-            <w:r>
-              <w:rPr>
-                <w:rFonts w:ascii="Arial Unicode MS" w:hAnsi="Arial Unicode MS" w:eastAsia="Arial Unicode MS"/>
-                <w:b/>
-                <w:i w:val="0"/>
-                <w:color w:val="1D4ED8"/>
-                <w:sz w:val="22"/>
-              </w:rPr>
-              <w:t>修訂效力</w:t>
-            </w:r>
-            <w:r>
-              <w:rPr>
-                <w:rFonts w:ascii="Arial Unicode MS" w:hAnsi="Arial Unicode MS" w:eastAsia="Arial Unicode MS"/>
-                <w:b w:val="0"/>
-                <w:i w:val="0"/>
-                <w:color w:val="1A2340"/>
-                <w:sz w:val="22"/>
-              </w:rPr>
-              <w:t xml:space="preserve"> __/2　｜原始 __/8 → __/15</w:t>
-            </w:r>
-          </w:p>
-        </w:tc>
-      </w:tr>
-    </w:tbl>
-    <w:p>
-      <w:pPr>
-        <w:keepNext/>
-        <w:keepLines w:val="0"/>
-        <w:spacing w:before="100" w:after="100" w:line="293" w:lineRule="auto"/>
-      </w:pPr>
-      <w:r>
-        <w:rPr>
-          <w:rFonts w:ascii="JetBrains Mono" w:hAnsi="JetBrains Mono" w:eastAsia="Arial Unicode MS"/>
-          <w:b/>
-          <w:i w:val="0"/>
-          <w:color w:val="1D4ED8"/>
-          <w:sz w:val="30"/>
-        </w:rPr>
-        <w:t>10</w:t>
-      </w:r>
-      <w:r>
-        <w:rPr>
-          <w:rFonts w:ascii="Arial Unicode MS" w:hAnsi="Arial Unicode MS" w:eastAsia="Arial Unicode MS"/>
-          <w:b w:val="0"/>
-          <w:i w:val="0"/>
-          <w:color w:val="1D4ED8"/>
-          <w:sz w:val="30"/>
-        </w:rPr>
-        <w:t xml:space="preserve">  </w:t>
-      </w:r>
-      <w:r>
-        <w:rPr>
-          <w:rFonts w:ascii="Arial Unicode MS" w:hAnsi="Arial Unicode MS" w:eastAsia="Arial Unicode MS"/>
-          <w:b/>
-          <w:i w:val="0"/>
-          <w:color w:val="1A2340"/>
-          <w:sz w:val="30"/>
-        </w:rPr>
-        <w:t>交件前確認</w:t>
-      </w:r>
-    </w:p>
-    <w:p>
-      <w:pPr>
-        <w:keepNext w:val="0"/>
-        <w:keepLines w:val="0"/>
-        <w:spacing w:before="0" w:after="0" w:line="293" w:lineRule="auto"/>
-      </w:pPr>
-      <w:r>
-        <w:rPr>
-          <w:rFonts w:ascii="Arial Unicode MS" w:hAnsi="Arial Unicode MS" w:eastAsia="Arial Unicode MS"/>
-          <w:b w:val="0"/>
-          <w:i w:val="0"/>
-          <w:color w:val="1A2340"/>
-          <w:sz w:val="22"/>
-        </w:rPr>
-        <w:t>□ V1 留著　□ 有讀者原句　□ 有作者決定　□ 有 V2 或保留理由　□ 四項最終對比</w:t>
-      </w:r>
-    </w:p>
-    <w:p>
-      <w:pPr>
-        <w:keepNext/>
-        <w:keepLines w:val="0"/>
-        <w:pageBreakBefore/>
-        <w:spacing w:before="0" w:after="60" w:line="293" w:lineRule="auto"/>
-      </w:pPr>
-      <w:r>
-        <w:rPr>
-          <w:rFonts w:ascii="JetBrains Mono" w:hAnsi="JetBrains Mono" w:eastAsia="Arial Unicode MS"/>
-          <w:b/>
-          <w:i w:val="0"/>
-          <w:color w:val="1D4ED8"/>
-          <w:sz w:val="22"/>
-        </w:rPr>
-        <w:t>W5 / 04</w:t>
-      </w:r>
-    </w:p>
-    <w:p>
-      <w:pPr>
-        <w:keepNext/>
-        <w:keepLines w:val="0"/>
-        <w:spacing w:before="0" w:after="80" w:line="252" w:lineRule="auto"/>
-      </w:pPr>
-      <w:r>
-        <w:rPr>
-          <w:rFonts w:ascii="Arial Unicode MS" w:hAnsi="Arial Unicode MS" w:eastAsia="Arial Unicode MS"/>
-          <w:b/>
-          <w:i w:val="0"/>
-          <w:color w:val="1A2340"/>
-          <w:sz w:val="44"/>
-        </w:rPr>
-        <w:t>換個情境，再試一次</w:t>
-      </w:r>
-    </w:p>
-    <w:p>
-      <w:pPr>
-        <w:keepNext w:val="0"/>
-        <w:keepLines w:val="0"/>
-        <w:spacing w:before="0" w:after="140" w:line="293" w:lineRule="auto"/>
-      </w:pPr>
-      <w:r>
-        <w:rPr>
-          <w:rFonts w:ascii="Arial Unicode MS" w:hAnsi="Arial Unicode MS" w:eastAsia="Arial Unicode MS"/>
-          <w:b w:val="0"/>
-          <w:i w:val="0"/>
-          <w:color w:val="5B6573"/>
-          <w:sz w:val="22"/>
-        </w:rPr>
-        <w:t>不計分、不列學習關卡；用題目情境，不必交出私事。</w:t>
-      </w:r>
-    </w:p>
-    <w:p>
-      <w:pPr>
-        <w:keepNext/>
-        <w:keepLines w:val="0"/>
-        <w:spacing w:before="100" w:after="40" w:line="293" w:lineRule="auto"/>
-      </w:pPr>
-      <w:r>
-        <w:rPr>
-          <w:rFonts w:ascii="JetBrains Mono" w:hAnsi="JetBrains Mono" w:eastAsia="Arial Unicode MS"/>
-          <w:b/>
-          <w:i w:val="0"/>
-          <w:color w:val="1D4ED8"/>
-          <w:sz w:val="30"/>
-        </w:rPr>
-        <w:t>生活</w:t>
-      </w:r>
-      <w:r>
-        <w:rPr>
-          <w:rFonts w:ascii="Arial Unicode MS" w:hAnsi="Arial Unicode MS" w:eastAsia="Arial Unicode MS"/>
-          <w:b w:val="0"/>
-          <w:i w:val="0"/>
-          <w:color w:val="1D4ED8"/>
-          <w:sz w:val="30"/>
-        </w:rPr>
-        <w:t xml:space="preserve">  </w:t>
-      </w:r>
-      <w:r>
-        <w:rPr>
-          <w:rFonts w:ascii="Arial Unicode MS" w:hAnsi="Arial Unicode MS" w:eastAsia="Arial Unicode MS"/>
-          <w:b/>
-          <w:i w:val="0"/>
-          <w:color w:val="1A2340"/>
-          <w:sz w:val="30"/>
-        </w:rPr>
-        <w:t>朋友把你的話看反了</w:t>
-      </w:r>
-    </w:p>
-    <w:p>
-      <w:pPr>
-        <w:keepNext w:val="0"/>
-        <w:keepLines w:val="0"/>
-        <w:spacing w:before="0" w:after="40" w:line="293" w:lineRule="auto"/>
-      </w:pPr>
-      <w:r>
-        <w:rPr>
-          <w:rFonts w:ascii="Arial Unicode MS" w:hAnsi="Arial Unicode MS" w:eastAsia="Arial Unicode MS"/>
-          <w:b w:val="0"/>
-          <w:i w:val="0"/>
-          <w:color w:val="5B6573"/>
-          <w:sz w:val="22"/>
-        </w:rPr>
-        <w:t>課堂練習｜不計分、不列學習關卡；整本照常收回。</w:t>
-      </w:r>
-    </w:p>
-    <w:p>
-      <w:pPr>
-        <w:keepNext w:val="0"/>
-        <w:keepLines w:val="0"/>
-        <w:spacing w:before="0" w:after="40" w:line="293" w:lineRule="auto"/>
-      </w:pPr>
-      <w:r>
-        <w:rPr>
-          <w:rFonts w:ascii="Arial Unicode MS" w:hAnsi="Arial Unicode MS" w:eastAsia="Arial Unicode MS"/>
-          <w:b w:val="0"/>
-          <w:i w:val="0"/>
-          <w:color w:val="1A2340"/>
-          <w:sz w:val="22"/>
-        </w:rPr>
-        <w:t>下雨，原本約好打球。你想改成明天，卻寫『算了，你不要來了。』朋友回：『你是在生我的氣嗎？』</w:t>
-      </w:r>
-    </w:p>
-    <w:p>
-      <w:pPr>
-        <w:keepNext w:val="0"/>
-        <w:keepLines w:val="0"/>
-        <w:spacing w:before="0" w:after="40" w:line="293" w:lineRule="auto"/>
-      </w:pPr>
-      <w:r>
-        <w:rPr>
-          <w:rFonts w:ascii="Arial Unicode MS" w:hAnsi="Arial Unicode MS" w:eastAsia="Arial Unicode MS"/>
-          <w:b w:val="0"/>
-          <w:i w:val="0"/>
-          <w:color w:val="1A2340"/>
-          <w:sz w:val="22"/>
-        </w:rPr>
-        <w:t>寫出你現在會回的一小段話。保留原句，讓人看得到你補了或改了什麼。</w:t>
-      </w:r>
-    </w:p>
-    <w:p>
-      <w:pPr>
-        <w:keepNext/>
-        <w:keepLines w:val="0"/>
-        <w:spacing w:before="20" w:after="20" w:line="293" w:lineRule="auto"/>
-      </w:pPr>
-      <w:r>
-        <w:rPr>
-          <w:rFonts w:ascii="Arial Unicode MS" w:hAnsi="Arial Unicode MS" w:eastAsia="Arial Unicode MS"/>
-          <w:b/>
-          <w:i w:val="0"/>
-          <w:color w:val="5B6573"/>
-          <w:sz w:val="22"/>
-        </w:rPr>
-        <w:t>先做一次</w:t>
-      </w:r>
-      <w:r>
-        <w:rPr>
-          <w:rFonts w:ascii="Arial Unicode MS" w:hAnsi="Arial Unicode MS" w:eastAsia="Arial Unicode MS"/>
-          <w:b w:val="0"/>
-          <w:i w:val="0"/>
-          <w:color w:val="7B8491"/>
-          <w:sz w:val="22"/>
-        </w:rPr>
-        <w:t xml:space="preserve">  ｜  </w:t>
-      </w:r>
-      <w:r>
-        <w:rPr>
-          <w:rFonts w:ascii="Arial Unicode MS" w:hAnsi="Arial Unicode MS" w:eastAsia="Arial Unicode MS"/>
-          <w:b w:val="0"/>
-          <w:i w:val="0"/>
-          <w:color w:val="1A2340"/>
-          <w:sz w:val="22"/>
-        </w:rPr>
-        <w:t>原句／我現在會回</w:t>
+        <w:t>各記新版字幕或順序＋回報與理由；可留不同意見。最後補測試條件。</w:t>
       </w:r>
     </w:p>
     <w:tbl>
@@ -2636,7 +564,619 @@
           </w:tcPr>
           <w:p>
             <w:pPr>
-              <w:spacing w:before="0" w:after="20" w:line="240" w:lineRule="auto"/>
+              <w:spacing w:before="0" w:after="0" w:line="240" w:lineRule="auto"/>
+            </w:pPr>
+            <w:r>
+              <w:t xml:space="preserve"> </w:t>
+            </w:r>
+          </w:p>
+        </w:tc>
+      </w:tr>
+    </w:tbl>
+    <w:p>
+      <w:pPr>
+        <w:keepNext/>
+        <w:keepLines w:val="0"/>
+        <w:spacing w:before="80" w:after="40" w:line="293" w:lineRule="auto"/>
+      </w:pPr>
+      <w:r>
+        <w:rPr>
+          <w:rFonts w:ascii="JetBrains Mono" w:hAnsi="JetBrains Mono" w:eastAsia="Arial Unicode MS"/>
+          <w:b/>
+          <w:i w:val="0"/>
+          <w:color w:val="1D4ED8"/>
+          <w:sz w:val="30"/>
+        </w:rPr>
+        <w:t>03</w:t>
+      </w:r>
+      <w:r>
+        <w:rPr>
+          <w:rFonts w:ascii="Arial Unicode MS" w:hAnsi="Arial Unicode MS" w:eastAsia="Arial Unicode MS"/>
+          <w:b w:val="0"/>
+          <w:i w:val="0"/>
+          <w:color w:val="1D4ED8"/>
+          <w:sz w:val="30"/>
+        </w:rPr>
+        <w:t xml:space="preserve">  </w:t>
+      </w:r>
+      <w:r>
+        <w:rPr>
+          <w:rFonts w:ascii="Arial Unicode MS" w:hAnsi="Arial Unicode MS" w:eastAsia="Arial Unicode MS"/>
+          <w:b/>
+          <w:i w:val="0"/>
+          <w:color w:val="1A2340"/>
+          <w:sz w:val="30"/>
+        </w:rPr>
+        <w:t>班群圖片：配上什麼說法？｜21–28 分</w:t>
+      </w:r>
+    </w:p>
+    <w:p>
+      <w:pPr>
+        <w:keepNext w:val="0"/>
+        <w:keepLines w:val="0"/>
+        <w:spacing w:before="0" w:after="40" w:line="293" w:lineRule="auto"/>
+      </w:pPr>
+      <w:r>
+        <w:rPr>
+          <w:rFonts w:ascii="Arial Unicode MS" w:hAnsi="Arial Unicode MS" w:eastAsia="Arial Unicode MS"/>
+          <w:b w:val="0"/>
+          <w:i w:val="0"/>
+          <w:color w:val="1A2340"/>
+          <w:sz w:val="22"/>
+        </w:rPr>
+        <w:t>課堂模擬貼文，不真的傳送。21 分先答；22 分揭來源；26 分再聽新回報。</w:t>
+      </w:r>
+    </w:p>
+    <w:p>
+      <w:pPr>
+        <w:keepNext/>
+        <w:keepLines w:val="0"/>
+        <w:spacing w:before="40" w:after="20" w:line="293" w:lineRule="auto"/>
+      </w:pPr>
+      <w:r>
+        <w:rPr>
+          <w:rFonts w:ascii="Arial Unicode MS" w:hAnsi="Arial Unicode MS" w:eastAsia="Arial Unicode MS"/>
+          <w:b/>
+          <w:i w:val="0"/>
+          <w:color w:val="5B6573"/>
+          <w:sz w:val="22"/>
+        </w:rPr>
+        <w:t>初答</w:t>
+      </w:r>
+      <w:r>
+        <w:rPr>
+          <w:rFonts w:ascii="Arial Unicode MS" w:hAnsi="Arial Unicode MS" w:eastAsia="Arial Unicode MS"/>
+          <w:b w:val="0"/>
+          <w:i w:val="0"/>
+          <w:color w:val="7B8491"/>
+          <w:sz w:val="22"/>
+        </w:rPr>
+        <w:t xml:space="preserve">  ｜  </w:t>
+      </w:r>
+      <w:r>
+        <w:rPr>
+          <w:rFonts w:ascii="Arial Unicode MS" w:hAnsi="Arial Unicode MS" w:eastAsia="Arial Unicode MS"/>
+          <w:b w:val="0"/>
+          <w:i w:val="0"/>
+          <w:color w:val="1A2340"/>
+          <w:sz w:val="22"/>
+        </w:rPr>
+        <w:t>我現在會怎麼回？</w:t>
+      </w:r>
+    </w:p>
+    <w:tbl>
+      <w:tblPr>
+        <w:tblW w:type="dxa" w:w="9865"/>
+        <w:jc w:val="left"/>
+        <w:tblLayout w:type="fixed"/>
+        <w:tblLook w:firstColumn="1" w:firstRow="1" w:lastColumn="0" w:lastRow="0" w:noHBand="0" w:noVBand="1" w:val="04A0"/>
+        <w:tblInd w:type="dxa" w:w="0"/>
+      </w:tblPr>
+      <w:tblGrid>
+        <w:gridCol w:w="9865"/>
+      </w:tblGrid>
+      <w:tr>
+        <w:trPr>
+          <w:trHeight w:val="510" w:hRule="atLeast"/>
+        </w:trPr>
+        <w:tc>
+          <w:tcPr>
+            <w:tcW w:type="dxa" w:w="9865"/>
+            <w:tcMar>
+              <w:top w:w="0" w:type="dxa"/>
+              <w:start w:w="0" w:type="dxa"/>
+              <w:bottom w:w="0" w:type="dxa"/>
+              <w:end w:w="0" w:type="dxa"/>
+            </w:tcMar>
+            <w:tcBorders>
+              <w:top w:val="nil"/>
+              <w:bottom w:val="single" w:sz="5" w:space="0" w:color="CBD5E1"/>
+              <w:start w:val="nil"/>
+              <w:end w:val="nil"/>
+            </w:tcBorders>
+          </w:tcPr>
+          <w:p>
+            <w:pPr>
+              <w:spacing w:before="0" w:after="0" w:line="240" w:lineRule="auto"/>
+            </w:pPr>
+            <w:r>
+              <w:t xml:space="preserve"> </w:t>
+            </w:r>
+          </w:p>
+        </w:tc>
+      </w:tr>
+    </w:tbl>
+    <w:p>
+      <w:pPr>
+        <w:keepNext/>
+        <w:keepLines w:val="0"/>
+        <w:spacing w:before="40" w:after="20" w:line="293" w:lineRule="auto"/>
+      </w:pPr>
+      <w:r>
+        <w:rPr>
+          <w:rFonts w:ascii="Arial Unicode MS" w:hAnsi="Arial Unicode MS" w:eastAsia="Arial Unicode MS"/>
+          <w:b/>
+          <w:i w:val="0"/>
+          <w:color w:val="5B6573"/>
+          <w:sz w:val="22"/>
+        </w:rPr>
+        <w:t>看到來源後</w:t>
+      </w:r>
+      <w:r>
+        <w:rPr>
+          <w:rFonts w:ascii="Arial Unicode MS" w:hAnsi="Arial Unicode MS" w:eastAsia="Arial Unicode MS"/>
+          <w:b w:val="0"/>
+          <w:i w:val="0"/>
+          <w:color w:val="7B8491"/>
+          <w:sz w:val="22"/>
+        </w:rPr>
+        <w:t xml:space="preserve">  ｜  </w:t>
+      </w:r>
+      <w:r>
+        <w:rPr>
+          <w:rFonts w:ascii="Arial Unicode MS" w:hAnsi="Arial Unicode MS" w:eastAsia="Arial Unicode MS"/>
+          <w:b w:val="0"/>
+          <w:i w:val="0"/>
+          <w:color w:val="1A2340"/>
+          <w:sz w:val="22"/>
+        </w:rPr>
+        <w:t>更新回覆＋修改／保留的根據：</w:t>
+      </w:r>
+    </w:p>
+    <w:tbl>
+      <w:tblPr>
+        <w:tblW w:type="dxa" w:w="9865"/>
+        <w:jc w:val="left"/>
+        <w:tblLayout w:type="fixed"/>
+        <w:tblLook w:firstColumn="1" w:firstRow="1" w:lastColumn="0" w:lastRow="0" w:noHBand="0" w:noVBand="1" w:val="04A0"/>
+        <w:tblInd w:type="dxa" w:w="0"/>
+      </w:tblPr>
+      <w:tblGrid>
+        <w:gridCol w:w="9865"/>
+      </w:tblGrid>
+      <w:tr>
+        <w:trPr>
+          <w:trHeight w:val="510" w:hRule="atLeast"/>
+        </w:trPr>
+        <w:tc>
+          <w:tcPr>
+            <w:tcW w:type="dxa" w:w="9865"/>
+            <w:tcMar>
+              <w:top w:w="0" w:type="dxa"/>
+              <w:start w:w="0" w:type="dxa"/>
+              <w:bottom w:w="0" w:type="dxa"/>
+              <w:end w:w="0" w:type="dxa"/>
+            </w:tcMar>
+            <w:tcBorders>
+              <w:top w:val="nil"/>
+              <w:bottom w:val="single" w:sz="5" w:space="0" w:color="CBD5E1"/>
+              <w:start w:val="nil"/>
+              <w:end w:val="nil"/>
+            </w:tcBorders>
+          </w:tcPr>
+          <w:p>
+            <w:pPr>
+              <w:spacing w:before="0" w:after="0" w:line="240" w:lineRule="auto"/>
+            </w:pPr>
+            <w:r>
+              <w:t xml:space="preserve"> </w:t>
+            </w:r>
+          </w:p>
+        </w:tc>
+      </w:tr>
+      <w:tr>
+        <w:trPr>
+          <w:trHeight w:val="510" w:hRule="atLeast"/>
+        </w:trPr>
+        <w:tc>
+          <w:tcPr>
+            <w:tcW w:type="dxa" w:w="9865"/>
+            <w:tcMar>
+              <w:top w:w="0" w:type="dxa"/>
+              <w:start w:w="0" w:type="dxa"/>
+              <w:bottom w:w="0" w:type="dxa"/>
+              <w:end w:w="0" w:type="dxa"/>
+            </w:tcMar>
+            <w:tcBorders>
+              <w:top w:val="nil"/>
+              <w:bottom w:val="single" w:sz="5" w:space="0" w:color="CBD5E1"/>
+              <w:start w:val="nil"/>
+              <w:end w:val="nil"/>
+            </w:tcBorders>
+          </w:tcPr>
+          <w:p>
+            <w:pPr>
+              <w:spacing w:before="0" w:after="0" w:line="240" w:lineRule="auto"/>
+            </w:pPr>
+            <w:r>
+              <w:t xml:space="preserve"> </w:t>
+            </w:r>
+          </w:p>
+        </w:tc>
+      </w:tr>
+    </w:tbl>
+    <w:p>
+      <w:pPr>
+        <w:keepNext/>
+        <w:keepLines w:val="0"/>
+        <w:spacing w:before="40" w:after="20" w:line="293" w:lineRule="auto"/>
+      </w:pPr>
+      <w:r>
+        <w:rPr>
+          <w:rFonts w:ascii="Arial Unicode MS" w:hAnsi="Arial Unicode MS" w:eastAsia="Arial Unicode MS"/>
+          <w:b/>
+          <w:i w:val="0"/>
+          <w:color w:val="5B6573"/>
+          <w:sz w:val="22"/>
+        </w:rPr>
+        <w:t>聽到新回報後</w:t>
+      </w:r>
+      <w:r>
+        <w:rPr>
+          <w:rFonts w:ascii="Arial Unicode MS" w:hAnsi="Arial Unicode MS" w:eastAsia="Arial Unicode MS"/>
+          <w:b w:val="0"/>
+          <w:i w:val="0"/>
+          <w:color w:val="7B8491"/>
+          <w:sz w:val="22"/>
+        </w:rPr>
+        <w:t xml:space="preserve">  ｜  </w:t>
+      </w:r>
+      <w:r>
+        <w:rPr>
+          <w:rFonts w:ascii="Arial Unicode MS" w:hAnsi="Arial Unicode MS" w:eastAsia="Arial Unicode MS"/>
+          <w:b w:val="0"/>
+          <w:i w:val="0"/>
+          <w:color w:val="1A2340"/>
+          <w:sz w:val="22"/>
+        </w:rPr>
+        <w:t>再改一處，或指出原句已說清楚什麼：</w:t>
+      </w:r>
+    </w:p>
+    <w:tbl>
+      <w:tblPr>
+        <w:tblW w:type="dxa" w:w="9865"/>
+        <w:jc w:val="left"/>
+        <w:tblLayout w:type="fixed"/>
+        <w:tblLook w:firstColumn="1" w:firstRow="1" w:lastColumn="0" w:lastRow="0" w:noHBand="0" w:noVBand="1" w:val="04A0"/>
+        <w:tblInd w:type="dxa" w:w="0"/>
+      </w:tblPr>
+      <w:tblGrid>
+        <w:gridCol w:w="9865"/>
+      </w:tblGrid>
+      <w:tr>
+        <w:trPr>
+          <w:trHeight w:val="510" w:hRule="atLeast"/>
+        </w:trPr>
+        <w:tc>
+          <w:tcPr>
+            <w:tcW w:type="dxa" w:w="9865"/>
+            <w:tcMar>
+              <w:top w:w="0" w:type="dxa"/>
+              <w:start w:w="0" w:type="dxa"/>
+              <w:bottom w:w="0" w:type="dxa"/>
+              <w:end w:w="0" w:type="dxa"/>
+            </w:tcMar>
+            <w:tcBorders>
+              <w:top w:val="nil"/>
+              <w:bottom w:val="single" w:sz="5" w:space="0" w:color="CBD5E1"/>
+              <w:start w:val="nil"/>
+              <w:end w:val="nil"/>
+            </w:tcBorders>
+          </w:tcPr>
+          <w:p>
+            <w:pPr>
+              <w:spacing w:before="0" w:after="0" w:line="240" w:lineRule="auto"/>
+            </w:pPr>
+            <w:r>
+              <w:t xml:space="preserve"> </w:t>
+            </w:r>
+          </w:p>
+        </w:tc>
+      </w:tr>
+    </w:tbl>
+    <w:p>
+      <w:pPr>
+        <w:keepNext/>
+        <w:keepLines w:val="0"/>
+        <w:pageBreakBefore/>
+        <w:spacing w:before="0" w:after="60" w:line="293" w:lineRule="auto"/>
+      </w:pPr>
+      <w:r>
+        <w:rPr>
+          <w:rFonts w:ascii="JetBrains Mono" w:hAnsi="JetBrains Mono" w:eastAsia="Arial Unicode MS"/>
+          <w:b/>
+          <w:i w:val="0"/>
+          <w:color w:val="1D4ED8"/>
+          <w:sz w:val="22"/>
+        </w:rPr>
+        <w:t>W5 / 02</w:t>
+      </w:r>
+    </w:p>
+    <w:p>
+      <w:pPr>
+        <w:keepNext/>
+        <w:keepLines w:val="0"/>
+        <w:spacing w:before="0" w:after="80" w:line="252" w:lineRule="auto"/>
+      </w:pPr>
+      <w:r>
+        <w:rPr>
+          <w:rFonts w:ascii="Arial Unicode MS" w:hAnsi="Arial Unicode MS" w:eastAsia="Arial Unicode MS"/>
+          <w:b/>
+          <w:i w:val="0"/>
+          <w:color w:val="1A2340"/>
+          <w:sz w:val="44"/>
+        </w:rPr>
+        <w:t>微故事短片：先提案，再共作</w:t>
+      </w:r>
+    </w:p>
+    <w:p>
+      <w:pPr>
+        <w:keepNext w:val="0"/>
+        <w:keepLines w:val="0"/>
+        <w:spacing w:before="0" w:after="140" w:line="293" w:lineRule="auto"/>
+      </w:pPr>
+      <w:r>
+        <w:rPr>
+          <w:rFonts w:ascii="Arial Unicode MS" w:hAnsi="Arial Unicode MS" w:eastAsia="Arial Unicode MS"/>
+          <w:b w:val="0"/>
+          <w:i w:val="0"/>
+          <w:color w:val="5B6573"/>
+          <w:sz w:val="22"/>
+        </w:rPr>
+        <w:t>04｜28–50 分・接續 W4 圖卡。真實、改編或虛構都可以；不要求實拍。</w:t>
+      </w:r>
+    </w:p>
+    <w:p>
+      <w:pPr>
+        <w:keepNext w:val="0"/>
+        <w:keepLines w:val="0"/>
+        <w:spacing w:before="0" w:after="40" w:line="293" w:lineRule="auto"/>
+      </w:pPr>
+      <w:r>
+        <w:rPr>
+          <w:rFonts w:ascii="Arial Unicode MS" w:hAnsi="Arial Unicode MS" w:eastAsia="Arial Unicode MS"/>
+          <w:b w:val="0"/>
+          <w:i w:val="0"/>
+          <w:color w:val="1A2340"/>
+          <w:sz w:val="22"/>
+        </w:rPr>
+        <w:t>本人座號＿＿　搭檔＿＿　作品代號：班級_兩人座號＿＿＿＿</w:t>
+      </w:r>
+    </w:p>
+    <w:p>
+      <w:pPr>
+        <w:keepNext w:val="0"/>
+        <w:keepLines w:val="0"/>
+        <w:spacing w:before="0" w:after="40" w:line="293" w:lineRule="auto"/>
+      </w:pPr>
+      <w:r>
+        <w:rPr>
+          <w:rFonts w:ascii="Arial Unicode MS" w:hAnsi="Arial Unicode MS" w:eastAsia="Arial Unicode MS"/>
+          <w:b w:val="0"/>
+          <w:i w:val="0"/>
+          <w:color w:val="1A2340"/>
+          <w:sz w:val="22"/>
+        </w:rPr>
+        <w:t>W4 素材／來源＿＿＿＿　□ 真實　□ 改編　□ 虛構；□ 原作者同意共用</w:t>
+      </w:r>
+    </w:p>
+    <w:p>
+      <w:pPr>
+        <w:keepNext w:val="0"/>
+        <w:keepLines w:val="0"/>
+        <w:spacing w:before="0" w:after="40" w:line="293" w:lineRule="auto"/>
+      </w:pPr>
+      <w:r>
+        <w:rPr>
+          <w:rFonts w:ascii="Arial Unicode MS" w:hAnsi="Arial Unicode MS" w:eastAsia="Arial Unicode MS"/>
+          <w:b/>
+          <w:i w:val="0"/>
+          <w:color w:val="1D4ED8"/>
+          <w:sz w:val="22"/>
+        </w:rPr>
+        <w:t>🔒 不使用 AI｜28–30 分各自提案，30–33 分才合成共同原意與分鏡。</w:t>
+      </w:r>
+    </w:p>
+    <w:p>
+      <w:pPr>
+        <w:keepNext/>
+        <w:keepLines w:val="0"/>
+        <w:spacing w:before="40" w:after="20" w:line="293" w:lineRule="auto"/>
+      </w:pPr>
+      <w:r>
+        <w:rPr>
+          <w:rFonts w:ascii="Arial Unicode MS" w:hAnsi="Arial Unicode MS" w:eastAsia="Arial Unicode MS"/>
+          <w:b/>
+          <w:i w:val="0"/>
+          <w:color w:val="5B6573"/>
+          <w:sz w:val="22"/>
+        </w:rPr>
+        <w:t>我的提案</w:t>
+      </w:r>
+      <w:r>
+        <w:rPr>
+          <w:rFonts w:ascii="Arial Unicode MS" w:hAnsi="Arial Unicode MS" w:eastAsia="Arial Unicode MS"/>
+          <w:b w:val="0"/>
+          <w:i w:val="0"/>
+          <w:color w:val="7B8491"/>
+          <w:sz w:val="22"/>
+        </w:rPr>
+        <w:t xml:space="preserve">  ｜  </w:t>
+      </w:r>
+      <w:r>
+        <w:rPr>
+          <w:rFonts w:ascii="Arial Unicode MS" w:hAnsi="Arial Unicode MS" w:eastAsia="Arial Unicode MS"/>
+          <w:b w:val="0"/>
+          <w:i w:val="0"/>
+          <w:color w:val="1A2340"/>
+          <w:sz w:val="22"/>
+        </w:rPr>
+        <w:t>我想讓人看懂什麼？用哪個畫面／動作？線索與安排理由：</w:t>
+      </w:r>
+    </w:p>
+    <w:tbl>
+      <w:tblPr>
+        <w:tblW w:type="dxa" w:w="9865"/>
+        <w:jc w:val="left"/>
+        <w:tblLayout w:type="fixed"/>
+        <w:tblLook w:firstColumn="1" w:firstRow="1" w:lastColumn="0" w:lastRow="0" w:noHBand="0" w:noVBand="1" w:val="04A0"/>
+        <w:tblInd w:type="dxa" w:w="0"/>
+      </w:tblPr>
+      <w:tblGrid>
+        <w:gridCol w:w="9865"/>
+      </w:tblGrid>
+      <w:tr>
+        <w:trPr>
+          <w:trHeight w:val="510" w:hRule="atLeast"/>
+        </w:trPr>
+        <w:tc>
+          <w:tcPr>
+            <w:tcW w:type="dxa" w:w="9865"/>
+            <w:tcMar>
+              <w:top w:w="0" w:type="dxa"/>
+              <w:start w:w="0" w:type="dxa"/>
+              <w:bottom w:w="0" w:type="dxa"/>
+              <w:end w:w="0" w:type="dxa"/>
+            </w:tcMar>
+            <w:tcBorders>
+              <w:top w:val="nil"/>
+              <w:bottom w:val="single" w:sz="5" w:space="0" w:color="CBD5E1"/>
+              <w:start w:val="nil"/>
+              <w:end w:val="nil"/>
+            </w:tcBorders>
+          </w:tcPr>
+          <w:p>
+            <w:pPr>
+              <w:spacing w:before="0" w:after="0" w:line="240" w:lineRule="auto"/>
+            </w:pPr>
+            <w:r>
+              <w:t xml:space="preserve"> </w:t>
+            </w:r>
+          </w:p>
+        </w:tc>
+      </w:tr>
+      <w:tr>
+        <w:trPr>
+          <w:trHeight w:val="510" w:hRule="atLeast"/>
+        </w:trPr>
+        <w:tc>
+          <w:tcPr>
+            <w:tcW w:type="dxa" w:w="9865"/>
+            <w:tcMar>
+              <w:top w:w="0" w:type="dxa"/>
+              <w:start w:w="0" w:type="dxa"/>
+              <w:bottom w:w="0" w:type="dxa"/>
+              <w:end w:w="0" w:type="dxa"/>
+            </w:tcMar>
+            <w:tcBorders>
+              <w:top w:val="nil"/>
+              <w:bottom w:val="single" w:sz="5" w:space="0" w:color="CBD5E1"/>
+              <w:start w:val="nil"/>
+              <w:end w:val="nil"/>
+            </w:tcBorders>
+          </w:tcPr>
+          <w:p>
+            <w:pPr>
+              <w:spacing w:before="0" w:after="0" w:line="240" w:lineRule="auto"/>
+            </w:pPr>
+            <w:r>
+              <w:t xml:space="preserve"> </w:t>
+            </w:r>
+          </w:p>
+        </w:tc>
+      </w:tr>
+    </w:tbl>
+    <w:p>
+      <w:pPr>
+        <w:keepNext/>
+        <w:keepLines w:val="0"/>
+        <w:spacing w:before="40" w:after="20" w:line="293" w:lineRule="auto"/>
+      </w:pPr>
+      <w:r>
+        <w:rPr>
+          <w:rFonts w:ascii="Arial Unicode MS" w:hAnsi="Arial Unicode MS" w:eastAsia="Arial Unicode MS"/>
+          <w:b/>
+          <w:i w:val="0"/>
+          <w:color w:val="5B6573"/>
+          <w:sz w:val="22"/>
+        </w:rPr>
+        <w:t>共同原意</w:t>
+      </w:r>
+      <w:r>
+        <w:rPr>
+          <w:rFonts w:ascii="Arial Unicode MS" w:hAnsi="Arial Unicode MS" w:eastAsia="Arial Unicode MS"/>
+          <w:b w:val="0"/>
+          <w:i w:val="0"/>
+          <w:color w:val="7B8491"/>
+          <w:sz w:val="22"/>
+        </w:rPr>
+        <w:t xml:space="preserve">  ｜  </w:t>
+      </w:r>
+      <w:r>
+        <w:rPr>
+          <w:rFonts w:ascii="Arial Unicode MS" w:hAnsi="Arial Unicode MS" w:eastAsia="Arial Unicode MS"/>
+          <w:b w:val="0"/>
+          <w:i w:val="0"/>
+          <w:color w:val="1A2340"/>
+          <w:sz w:val="22"/>
+        </w:rPr>
+        <w:t>觀眾何時知道哪件事？試看時遮住，不事後改寫初答。</w:t>
+      </w:r>
+    </w:p>
+    <w:tbl>
+      <w:tblPr>
+        <w:tblW w:type="dxa" w:w="9865"/>
+        <w:jc w:val="left"/>
+        <w:tblLayout w:type="fixed"/>
+        <w:tblLook w:firstColumn="1" w:firstRow="1" w:lastColumn="0" w:lastRow="0" w:noHBand="0" w:noVBand="1" w:val="04A0"/>
+        <w:tblInd w:type="dxa" w:w="0"/>
+      </w:tblPr>
+      <w:tblGrid>
+        <w:gridCol w:w="9865"/>
+      </w:tblGrid>
+      <w:tr>
+        <w:trPr>
+          <w:trHeight w:val="510" w:hRule="atLeast"/>
+        </w:trPr>
+        <w:tc>
+          <w:tcPr>
+            <w:tcW w:type="dxa" w:w="9865"/>
+            <w:tcMar>
+              <w:top w:w="0" w:type="dxa"/>
+              <w:start w:w="0" w:type="dxa"/>
+              <w:bottom w:w="0" w:type="dxa"/>
+              <w:end w:w="0" w:type="dxa"/>
+            </w:tcMar>
+            <w:tcBorders>
+              <w:top w:val="nil"/>
+              <w:bottom w:val="single" w:sz="5" w:space="0" w:color="CBD5E1"/>
+              <w:start w:val="nil"/>
+              <w:end w:val="nil"/>
+            </w:tcBorders>
+          </w:tcPr>
+          <w:p>
+            <w:pPr>
+              <w:spacing w:before="0" w:after="0" w:line="240" w:lineRule="auto"/>
             </w:pPr>
             <w:r>
               <w:t xml:space="preserve"> </w:t>
@@ -2659,7 +1199,126 @@
           <w:color w:val="1A2340"/>
           <w:sz w:val="22"/>
         </w:rPr>
-        <w:t>先寫完，再看：朋友說：『所以是今天取消、明天還要約？幾點？』</w:t>
+        <w:t>共同分鏡只記一份：□ 我記在下方　□ 見搭檔＿＿的 04（下方免重抄）</w:t>
+      </w:r>
+    </w:p>
+    <w:p>
+      <w:pPr>
+        <w:keepNext w:val="0"/>
+        <w:keepLines w:val="0"/>
+        <w:spacing w:before="0" w:after="0" w:line="510" w:lineRule="exact"/>
+      </w:pPr>
+      <w:r>
+        <w:rPr>
+          <w:rFonts w:ascii="Arial Unicode MS" w:hAnsi="Arial Unicode MS" w:eastAsia="Arial Unicode MS"/>
+          <w:b w:val="0"/>
+          <w:i w:val="0"/>
+          <w:color w:val="1A2340"/>
+          <w:sz w:val="22"/>
+        </w:rPr>
+        <w:t>第 1 鏡　___ 秒｜畫面／動作／字幕：________________________</w:t>
+      </w:r>
+    </w:p>
+    <w:p>
+      <w:pPr>
+        <w:keepNext w:val="0"/>
+        <w:keepLines w:val="0"/>
+        <w:spacing w:before="0" w:after="0" w:line="510" w:lineRule="exact"/>
+      </w:pPr>
+      <w:r>
+        <w:rPr>
+          <w:rFonts w:ascii="Arial Unicode MS" w:hAnsi="Arial Unicode MS" w:eastAsia="Arial Unicode MS"/>
+          <w:b w:val="0"/>
+          <w:i w:val="0"/>
+          <w:color w:val="1A2340"/>
+          <w:sz w:val="22"/>
+        </w:rPr>
+        <w:t>第 2 鏡　___ 秒｜畫面／動作／字幕：________________________</w:t>
+      </w:r>
+    </w:p>
+    <w:p>
+      <w:pPr>
+        <w:keepNext w:val="0"/>
+        <w:keepLines w:val="0"/>
+        <w:spacing w:before="0" w:after="0" w:line="510" w:lineRule="exact"/>
+      </w:pPr>
+      <w:r>
+        <w:rPr>
+          <w:rFonts w:ascii="Arial Unicode MS" w:hAnsi="Arial Unicode MS" w:eastAsia="Arial Unicode MS"/>
+          <w:b w:val="0"/>
+          <w:i w:val="0"/>
+          <w:color w:val="1A2340"/>
+          <w:sz w:val="22"/>
+        </w:rPr>
+        <w:t>第 3 鏡　___ 秒｜畫面／動作／字幕：________________________</w:t>
+      </w:r>
+    </w:p>
+    <w:p>
+      <w:pPr>
+        <w:keepNext w:val="0"/>
+        <w:keepLines w:val="0"/>
+        <w:spacing w:before="0" w:after="0" w:line="510" w:lineRule="exact"/>
+      </w:pPr>
+      <w:r>
+        <w:rPr>
+          <w:rFonts w:ascii="Arial Unicode MS" w:hAnsi="Arial Unicode MS" w:eastAsia="Arial Unicode MS"/>
+          <w:b w:val="0"/>
+          <w:i w:val="0"/>
+          <w:color w:val="1A2340"/>
+          <w:sz w:val="22"/>
+        </w:rPr>
+        <w:t>第 4 鏡　___ 秒｜畫面／動作／字幕：________________________</w:t>
+      </w:r>
+    </w:p>
+    <w:p>
+      <w:pPr>
+        <w:keepNext w:val="0"/>
+        <w:keepLines w:val="0"/>
+        <w:spacing w:before="0" w:after="0" w:line="510" w:lineRule="exact"/>
+      </w:pPr>
+      <w:r>
+        <w:rPr>
+          <w:rFonts w:ascii="Arial Unicode MS" w:hAnsi="Arial Unicode MS" w:eastAsia="Arial Unicode MS"/>
+          <w:b w:val="0"/>
+          <w:i w:val="0"/>
+          <w:color w:val="1A2340"/>
+          <w:sz w:val="22"/>
+        </w:rPr>
+        <w:t>第 5 鏡　___ 秒｜畫面／動作／字幕：________________________</w:t>
+      </w:r>
+    </w:p>
+    <w:p>
+      <w:pPr>
+        <w:keepNext w:val="0"/>
+        <w:keepLines w:val="0"/>
+        <w:spacing w:before="0" w:after="0" w:line="510" w:lineRule="exact"/>
+      </w:pPr>
+      <w:r>
+        <w:rPr>
+          <w:rFonts w:ascii="Arial Unicode MS" w:hAnsi="Arial Unicode MS" w:eastAsia="Arial Unicode MS"/>
+          <w:b w:val="0"/>
+          <w:i w:val="0"/>
+          <w:color w:val="1A2340"/>
+          <w:sz w:val="22"/>
+        </w:rPr>
+        <w:t>第 6 鏡　___ 秒｜畫面／動作／字幕：________________________</w:t>
+      </w:r>
+    </w:p>
+    <w:p>
+      <w:pPr>
+        <w:keepNext w:val="0"/>
+        <w:keepLines w:val="0"/>
+        <w:spacing w:before="40" w:after="40" w:line="293" w:lineRule="auto"/>
+      </w:pPr>
+      <w:r>
+        <w:rPr>
+          <w:rFonts w:ascii="Arial Unicode MS" w:hAnsi="Arial Unicode MS" w:eastAsia="Arial Unicode MS"/>
+          <w:b w:val="0"/>
+          <w:i w:val="0"/>
+          <w:color w:val="1A2340"/>
+          <w:sz w:val="22"/>
+        </w:rPr>
+        <w:t>1–6 鏡，8 秒也可；不設最低片長。分鏡合成後，標記我的提案採用在哪一鏡；未採用也可記原因。</w:t>
       </w:r>
     </w:p>
     <w:p>
@@ -2676,35 +1335,15 @@
           <w:color w:val="1A2340"/>
           <w:sz w:val="22"/>
         </w:rPr>
-        <w:t>補一個真正還缺的資訊；不知道時間就寫還要確認，不用編。也可以說明原句哪裡已經夠清楚。</w:t>
+        <w:t>🧭 可選 AI；33–39 A／C 操作，39–45 換 B／D，搭檔核對。42 卡住用原圖；45 保存 V1。</w:t>
       </w:r>
     </w:p>
     <w:p>
       <w:pPr>
-        <w:keepNext/>
+        <w:keepNext w:val="0"/>
         <w:keepLines w:val="0"/>
-        <w:spacing w:before="20" w:after="20" w:line="293" w:lineRule="auto"/>
+        <w:spacing w:before="0" w:after="40" w:line="293" w:lineRule="auto"/>
       </w:pPr>
-      <w:r>
-        <w:rPr>
-          <w:rFonts w:ascii="Arial Unicode MS" w:hAnsi="Arial Unicode MS" w:eastAsia="Arial Unicode MS"/>
-          <w:b/>
-          <w:i w:val="0"/>
-          <w:color w:val="5B6573"/>
-          <w:sz w:val="22"/>
-        </w:rPr>
-        <w:t>再決定</w:t>
-      </w:r>
-      <w:r>
-        <w:rPr>
-          <w:rFonts w:ascii="Arial Unicode MS" w:hAnsi="Arial Unicode MS" w:eastAsia="Arial Unicode MS"/>
-          <w:b w:val="0"/>
-          <w:i w:val="0"/>
-          <w:color w:val="7B8491"/>
-          <w:sz w:val="22"/>
-        </w:rPr>
-        <w:t xml:space="preserve">  ｜  </w:t>
-      </w:r>
       <w:r>
         <w:rPr>
           <w:rFonts w:ascii="Arial Unicode MS" w:hAnsi="Arial Unicode MS" w:eastAsia="Arial Unicode MS"/>
@@ -2713,7 +1352,164 @@
           <w:color w:val="1A2340"/>
           <w:sz w:val="22"/>
         </w:rPr>
-        <w:t>根據朋友的回覆，我改了／保留</w:t>
+        <w:t>工具／素材來源與採用處（未使用留白）：_______________________</w:t>
+      </w:r>
+    </w:p>
+    <w:p>
+      <w:pPr>
+        <w:keepNext w:val="0"/>
+        <w:keepLines w:val="0"/>
+        <w:spacing w:before="0" w:after="40" w:line="293" w:lineRule="auto"/>
+      </w:pPr>
+      <w:r>
+        <w:rPr>
+          <w:rFonts w:ascii="Arial Unicode MS" w:hAnsi="Arial Unicode MS" w:eastAsia="Arial Unicode MS"/>
+          <w:b w:val="0"/>
+          <w:i w:val="0"/>
+          <w:color w:val="1A2340"/>
+          <w:sz w:val="22"/>
+        </w:rPr>
+        <w:t>共同 V1 檔名／紙本位置＿＿＿＿＿　共 ___ 秒；專案與作品兩人自留。</w:t>
+      </w:r>
+    </w:p>
+    <w:p>
+      <w:pPr>
+        <w:keepNext w:val="0"/>
+        <w:keepLines w:val="0"/>
+        <w:spacing w:before="0" w:after="0" w:line="293" w:lineRule="auto"/>
+      </w:pPr>
+      <w:r>
+        <w:rPr>
+          <w:rFonts w:ascii="Arial Unicode MS" w:hAnsi="Arial Unicode MS" w:eastAsia="Arial Unicode MS"/>
+          <w:b/>
+          <w:i w:val="0"/>
+          <w:color w:val="1D4ED8"/>
+          <w:sz w:val="22"/>
+        </w:rPr>
+        <w:t>紙本另紙呈現正式鏡頭，按秒數翻看；原意、分鏡與個人提案不給觀眾看。</w:t>
+      </w:r>
+    </w:p>
+    <w:p>
+      <w:pPr>
+        <w:keepNext/>
+        <w:keepLines w:val="0"/>
+        <w:pageBreakBefore/>
+        <w:spacing w:before="0" w:after="60" w:line="293" w:lineRule="auto"/>
+      </w:pPr>
+      <w:r>
+        <w:rPr>
+          <w:rFonts w:ascii="JetBrains Mono" w:hAnsi="JetBrains Mono" w:eastAsia="Arial Unicode MS"/>
+          <w:b/>
+          <w:i w:val="0"/>
+          <w:color w:val="1D4ED8"/>
+          <w:sz w:val="22"/>
+        </w:rPr>
+        <w:t>W5 / 03</w:t>
+      </w:r>
+    </w:p>
+    <w:p>
+      <w:pPr>
+        <w:keepNext/>
+        <w:keepLines w:val="0"/>
+        <w:spacing w:before="0" w:after="80" w:line="252" w:lineRule="auto"/>
+      </w:pPr>
+      <w:r>
+        <w:rPr>
+          <w:rFonts w:ascii="Arial Unicode MS" w:hAnsi="Arial Unicode MS" w:eastAsia="Arial Unicode MS"/>
+          <w:b/>
+          <w:i w:val="0"/>
+          <w:color w:val="1A2340"/>
+          <w:sz w:val="44"/>
+        </w:rPr>
+        <w:t>外組回報，我先作決定</w:t>
+      </w:r>
+    </w:p>
+    <w:p>
+      <w:pPr>
+        <w:keepNext w:val="0"/>
+        <w:keepLines w:val="0"/>
+        <w:spacing w:before="0" w:after="140" w:line="293" w:lineRule="auto"/>
+      </w:pPr>
+      <w:r>
+        <w:rPr>
+          <w:rFonts w:ascii="Arial Unicode MS" w:hAnsi="Arial Unicode MS" w:eastAsia="Arial Unicode MS"/>
+          <w:b w:val="0"/>
+          <w:i w:val="0"/>
+          <w:color w:val="5B6573"/>
+          <w:sz w:val="22"/>
+        </w:rPr>
+        <w:t>A、B 共作；C、D 共作。C 填 A、D 填 B；交換後 A 填 C、B 填 D。</w:t>
+      </w:r>
+    </w:p>
+    <w:p>
+      <w:pPr>
+        <w:keepNext/>
+        <w:keepLines w:val="0"/>
+        <w:spacing w:before="80" w:after="40" w:line="293" w:lineRule="auto"/>
+      </w:pPr>
+      <w:r>
+        <w:rPr>
+          <w:rFonts w:ascii="JetBrains Mono" w:hAnsi="JetBrains Mono" w:eastAsia="Arial Unicode MS"/>
+          <w:b/>
+          <w:i w:val="0"/>
+          <w:color w:val="1D4ED8"/>
+          <w:sz w:val="30"/>
+        </w:rPr>
+        <w:t>05</w:t>
+      </w:r>
+      <w:r>
+        <w:rPr>
+          <w:rFonts w:ascii="Arial Unicode MS" w:hAnsi="Arial Unicode MS" w:eastAsia="Arial Unicode MS"/>
+          <w:b w:val="0"/>
+          <w:i w:val="0"/>
+          <w:color w:val="1D4ED8"/>
+          <w:sz w:val="30"/>
+        </w:rPr>
+        <w:t xml:space="preserve">  </w:t>
+      </w:r>
+      <w:r>
+        <w:rPr>
+          <w:rFonts w:ascii="Arial Unicode MS" w:hAnsi="Arial Unicode MS" w:eastAsia="Arial Unicode MS"/>
+          <w:b/>
+          <w:i w:val="0"/>
+          <w:color w:val="1A2340"/>
+          <w:sz w:val="30"/>
+        </w:rPr>
+        <w:t>真人試看 V1｜50–58 分</w:t>
+      </w:r>
+    </w:p>
+    <w:p>
+      <w:pPr>
+        <w:keepNext w:val="0"/>
+        <w:keepLines w:val="0"/>
+        <w:spacing w:before="0" w:after="40" w:line="293" w:lineRule="auto"/>
+      </w:pPr>
+      <w:r>
+        <w:rPr>
+          <w:rFonts w:ascii="Arial Unicode MS" w:hAnsi="Arial Unicode MS" w:eastAsia="Arial Unicode MS"/>
+          <w:b w:val="0"/>
+          <w:i w:val="0"/>
+          <w:color w:val="1A2340"/>
+          <w:sz w:val="22"/>
+        </w:rPr>
+        <w:t>外組觀眾本人填｜先完整看，再各自記理解／疑問＋鏡號／秒數，不先討論。</w:t>
+      </w:r>
+    </w:p>
+    <w:p>
+      <w:pPr>
+        <w:keepNext w:val="0"/>
+        <w:keepLines w:val="0"/>
+        <w:spacing w:before="0" w:after="20" w:line="293" w:lineRule="auto"/>
+      </w:pPr>
+      <w:r>
+        <w:rPr>
+          <w:rFonts w:ascii="Arial Unicode MS" w:hAnsi="Arial Unicode MS" w:eastAsia="Arial Unicode MS"/>
+          <w:b w:val="0"/>
+          <w:i w:val="0"/>
+          <w:color w:val="1A2340"/>
+          <w:sz w:val="22"/>
+        </w:rPr>
+        <w:t>作者座號＿＿　作品代號＿＿＿＿　觀眾座號＿＿；□ 沒看過 W4　□ 看過</w:t>
       </w:r>
     </w:p>
     <w:tbl>
@@ -2809,7 +1605,7 @@
           </w:tcPr>
           <w:p>
             <w:pPr>
-              <w:spacing w:before="0" w:after="20" w:line="240" w:lineRule="auto"/>
+              <w:spacing w:before="0" w:after="0" w:line="240" w:lineRule="auto"/>
             </w:pPr>
             <w:r>
               <w:t xml:space="preserve"> </w:t>
@@ -2822,7 +1618,7 @@
       <w:pPr>
         <w:keepNext/>
         <w:keepLines w:val="0"/>
-        <w:spacing w:before="100" w:after="100" w:line="293" w:lineRule="auto"/>
+        <w:spacing w:before="80" w:after="40" w:line="293" w:lineRule="auto"/>
       </w:pPr>
       <w:r>
         <w:rPr>
@@ -2832,7 +1628,7 @@
           <w:color w:val="1D4ED8"/>
           <w:sz w:val="30"/>
         </w:rPr>
-        <w:t>反思</w:t>
+        <w:t>06</w:t>
       </w:r>
       <w:r>
         <w:rPr>
@@ -2852,14 +1648,14 @@
           <w:color w:val="1A2340"/>
           <w:sz w:val="30"/>
         </w:rPr>
-        <w:t>想留給自己的話（可留白）</w:t>
+        <w:t>先各自判斷，再一起議｜58–62 分</w:t>
       </w:r>
     </w:p>
     <w:p>
       <w:pPr>
         <w:keepNext w:val="0"/>
         <w:keepLines w:val="0"/>
-        <w:spacing w:before="0" w:after="20" w:line="293" w:lineRule="auto"/>
+        <w:spacing w:before="0" w:after="40" w:line="293" w:lineRule="auto"/>
       </w:pPr>
       <w:r>
         <w:rPr>
@@ -2869,7 +1665,7 @@
           <w:color w:val="1A2340"/>
           <w:sz w:val="22"/>
         </w:rPr>
-        <w:t>今天哪一個修改或保留決定，最有根據？不寫不能交出的隱私。</w:t>
+        <w:t>58–60 各自寫：□ 採用　□ 部分採用　□ 不採用。哪則回報、線索與原意支持我的主張？</w:t>
       </w:r>
     </w:p>
     <w:tbl>
@@ -2978,7 +1774,936 @@
       <w:pPr>
         <w:keepNext w:val="0"/>
         <w:keepLines w:val="0"/>
-        <w:spacing w:before="100" w:after="0" w:line="293" w:lineRule="auto"/>
+        <w:spacing w:before="0" w:after="20" w:line="293" w:lineRule="auto"/>
+      </w:pPr>
+      <w:r>
+        <w:rPr>
+          <w:rFonts w:ascii="Arial Unicode MS" w:hAnsi="Arial Unicode MS" w:eastAsia="Arial Unicode MS"/>
+          <w:b w:val="0"/>
+          <w:i w:val="0"/>
+          <w:color w:val="1A2340"/>
+          <w:sz w:val="22"/>
+        </w:rPr>
+        <w:t>60–62 共同決定／我的異議（原答不擦掉）：</w:t>
+      </w:r>
+    </w:p>
+    <w:tbl>
+      <w:tblPr>
+        <w:tblW w:type="dxa" w:w="9865"/>
+        <w:jc w:val="left"/>
+        <w:tblLayout w:type="fixed"/>
+        <w:tblLook w:firstColumn="1" w:firstRow="1" w:lastColumn="0" w:lastRow="0" w:noHBand="0" w:noVBand="1" w:val="04A0"/>
+        <w:tblInd w:type="dxa" w:w="0"/>
+      </w:tblPr>
+      <w:tblGrid>
+        <w:gridCol w:w="9865"/>
+      </w:tblGrid>
+      <w:tr>
+        <w:trPr>
+          <w:trHeight w:val="510" w:hRule="atLeast"/>
+        </w:trPr>
+        <w:tc>
+          <w:tcPr>
+            <w:tcW w:type="dxa" w:w="9865"/>
+            <w:tcMar>
+              <w:top w:w="0" w:type="dxa"/>
+              <w:start w:w="0" w:type="dxa"/>
+              <w:bottom w:w="0" w:type="dxa"/>
+              <w:end w:w="0" w:type="dxa"/>
+            </w:tcMar>
+            <w:tcBorders>
+              <w:top w:val="nil"/>
+              <w:bottom w:val="single" w:sz="5" w:space="0" w:color="CBD5E1"/>
+              <w:start w:val="nil"/>
+              <w:end w:val="nil"/>
+            </w:tcBorders>
+          </w:tcPr>
+          <w:p>
+            <w:pPr>
+              <w:spacing w:before="0" w:after="0" w:line="240" w:lineRule="auto"/>
+            </w:pPr>
+            <w:r>
+              <w:t xml:space="preserve"> </w:t>
+            </w:r>
+          </w:p>
+        </w:tc>
+      </w:tr>
+      <w:tr>
+        <w:trPr>
+          <w:trHeight w:val="510" w:hRule="atLeast"/>
+        </w:trPr>
+        <w:tc>
+          <w:tcPr>
+            <w:tcW w:type="dxa" w:w="9865"/>
+            <w:tcMar>
+              <w:top w:w="0" w:type="dxa"/>
+              <w:start w:w="0" w:type="dxa"/>
+              <w:bottom w:w="0" w:type="dxa"/>
+              <w:end w:w="0" w:type="dxa"/>
+            </w:tcMar>
+            <w:tcBorders>
+              <w:top w:val="nil"/>
+              <w:bottom w:val="single" w:sz="5" w:space="0" w:color="CBD5E1"/>
+              <w:start w:val="nil"/>
+              <w:end w:val="nil"/>
+            </w:tcBorders>
+          </w:tcPr>
+          <w:p>
+            <w:pPr>
+              <w:spacing w:before="0" w:after="0" w:line="240" w:lineRule="auto"/>
+            </w:pPr>
+            <w:r>
+              <w:t xml:space="preserve"> </w:t>
+            </w:r>
+          </w:p>
+        </w:tc>
+      </w:tr>
+    </w:tbl>
+    <w:p>
+      <w:pPr>
+        <w:keepNext/>
+        <w:keepLines w:val="0"/>
+        <w:spacing w:before="80" w:after="40" w:line="293" w:lineRule="auto"/>
+      </w:pPr>
+      <w:r>
+        <w:rPr>
+          <w:rFonts w:ascii="JetBrains Mono" w:hAnsi="JetBrains Mono" w:eastAsia="Arial Unicode MS"/>
+          <w:b/>
+          <w:i w:val="0"/>
+          <w:color w:val="1D4ED8"/>
+          <w:sz w:val="30"/>
+        </w:rPr>
+        <w:t>07</w:t>
+      </w:r>
+      <w:r>
+        <w:rPr>
+          <w:rFonts w:ascii="Arial Unicode MS" w:hAnsi="Arial Unicode MS" w:eastAsia="Arial Unicode MS"/>
+          <w:b w:val="0"/>
+          <w:i w:val="0"/>
+          <w:color w:val="1D4ED8"/>
+          <w:sz w:val="30"/>
+        </w:rPr>
+        <w:t xml:space="preserve">  </w:t>
+      </w:r>
+      <w:r>
+        <w:rPr>
+          <w:rFonts w:ascii="Arial Unicode MS" w:hAnsi="Arial Unicode MS" w:eastAsia="Arial Unicode MS"/>
+          <w:b/>
+          <w:i w:val="0"/>
+          <w:color w:val="1A2340"/>
+          <w:sz w:val="30"/>
+        </w:rPr>
+        <w:t>V2 微調｜62–74 分</w:t>
+      </w:r>
+    </w:p>
+    <w:p>
+      <w:pPr>
+        <w:keepNext w:val="0"/>
+        <w:keepLines w:val="0"/>
+        <w:spacing w:before="0" w:after="40" w:line="293" w:lineRule="auto"/>
+      </w:pPr>
+      <w:r>
+        <w:rPr>
+          <w:rFonts w:ascii="Arial Unicode MS" w:hAnsi="Arial Unicode MS" w:eastAsia="Arial Unicode MS"/>
+          <w:b w:val="0"/>
+          <w:i w:val="0"/>
+          <w:color w:val="1A2340"/>
+          <w:sz w:val="22"/>
+        </w:rPr>
+        <w:t>各記共同版本改哪裡及依據；可指回 06，不抄搭檔理由。另存共同 V2；保留者 07 留白、06 說理由。</w:t>
+      </w:r>
+    </w:p>
+    <w:tbl>
+      <w:tblPr>
+        <w:tblW w:type="dxa" w:w="9865"/>
+        <w:jc w:val="left"/>
+        <w:tblLayout w:type="fixed"/>
+        <w:tblLook w:firstColumn="1" w:firstRow="1" w:lastColumn="0" w:lastRow="0" w:noHBand="0" w:noVBand="1" w:val="04A0"/>
+        <w:tblInd w:type="dxa" w:w="0"/>
+      </w:tblPr>
+      <w:tblGrid>
+        <w:gridCol w:w="9865"/>
+      </w:tblGrid>
+      <w:tr>
+        <w:trPr>
+          <w:trHeight w:val="510" w:hRule="atLeast"/>
+        </w:trPr>
+        <w:tc>
+          <w:tcPr>
+            <w:tcW w:type="dxa" w:w="9865"/>
+            <w:tcMar>
+              <w:top w:w="0" w:type="dxa"/>
+              <w:start w:w="0" w:type="dxa"/>
+              <w:bottom w:w="0" w:type="dxa"/>
+              <w:end w:w="0" w:type="dxa"/>
+            </w:tcMar>
+            <w:tcBorders>
+              <w:top w:val="nil"/>
+              <w:bottom w:val="single" w:sz="5" w:space="0" w:color="CBD5E1"/>
+              <w:start w:val="nil"/>
+              <w:end w:val="nil"/>
+            </w:tcBorders>
+          </w:tcPr>
+          <w:p>
+            <w:pPr>
+              <w:spacing w:before="0" w:after="0" w:line="240" w:lineRule="auto"/>
+            </w:pPr>
+            <w:r>
+              <w:t xml:space="preserve"> </w:t>
+            </w:r>
+          </w:p>
+        </w:tc>
+      </w:tr>
+      <w:tr>
+        <w:trPr>
+          <w:trHeight w:val="510" w:hRule="atLeast"/>
+        </w:trPr>
+        <w:tc>
+          <w:tcPr>
+            <w:tcW w:type="dxa" w:w="9865"/>
+            <w:tcMar>
+              <w:top w:w="0" w:type="dxa"/>
+              <w:start w:w="0" w:type="dxa"/>
+              <w:bottom w:w="0" w:type="dxa"/>
+              <w:end w:w="0" w:type="dxa"/>
+            </w:tcMar>
+            <w:tcBorders>
+              <w:top w:val="nil"/>
+              <w:bottom w:val="single" w:sz="5" w:space="0" w:color="CBD5E1"/>
+              <w:start w:val="nil"/>
+              <w:end w:val="nil"/>
+            </w:tcBorders>
+          </w:tcPr>
+          <w:p>
+            <w:pPr>
+              <w:spacing w:before="0" w:after="0" w:line="240" w:lineRule="auto"/>
+            </w:pPr>
+            <w:r>
+              <w:t xml:space="preserve"> </w:t>
+            </w:r>
+          </w:p>
+        </w:tc>
+      </w:tr>
+      <w:tr>
+        <w:trPr>
+          <w:trHeight w:val="510" w:hRule="atLeast"/>
+        </w:trPr>
+        <w:tc>
+          <w:tcPr>
+            <w:tcW w:type="dxa" w:w="9865"/>
+            <w:tcMar>
+              <w:top w:w="0" w:type="dxa"/>
+              <w:start w:w="0" w:type="dxa"/>
+              <w:bottom w:w="0" w:type="dxa"/>
+              <w:end w:w="0" w:type="dxa"/>
+            </w:tcMar>
+            <w:tcBorders>
+              <w:top w:val="nil"/>
+              <w:bottom w:val="single" w:sz="5" w:space="0" w:color="CBD5E1"/>
+              <w:start w:val="nil"/>
+              <w:end w:val="nil"/>
+            </w:tcBorders>
+          </w:tcPr>
+          <w:p>
+            <w:pPr>
+              <w:spacing w:before="0" w:after="0" w:line="240" w:lineRule="auto"/>
+            </w:pPr>
+            <w:r>
+              <w:t xml:space="preserve"> </w:t>
+            </w:r>
+          </w:p>
+        </w:tc>
+      </w:tr>
+      <w:tr>
+        <w:trPr>
+          <w:trHeight w:val="510" w:hRule="atLeast"/>
+        </w:trPr>
+        <w:tc>
+          <w:tcPr>
+            <w:tcW w:type="dxa" w:w="9865"/>
+            <w:tcMar>
+              <w:top w:w="0" w:type="dxa"/>
+              <w:start w:w="0" w:type="dxa"/>
+              <w:bottom w:w="0" w:type="dxa"/>
+              <w:end w:w="0" w:type="dxa"/>
+            </w:tcMar>
+            <w:tcBorders>
+              <w:top w:val="nil"/>
+              <w:bottom w:val="single" w:sz="5" w:space="0" w:color="CBD5E1"/>
+              <w:start w:val="nil"/>
+              <w:end w:val="nil"/>
+            </w:tcBorders>
+          </w:tcPr>
+          <w:p>
+            <w:pPr>
+              <w:spacing w:before="0" w:after="0" w:line="240" w:lineRule="auto"/>
+            </w:pPr>
+            <w:r>
+              <w:t xml:space="preserve"> </w:t>
+            </w:r>
+          </w:p>
+        </w:tc>
+      </w:tr>
+    </w:tbl>
+    <w:p>
+      <w:pPr>
+        <w:keepNext/>
+        <w:keepLines w:val="0"/>
+        <w:spacing w:before="80" w:after="40" w:line="293" w:lineRule="auto"/>
+      </w:pPr>
+      <w:r>
+        <w:rPr>
+          <w:rFonts w:ascii="JetBrains Mono" w:hAnsi="JetBrains Mono" w:eastAsia="Arial Unicode MS"/>
+          <w:b/>
+          <w:i w:val="0"/>
+          <w:color w:val="1D4ED8"/>
+          <w:sz w:val="30"/>
+        </w:rPr>
+        <w:t>08</w:t>
+      </w:r>
+      <w:r>
+        <w:rPr>
+          <w:rFonts w:ascii="Arial Unicode MS" w:hAnsi="Arial Unicode MS" w:eastAsia="Arial Unicode MS"/>
+          <w:b w:val="0"/>
+          <w:i w:val="0"/>
+          <w:color w:val="1D4ED8"/>
+          <w:sz w:val="30"/>
+        </w:rPr>
+        <w:t xml:space="preserve">  </w:t>
+      </w:r>
+      <w:r>
+        <w:rPr>
+          <w:rFonts w:ascii="Arial Unicode MS" w:hAnsi="Arial Unicode MS" w:eastAsia="Arial Unicode MS"/>
+          <w:b/>
+          <w:i w:val="0"/>
+          <w:color w:val="1A2340"/>
+          <w:sz w:val="30"/>
+        </w:rPr>
+        <w:t>真人再試看｜74–80 分</w:t>
+      </w:r>
+    </w:p>
+    <w:p>
+      <w:pPr>
+        <w:keepNext w:val="0"/>
+        <w:keepLines w:val="0"/>
+        <w:spacing w:before="0" w:after="40" w:line="293" w:lineRule="auto"/>
+      </w:pPr>
+      <w:r>
+        <w:rPr>
+          <w:rFonts w:ascii="Arial Unicode MS" w:hAnsi="Arial Unicode MS" w:eastAsia="Arial Unicode MS"/>
+          <w:b w:val="0"/>
+          <w:i w:val="0"/>
+          <w:color w:val="1A2340"/>
+          <w:sz w:val="22"/>
+        </w:rPr>
+        <w:t>同一位外組觀眾填；只看 V2（保留者看 V1）。現在理解什麼？第幾鏡／幾秒支持？</w:t>
+      </w:r>
+    </w:p>
+    <w:tbl>
+      <w:tblPr>
+        <w:tblW w:type="dxa" w:w="9865"/>
+        <w:jc w:val="left"/>
+        <w:tblLayout w:type="fixed"/>
+        <w:tblLook w:firstColumn="1" w:firstRow="1" w:lastColumn="0" w:lastRow="0" w:noHBand="0" w:noVBand="1" w:val="04A0"/>
+        <w:tblInd w:type="dxa" w:w="0"/>
+      </w:tblPr>
+      <w:tblGrid>
+        <w:gridCol w:w="9865"/>
+      </w:tblGrid>
+      <w:tr>
+        <w:trPr>
+          <w:trHeight w:val="510" w:hRule="atLeast"/>
+        </w:trPr>
+        <w:tc>
+          <w:tcPr>
+            <w:tcW w:type="dxa" w:w="9865"/>
+            <w:tcMar>
+              <w:top w:w="0" w:type="dxa"/>
+              <w:start w:w="0" w:type="dxa"/>
+              <w:bottom w:w="0" w:type="dxa"/>
+              <w:end w:w="0" w:type="dxa"/>
+            </w:tcMar>
+            <w:tcBorders>
+              <w:top w:val="nil"/>
+              <w:bottom w:val="single" w:sz="5" w:space="0" w:color="CBD5E1"/>
+              <w:start w:val="nil"/>
+              <w:end w:val="nil"/>
+            </w:tcBorders>
+          </w:tcPr>
+          <w:p>
+            <w:pPr>
+              <w:spacing w:before="0" w:after="0" w:line="240" w:lineRule="auto"/>
+            </w:pPr>
+            <w:r>
+              <w:t xml:space="preserve"> </w:t>
+            </w:r>
+          </w:p>
+        </w:tc>
+      </w:tr>
+      <w:tr>
+        <w:trPr>
+          <w:trHeight w:val="510" w:hRule="atLeast"/>
+        </w:trPr>
+        <w:tc>
+          <w:tcPr>
+            <w:tcW w:type="dxa" w:w="9865"/>
+            <w:tcMar>
+              <w:top w:w="0" w:type="dxa"/>
+              <w:start w:w="0" w:type="dxa"/>
+              <w:bottom w:w="0" w:type="dxa"/>
+              <w:end w:w="0" w:type="dxa"/>
+            </w:tcMar>
+            <w:tcBorders>
+              <w:top w:val="nil"/>
+              <w:bottom w:val="single" w:sz="5" w:space="0" w:color="CBD5E1"/>
+              <w:start w:val="nil"/>
+              <w:end w:val="nil"/>
+            </w:tcBorders>
+          </w:tcPr>
+          <w:p>
+            <w:pPr>
+              <w:spacing w:before="0" w:after="0" w:line="240" w:lineRule="auto"/>
+            </w:pPr>
+            <w:r>
+              <w:t xml:space="preserve"> </w:t>
+            </w:r>
+          </w:p>
+        </w:tc>
+      </w:tr>
+      <w:tr>
+        <w:trPr>
+          <w:trHeight w:val="510" w:hRule="atLeast"/>
+        </w:trPr>
+        <w:tc>
+          <w:tcPr>
+            <w:tcW w:type="dxa" w:w="9865"/>
+            <w:tcMar>
+              <w:top w:w="0" w:type="dxa"/>
+              <w:start w:w="0" w:type="dxa"/>
+              <w:bottom w:w="0" w:type="dxa"/>
+              <w:end w:w="0" w:type="dxa"/>
+            </w:tcMar>
+            <w:tcBorders>
+              <w:top w:val="nil"/>
+              <w:bottom w:val="single" w:sz="5" w:space="0" w:color="CBD5E1"/>
+              <w:start w:val="nil"/>
+              <w:end w:val="nil"/>
+            </w:tcBorders>
+          </w:tcPr>
+          <w:p>
+            <w:pPr>
+              <w:spacing w:before="0" w:after="0" w:line="240" w:lineRule="auto"/>
+            </w:pPr>
+            <w:r>
+              <w:t xml:space="preserve"> </w:t>
+            </w:r>
+          </w:p>
+        </w:tc>
+      </w:tr>
+    </w:tbl>
+    <w:p>
+      <w:pPr>
+        <w:keepNext w:val="0"/>
+        <w:keepLines w:val="0"/>
+        <w:spacing w:before="60" w:after="20" w:line="293" w:lineRule="auto"/>
+      </w:pPr>
+      <w:r>
+        <w:rPr>
+          <w:rFonts w:ascii="Arial Unicode MS" w:hAnsi="Arial Unicode MS" w:eastAsia="Arial Unicode MS"/>
+          <w:b w:val="0"/>
+          <w:i w:val="0"/>
+          <w:color w:val="1A2340"/>
+          <w:sz w:val="22"/>
+        </w:rPr>
+        <w:t>本人判斷：□ 對上目標　□ 仍有落差　□ 還不能判斷；理由／限制：____________</w:t>
+      </w:r>
+    </w:p>
+    <w:p>
+      <w:pPr>
+        <w:keepNext w:val="0"/>
+        <w:keepLines w:val="0"/>
+        <w:spacing w:before="0" w:after="0" w:line="293" w:lineRule="auto"/>
+      </w:pPr>
+      <w:r>
+        <w:rPr>
+          <w:rFonts w:ascii="Arial Unicode MS" w:hAnsi="Arial Unicode MS" w:eastAsia="Arial Unicode MS"/>
+          <w:b w:val="0"/>
+          <w:i w:val="0"/>
+          <w:color w:val="5B6573"/>
+          <w:sz w:val="22"/>
+        </w:rPr>
+        <w:t>同一觀眾可能記得 V1，不能代表所有人；未完成標待確認，不代寫。再試看不新增計分項目。</w:t>
+      </w:r>
+    </w:p>
+    <w:p>
+      <w:pPr>
+        <w:keepNext/>
+        <w:keepLines w:val="0"/>
+        <w:pageBreakBefore/>
+        <w:spacing w:before="0" w:after="60" w:line="293" w:lineRule="auto"/>
+      </w:pPr>
+      <w:r>
+        <w:rPr>
+          <w:rFonts w:ascii="JetBrains Mono" w:hAnsi="JetBrains Mono" w:eastAsia="Arial Unicode MS"/>
+          <w:b/>
+          <w:i w:val="0"/>
+          <w:color w:val="1D4ED8"/>
+          <w:sz w:val="22"/>
+        </w:rPr>
+        <w:t>W5 / 04</w:t>
+      </w:r>
+    </w:p>
+    <w:p>
+      <w:pPr>
+        <w:keepNext/>
+        <w:keepLines w:val="0"/>
+        <w:spacing w:before="0" w:after="80" w:line="252" w:lineRule="auto"/>
+      </w:pPr>
+      <w:r>
+        <w:rPr>
+          <w:rFonts w:ascii="Arial Unicode MS" w:hAnsi="Arial Unicode MS" w:eastAsia="Arial Unicode MS"/>
+          <w:b/>
+          <w:i w:val="0"/>
+          <w:color w:val="1A2340"/>
+          <w:sz w:val="44"/>
+        </w:rPr>
+        <w:t>讓重要決定，連得回證據</w:t>
+      </w:r>
+    </w:p>
+    <w:p>
+      <w:pPr>
+        <w:keepNext w:val="0"/>
+        <w:keepLines w:val="0"/>
+        <w:spacing w:before="0" w:after="140" w:line="293" w:lineRule="auto"/>
+      </w:pPr>
+      <w:r>
+        <w:rPr>
+          <w:rFonts w:ascii="Arial Unicode MS" w:hAnsi="Arial Unicode MS" w:eastAsia="Arial Unicode MS"/>
+          <w:b w:val="0"/>
+          <w:i w:val="0"/>
+          <w:color w:val="5B6573"/>
+          <w:sz w:val="22"/>
+        </w:rPr>
+        <w:t>版本、真人回報、改留理由與效果，都能回到材料核對。</w:t>
+      </w:r>
+    </w:p>
+    <w:p>
+      <w:pPr>
+        <w:keepNext/>
+        <w:keepLines w:val="0"/>
+        <w:spacing w:before="80" w:after="40" w:line="293" w:lineRule="auto"/>
+      </w:pPr>
+      <w:r>
+        <w:rPr>
+          <w:rFonts w:ascii="JetBrains Mono" w:hAnsi="JetBrains Mono" w:eastAsia="Arial Unicode MS"/>
+          <w:b/>
+          <w:i w:val="0"/>
+          <w:color w:val="1D4ED8"/>
+          <w:sz w:val="30"/>
+        </w:rPr>
+        <w:t>09</w:t>
+      </w:r>
+      <w:r>
+        <w:rPr>
+          <w:rFonts w:ascii="Arial Unicode MS" w:hAnsi="Arial Unicode MS" w:eastAsia="Arial Unicode MS"/>
+          <w:b w:val="0"/>
+          <w:i w:val="0"/>
+          <w:color w:val="1D4ED8"/>
+          <w:sz w:val="30"/>
+        </w:rPr>
+        <w:t xml:space="preserve">  </w:t>
+      </w:r>
+      <w:r>
+        <w:rPr>
+          <w:rFonts w:ascii="Arial Unicode MS" w:hAnsi="Arial Unicode MS" w:eastAsia="Arial Unicode MS"/>
+          <w:b/>
+          <w:i w:val="0"/>
+          <w:color w:val="1A2340"/>
+          <w:sz w:val="30"/>
+        </w:rPr>
+        <w:t>最重要的一處改／留｜80–84 分</w:t>
+      </w:r>
+    </w:p>
+    <w:p>
+      <w:pPr>
+        <w:keepNext w:val="0"/>
+        <w:keepLines w:val="0"/>
+        <w:spacing w:before="0" w:after="40" w:line="293" w:lineRule="auto"/>
+      </w:pPr>
+      <w:r>
+        <w:rPr>
+          <w:rFonts w:ascii="Arial Unicode MS" w:hAnsi="Arial Unicode MS" w:eastAsia="Arial Unicode MS"/>
+          <w:b w:val="0"/>
+          <w:i w:val="0"/>
+          <w:color w:val="1A2340"/>
+          <w:sz w:val="22"/>
+        </w:rPr>
+        <w:t>獨立連接 04 我的提案、共同 V1、05 真人回報、06–07 我的判斷與共同決定、08 結果與限制。可註欄號；共同版本不同於我的主張時也說清楚。</w:t>
+      </w:r>
+    </w:p>
+    <w:tbl>
+      <w:tblPr>
+        <w:tblW w:type="dxa" w:w="9865"/>
+        <w:jc w:val="left"/>
+        <w:tblLayout w:type="fixed"/>
+        <w:tblLook w:firstColumn="1" w:firstRow="1" w:lastColumn="0" w:lastRow="0" w:noHBand="0" w:noVBand="1" w:val="04A0"/>
+        <w:tblInd w:type="dxa" w:w="0"/>
+      </w:tblPr>
+      <w:tblGrid>
+        <w:gridCol w:w="9865"/>
+      </w:tblGrid>
+      <w:tr>
+        <w:trPr>
+          <w:trHeight w:val="510" w:hRule="atLeast"/>
+        </w:trPr>
+        <w:tc>
+          <w:tcPr>
+            <w:tcW w:type="dxa" w:w="9865"/>
+            <w:tcMar>
+              <w:top w:w="0" w:type="dxa"/>
+              <w:start w:w="0" w:type="dxa"/>
+              <w:bottom w:w="0" w:type="dxa"/>
+              <w:end w:w="0" w:type="dxa"/>
+            </w:tcMar>
+            <w:tcBorders>
+              <w:top w:val="nil"/>
+              <w:bottom w:val="single" w:sz="5" w:space="0" w:color="CBD5E1"/>
+              <w:start w:val="nil"/>
+              <w:end w:val="nil"/>
+            </w:tcBorders>
+          </w:tcPr>
+          <w:p>
+            <w:pPr>
+              <w:spacing w:before="0" w:after="0" w:line="240" w:lineRule="auto"/>
+            </w:pPr>
+            <w:r>
+              <w:t xml:space="preserve"> </w:t>
+            </w:r>
+          </w:p>
+        </w:tc>
+      </w:tr>
+      <w:tr>
+        <w:trPr>
+          <w:trHeight w:val="510" w:hRule="atLeast"/>
+        </w:trPr>
+        <w:tc>
+          <w:tcPr>
+            <w:tcW w:type="dxa" w:w="9865"/>
+            <w:tcMar>
+              <w:top w:w="0" w:type="dxa"/>
+              <w:start w:w="0" w:type="dxa"/>
+              <w:bottom w:w="0" w:type="dxa"/>
+              <w:end w:w="0" w:type="dxa"/>
+            </w:tcMar>
+            <w:tcBorders>
+              <w:top w:val="nil"/>
+              <w:bottom w:val="single" w:sz="5" w:space="0" w:color="CBD5E1"/>
+              <w:start w:val="nil"/>
+              <w:end w:val="nil"/>
+            </w:tcBorders>
+          </w:tcPr>
+          <w:p>
+            <w:pPr>
+              <w:spacing w:before="0" w:after="0" w:line="240" w:lineRule="auto"/>
+            </w:pPr>
+            <w:r>
+              <w:t xml:space="preserve"> </w:t>
+            </w:r>
+          </w:p>
+        </w:tc>
+      </w:tr>
+      <w:tr>
+        <w:trPr>
+          <w:trHeight w:val="510" w:hRule="atLeast"/>
+        </w:trPr>
+        <w:tc>
+          <w:tcPr>
+            <w:tcW w:type="dxa" w:w="9865"/>
+            <w:tcMar>
+              <w:top w:w="0" w:type="dxa"/>
+              <w:start w:w="0" w:type="dxa"/>
+              <w:bottom w:w="0" w:type="dxa"/>
+              <w:end w:w="0" w:type="dxa"/>
+            </w:tcMar>
+            <w:tcBorders>
+              <w:top w:val="nil"/>
+              <w:bottom w:val="single" w:sz="5" w:space="0" w:color="CBD5E1"/>
+              <w:start w:val="nil"/>
+              <w:end w:val="nil"/>
+            </w:tcBorders>
+          </w:tcPr>
+          <w:p>
+            <w:pPr>
+              <w:spacing w:before="0" w:after="0" w:line="240" w:lineRule="auto"/>
+            </w:pPr>
+            <w:r>
+              <w:t xml:space="preserve"> </w:t>
+            </w:r>
+          </w:p>
+        </w:tc>
+      </w:tr>
+      <w:tr>
+        <w:trPr>
+          <w:trHeight w:val="510" w:hRule="atLeast"/>
+        </w:trPr>
+        <w:tc>
+          <w:tcPr>
+            <w:tcW w:type="dxa" w:w="9865"/>
+            <w:tcMar>
+              <w:top w:w="0" w:type="dxa"/>
+              <w:start w:w="0" w:type="dxa"/>
+              <w:bottom w:w="0" w:type="dxa"/>
+              <w:end w:w="0" w:type="dxa"/>
+            </w:tcMar>
+            <w:tcBorders>
+              <w:top w:val="nil"/>
+              <w:bottom w:val="single" w:sz="5" w:space="0" w:color="CBD5E1"/>
+              <w:start w:val="nil"/>
+              <w:end w:val="nil"/>
+            </w:tcBorders>
+          </w:tcPr>
+          <w:p>
+            <w:pPr>
+              <w:spacing w:before="0" w:after="0" w:line="240" w:lineRule="auto"/>
+            </w:pPr>
+            <w:r>
+              <w:t xml:space="preserve"> </w:t>
+            </w:r>
+          </w:p>
+        </w:tc>
+      </w:tr>
+      <w:tr>
+        <w:trPr>
+          <w:trHeight w:val="510" w:hRule="atLeast"/>
+        </w:trPr>
+        <w:tc>
+          <w:tcPr>
+            <w:tcW w:type="dxa" w:w="9865"/>
+            <w:tcMar>
+              <w:top w:w="0" w:type="dxa"/>
+              <w:start w:w="0" w:type="dxa"/>
+              <w:bottom w:w="0" w:type="dxa"/>
+              <w:end w:w="0" w:type="dxa"/>
+            </w:tcMar>
+            <w:tcBorders>
+              <w:top w:val="nil"/>
+              <w:bottom w:val="single" w:sz="5" w:space="0" w:color="CBD5E1"/>
+              <w:start w:val="nil"/>
+              <w:end w:val="nil"/>
+            </w:tcBorders>
+          </w:tcPr>
+          <w:p>
+            <w:pPr>
+              <w:spacing w:before="0" w:after="0" w:line="240" w:lineRule="auto"/>
+            </w:pPr>
+            <w:r>
+              <w:t xml:space="preserve"> </w:t>
+            </w:r>
+          </w:p>
+        </w:tc>
+      </w:tr>
+    </w:tbl>
+    <w:p>
+      <w:pPr>
+        <w:keepNext/>
+        <w:keepLines w:val="0"/>
+        <w:spacing w:before="80" w:after="40" w:line="293" w:lineRule="auto"/>
+      </w:pPr>
+      <w:r>
+        <w:rPr>
+          <w:rFonts w:ascii="JetBrains Mono" w:hAnsi="JetBrains Mono" w:eastAsia="Arial Unicode MS"/>
+          <w:b/>
+          <w:i w:val="0"/>
+          <w:color w:val="1D4ED8"/>
+          <w:sz w:val="30"/>
+        </w:rPr>
+        <w:t>10</w:t>
+      </w:r>
+      <w:r>
+        <w:rPr>
+          <w:rFonts w:ascii="Arial Unicode MS" w:hAnsi="Arial Unicode MS" w:eastAsia="Arial Unicode MS"/>
+          <w:b w:val="0"/>
+          <w:i w:val="0"/>
+          <w:color w:val="1D4ED8"/>
+          <w:sz w:val="30"/>
+        </w:rPr>
+        <w:t xml:space="preserve">  </w:t>
+      </w:r>
+      <w:r>
+        <w:rPr>
+          <w:rFonts w:ascii="Arial Unicode MS" w:hAnsi="Arial Unicode MS" w:eastAsia="Arial Unicode MS"/>
+          <w:b/>
+          <w:i w:val="0"/>
+          <w:color w:val="1A2340"/>
+          <w:sz w:val="30"/>
+        </w:rPr>
+        <w:t>正式表現自查｜84–86 分</w:t>
+      </w:r>
+    </w:p>
+    <w:p>
+      <w:pPr>
+        <w:keepNext w:val="0"/>
+        <w:keepLines w:val="0"/>
+        <w:spacing w:before="0" w:after="20" w:line="293" w:lineRule="auto"/>
+      </w:pPr>
+      <w:r>
+        <w:rPr>
+          <w:rFonts w:ascii="Arial Unicode MS" w:hAnsi="Arial Unicode MS" w:eastAsia="Arial Unicode MS"/>
+          <w:b w:val="0"/>
+          <w:i w:val="0"/>
+          <w:color w:val="1A2340"/>
+          <w:sz w:val="22"/>
+        </w:rPr>
+        <w:t>素材與創作依據 __/2　觀眾接收 __/2　回應決定 __/2　修訂效力 __/2 → 原始 __/8 → __/15</w:t>
+      </w:r>
+    </w:p>
+    <w:p>
+      <w:pPr>
+        <w:keepNext w:val="0"/>
+        <w:keepLines w:val="0"/>
+        <w:spacing w:before="0" w:after="20" w:line="293" w:lineRule="auto"/>
+      </w:pPr>
+      <w:r>
+        <w:rPr>
+          <w:rFonts w:ascii="Arial Unicode MS" w:hAnsi="Arial Unicode MS" w:eastAsia="Arial Unicode MS"/>
+          <w:b w:val="0"/>
+          <w:i w:val="0"/>
+          <w:color w:val="1A2340"/>
+          <w:sz w:val="22"/>
+        </w:rPr>
+        <w:t>共同作品，個人 15 分。0 無可判讀證據｜1 連結不完整｜2 本人的證據與判斷相連。</w:t>
+      </w:r>
+    </w:p>
+    <w:p>
+      <w:pPr>
+        <w:keepNext w:val="0"/>
+        <w:keepLines w:val="0"/>
+        <w:spacing w:before="0" w:after="40" w:line="293" w:lineRule="auto"/>
+      </w:pPr>
+      <w:r>
+        <w:rPr>
+          <w:rFonts w:ascii="Arial Unicode MS" w:hAnsi="Arial Unicode MS" w:eastAsia="Arial Unicode MS"/>
+          <w:b w:val="0"/>
+          <w:i w:val="0"/>
+          <w:color w:val="1A2340"/>
+          <w:sz w:val="22"/>
+        </w:rPr>
+        <w:t>□ 我的提案　□ 外組回報　□ 我的決定　□ 共同 V1／V2 或保留　□ 效果核對</w:t>
+      </w:r>
+    </w:p>
+    <w:p>
+      <w:pPr>
+        <w:keepNext/>
+        <w:keepLines w:val="0"/>
+        <w:spacing w:before="100" w:after="40" w:line="293" w:lineRule="auto"/>
+      </w:pPr>
+      <w:r>
+        <w:rPr>
+          <w:rFonts w:ascii="JetBrains Mono" w:hAnsi="JetBrains Mono" w:eastAsia="Arial Unicode MS"/>
+          <w:b/>
+          <w:i w:val="0"/>
+          <w:color w:val="1D4ED8"/>
+          <w:sz w:val="30"/>
+        </w:rPr>
+        <w:t>教師</w:t>
+      </w:r>
+      <w:r>
+        <w:rPr>
+          <w:rFonts w:ascii="Arial Unicode MS" w:hAnsi="Arial Unicode MS" w:eastAsia="Arial Unicode MS"/>
+          <w:b w:val="0"/>
+          <w:i w:val="0"/>
+          <w:color w:val="1D4ED8"/>
+          <w:sz w:val="30"/>
+        </w:rPr>
+        <w:t xml:space="preserve">  </w:t>
+      </w:r>
+      <w:r>
+        <w:rPr>
+          <w:rFonts w:ascii="Arial Unicode MS" w:hAnsi="Arial Unicode MS" w:eastAsia="Arial Unicode MS"/>
+          <w:b/>
+          <w:i w:val="0"/>
+          <w:color w:val="1A2340"/>
+          <w:sz w:val="30"/>
+        </w:rPr>
+        <w:t>學習關卡 1｜W2–W4 歷程，0 分</w:t>
+      </w:r>
+    </w:p>
+    <w:p>
+      <w:pPr>
+        <w:keepNext w:val="0"/>
+        <w:keepLines w:val="0"/>
+        <w:spacing w:before="0" w:after="20" w:line="293" w:lineRule="auto"/>
+      </w:pPr>
+      <w:r>
+        <w:rPr>
+          <w:rFonts w:ascii="Arial Unicode MS" w:hAnsi="Arial Unicode MS" w:eastAsia="Arial Unicode MS"/>
+          <w:b w:val="0"/>
+          <w:i w:val="0"/>
+          <w:color w:val="1A2340"/>
+          <w:sz w:val="22"/>
+        </w:rPr>
+        <w:t>□ 原作　□ 具體回饋／查核　□ 本人回應；另核 W3 第 3 頁「我的最後決定」。</w:t>
+      </w:r>
+    </w:p>
+    <w:p>
+      <w:pPr>
+        <w:keepNext w:val="0"/>
+        <w:keepLines w:val="0"/>
+        <w:spacing w:before="0" w:after="60" w:line="293" w:lineRule="auto"/>
+      </w:pPr>
+      <w:r>
+        <w:rPr>
+          <w:rFonts w:ascii="Arial Unicode MS" w:hAnsi="Arial Unicode MS" w:eastAsia="Arial Unicode MS"/>
+          <w:b w:val="0"/>
+          <w:i w:val="0"/>
+          <w:color w:val="1A2340"/>
+          <w:sz w:val="22"/>
+        </w:rPr>
+        <w:t>□ 通過　□ 需修正　缺項：____________　期限：________；補正後更新。</w:t>
+      </w:r>
+    </w:p>
+    <w:p>
+      <w:pPr>
+        <w:keepNext/>
+        <w:keepLines w:val="0"/>
+        <w:spacing w:before="100" w:after="40" w:line="293" w:lineRule="auto"/>
+      </w:pPr>
+      <w:r>
+        <w:rPr>
+          <w:rFonts w:ascii="JetBrains Mono" w:hAnsi="JetBrains Mono" w:eastAsia="Arial Unicode MS"/>
+          <w:b/>
+          <w:i w:val="0"/>
+          <w:color w:val="1D4ED8"/>
+          <w:sz w:val="30"/>
+        </w:rPr>
+        <w:t>收件</w:t>
+      </w:r>
+      <w:r>
+        <w:rPr>
+          <w:rFonts w:ascii="Arial Unicode MS" w:hAnsi="Arial Unicode MS" w:eastAsia="Arial Unicode MS"/>
+          <w:b w:val="0"/>
+          <w:i w:val="0"/>
+          <w:color w:val="1D4ED8"/>
+          <w:sz w:val="30"/>
+        </w:rPr>
+        <w:t xml:space="preserve">  </w:t>
+      </w:r>
+      <w:r>
+        <w:rPr>
+          <w:rFonts w:ascii="Arial Unicode MS" w:hAnsi="Arial Unicode MS" w:eastAsia="Arial Unicode MS"/>
+          <w:b/>
+          <w:i w:val="0"/>
+          <w:color w:val="1A2340"/>
+          <w:sz w:val="30"/>
+        </w:rPr>
+        <w:t>92–97 分｜先備份，再交回</w:t>
+      </w:r>
+    </w:p>
+    <w:p>
+      <w:pPr>
+        <w:keepNext w:val="0"/>
+        <w:keepLines w:val="0"/>
+        <w:spacing w:before="0" w:after="60" w:line="293" w:lineRule="auto"/>
       </w:pPr>
       <w:r>
         <w:rPr>
@@ -2988,7 +2713,41 @@
           <w:color w:val="1D4ED8"/>
           <w:sz w:val="22"/>
         </w:rPr>
-        <w:t>收件：只拍自己的頁面上傳 Classroom，確認已繳交，再把整本交回；不拍同學。</w:t>
+        <w:t>代表座號＿＿＿；每人上傳自己的 4 頁，寫作品代號與代表座號。代表加交共同 V1／V2（有改才交；紙本鏡頭拍照）。各自確認已繳交，再交紙本整本。</w:t>
+      </w:r>
+    </w:p>
+    <w:p>
+      <w:pPr>
+        <w:keepNext w:val="0"/>
+        <w:keepLines w:val="0"/>
+        <w:spacing w:before="0" w:after="60" w:line="293" w:lineRule="auto"/>
+      </w:pPr>
+      <w:r>
+        <w:rPr>
+          <w:rFonts w:ascii="Arial Unicode MS" w:hAnsi="Arial Unicode MS" w:eastAsia="Arial Unicode MS"/>
+          <w:b w:val="0"/>
+          <w:i w:val="0"/>
+          <w:color w:val="1A2340"/>
+          <w:sz w:val="22"/>
+        </w:rPr>
+        <w:t>86–92 分確認最終版、代號與桌內共用；兩人保留成品帶到 W6。真實、改編、虛構同標準；可請老師私下試看。不強制 MP4、AI、配音或付費。共同分鏡未重抄不算缺件。</w:t>
+      </w:r>
+    </w:p>
+    <w:p>
+      <w:pPr>
+        <w:keepNext w:val="0"/>
+        <w:keepLines w:val="0"/>
+        <w:spacing w:before="0" w:after="0" w:line="293" w:lineRule="auto"/>
+      </w:pPr>
+      <w:r>
+        <w:rPr>
+          <w:rFonts w:ascii="Arial Unicode MS" w:hAnsi="Arial Unicode MS" w:eastAsia="Arial Unicode MS"/>
+          <w:b w:val="0"/>
+          <w:i w:val="0"/>
+          <w:color w:val="1A2340"/>
+          <w:sz w:val="22"/>
+        </w:rPr>
+        <w:t>課後可自己把這個方法用在貼文、訊息或作品；不追蹤、不另交截圖。</w:t>
       </w:r>
     </w:p>
     <w:sectPr>
@@ -3079,7 +2838,7 @@
         <w:sz w:val="18"/>
       </w:rPr>
       <w:tab/>
-      <w:t>閱讀理解與表達 · 個人重寫檢核</w:t>
+      <w:t>閱讀理解與表達 · 共作與個人修訂紀錄</w:t>
     </w:r>
   </w:p>
 </w:hdr>

--- a/worksheets/W5.docx
+++ b/worksheets/W5.docx
@@ -155,7 +155,7 @@
           <w:color w:val="1A2340"/>
           <w:sz w:val="22"/>
         </w:rPr>
-        <w:t>《讓你看見這一刻》｜W5 雙人共作、個人判斷。01–03 是練習，不計分、不列關卡；材料看投影，不抄全文。</w:t>
+        <w:t>《讓你看見這一刻》｜W5 雙人共作、個人判斷。02–03 是課堂練習；01 是可選增幅，不計分、不列關卡；材料看投影，不抄全文。</w:t>
       </w:r>
     </w:p>
     <w:p>
@@ -209,7 +209,7 @@
           <w:color w:val="1A2340"/>
           <w:sz w:val="30"/>
         </w:rPr>
-        <w:t>海報：從哪裡看？｜03–09 分</w:t>
+        <w:t>海報：從哪裡看？｜可選增幅</w:t>
       </w:r>
     </w:p>
     <w:p>
@@ -226,7 +226,7 @@
           <w:color w:val="1A2340"/>
           <w:sz w:val="22"/>
         </w:rPr>
-        <w:t>初答→改法：我讀到什麼、依據哪個字？我會改哪裡、為什麼？</w:t>
+        <w:t>可回家試：初答→改法與理由。不計分、不追交、不列缺件；不做可留白。</w:t>
       </w:r>
     </w:p>
     <w:tbl>
@@ -335,7 +335,7 @@
           <w:color w:val="1A2340"/>
           <w:sz w:val="30"/>
         </w:rPr>
-        <w:t>短片：看到哪裡停？｜09–21 分</w:t>
+        <w:t>短片：看到哪裡停？｜02–14 分</w:t>
       </w:r>
     </w:p>
     <w:p>
@@ -352,7 +352,7 @@
           <w:color w:val="1A2340"/>
           <w:sz w:val="22"/>
         </w:rPr>
-        <w:t>09 分留個人初答；14 分小組共作，17 分再看實際後續。</w:t>
+        <w:t>02 分留個人初答；07 分小組共作，10 分再看實際後續。</w:t>
       </w:r>
     </w:p>
     <w:p>
@@ -607,7 +607,7 @@
           <w:color w:val="1A2340"/>
           <w:sz w:val="30"/>
         </w:rPr>
-        <w:t>班群圖片：配上什麼說法？｜21–28 分</w:t>
+        <w:t>班群圖片：配上什麼說法？｜14–21 分</w:t>
       </w:r>
     </w:p>
     <w:p>
@@ -624,7 +624,7 @@
           <w:color w:val="1A2340"/>
           <w:sz w:val="22"/>
         </w:rPr>
-        <w:t>課堂模擬貼文，不真的傳送。21 分先答；22 分揭來源；26 分再聽新回報。</w:t>
+        <w:t>課堂模擬貼文，不真的傳送。14 分先答；15 分揭來源；19 分再聽新回報。</w:t>
       </w:r>
     </w:p>
     <w:p>
@@ -943,7 +943,7 @@
           <w:color w:val="5B6573"/>
           <w:sz w:val="22"/>
         </w:rPr>
-        <w:t>04｜28–50 分・接續 W4 圖卡。真實、改編或虛構都可以；不要求實拍。</w:t>
+        <w:t>04｜21–43 分・接續 W4 圖卡。真實、改編或虛構都可以；不要求實拍。</w:t>
       </w:r>
     </w:p>
     <w:p>
@@ -994,7 +994,7 @@
           <w:color w:val="1D4ED8"/>
           <w:sz w:val="22"/>
         </w:rPr>
-        <w:t>🔒 不使用 AI｜28–30 分各自提案，30–33 分才合成共同原意與分鏡。</w:t>
+        <w:t>🔒 不使用 AI｜21–23 分各自提案，23–26 分才合成共同原意與分鏡。</w:t>
       </w:r>
     </w:p>
     <w:p>
@@ -1335,7 +1335,7 @@
           <w:color w:val="1A2340"/>
           <w:sz w:val="22"/>
         </w:rPr>
-        <w:t>🧭 可選 AI；33–39 A／C 操作，39–45 換 B／D，搭檔核對。42 卡住用原圖；45 保存 V1。</w:t>
+        <w:t>🧭 可選 AI；26–32 A／C 操作，32–38 換 B／D，搭檔核對。32 卡住用原圖；38 保存 V1。</w:t>
       </w:r>
     </w:p>
     <w:p>
@@ -1475,7 +1475,7 @@
           <w:color w:val="1A2340"/>
           <w:sz w:val="30"/>
         </w:rPr>
-        <w:t>真人試看 V1｜50–58 分</w:t>
+        <w:t>真人試看 V1｜43–51 分</w:t>
       </w:r>
     </w:p>
     <w:p>
@@ -1648,7 +1648,7 @@
           <w:color w:val="1A2340"/>
           <w:sz w:val="30"/>
         </w:rPr>
-        <w:t>先各自判斷，再一起議｜58–62 分</w:t>
+        <w:t>先各自判斷，再一起議｜51–55 分</w:t>
       </w:r>
     </w:p>
     <w:p>
@@ -1665,7 +1665,7 @@
           <w:color w:val="1A2340"/>
           <w:sz w:val="22"/>
         </w:rPr>
-        <w:t>58–60 各自寫：□ 採用　□ 部分採用　□ 不採用。哪則回報、線索與原意支持我的主張？</w:t>
+        <w:t>51–53 各自寫：□ 採用　□ 部分採用　□ 不採用。哪則回報、線索與原意支持我的主張？</w:t>
       </w:r>
     </w:p>
     <w:tbl>
@@ -1784,7 +1784,7 @@
           <w:color w:val="1A2340"/>
           <w:sz w:val="22"/>
         </w:rPr>
-        <w:t>60–62 共同決定／我的異議（原答不擦掉）：</w:t>
+        <w:t>53–55 共同決定／我的異議（原答不擦掉）：</w:t>
       </w:r>
     </w:p>
     <w:tbl>
@@ -1893,7 +1893,7 @@
           <w:color w:val="1A2340"/>
           <w:sz w:val="30"/>
         </w:rPr>
-        <w:t>V2 微調｜62–74 分</w:t>
+        <w:t>V2 微調｜55–67 分</w:t>
       </w:r>
     </w:p>
     <w:p>
@@ -2079,7 +2079,7 @@
           <w:color w:val="1A2340"/>
           <w:sz w:val="30"/>
         </w:rPr>
-        <w:t>真人再試看｜74–80 分</w:t>
+        <w:t>真人再試看｜67–73 分</w:t>
       </w:r>
     </w:p>
     <w:p>
@@ -2321,7 +2321,7 @@
           <w:color w:val="1A2340"/>
           <w:sz w:val="30"/>
         </w:rPr>
-        <w:t>最重要的一處改／留｜80–84 分</w:t>
+        <w:t>最重要的一處改／留｜73–77 分</w:t>
       </w:r>
     </w:p>
     <w:p>
@@ -2537,7 +2537,7 @@
           <w:color w:val="1A2340"/>
           <w:sz w:val="30"/>
         </w:rPr>
-        <w:t>正式表現自查｜84–86 分</w:t>
+        <w:t>正式表現自查｜77–79 分</w:t>
       </w:r>
     </w:p>
     <w:p>
@@ -2696,7 +2696,7 @@
           <w:color w:val="1A2340"/>
           <w:sz w:val="30"/>
         </w:rPr>
-        <w:t>92–97 分｜先備份，再交回</w:t>
+        <w:t>94–99 分｜先備份，再交回</w:t>
       </w:r>
     </w:p>
     <w:p>
@@ -2730,7 +2730,7 @@
           <w:color w:val="1A2340"/>
           <w:sz w:val="22"/>
         </w:rPr>
-        <w:t>86–92 分確認最終版、代號與桌內共用；兩人保留成品帶到 W6。真實、改編、虛構同標準；可請老師私下試看。不強制 MP4、AI、配音或付費。共同分鏡未重抄不算缺件。</w:t>
+        <w:t>79–82 分確認最終版、代號與桌內共用；兩人保留成品帶到 W6。真實、改編、虛構同標準；可請老師私下試看。不強制 MP4、AI、配音或付費。共同分鏡未重抄不算缺件。</w:t>
       </w:r>
     </w:p>
     <w:p>

--- a/worksheets/W5.docx
+++ b/worksheets/W5.docx
@@ -2713,7 +2713,7 @@
           <w:color w:val="1D4ED8"/>
           <w:sz w:val="22"/>
         </w:rPr>
-        <w:t>代表座號＿＿＿；每人上傳自己的 4 頁，寫作品代號與代表座號。代表加交共同 V1／V2（有改才交；紙本鏡頭拍照）。各自確認已繳交，再交紙本整本。</w:t>
+        <w:t>代表座號＿＿＿；每人上傳自己的第 1–4 頁，寫作品代號與代表座號。代表加交共同 V1／V2（有改才交；紙本鏡頭拍照）。各自確認已繳交，再交紙本整本。</w:t>
       </w:r>
     </w:p>
     <w:p>
@@ -2748,6 +2748,478 @@
           <w:sz w:val="22"/>
         </w:rPr>
         <w:t>課後可自己把這個方法用在貼文、訊息或作品；不追蹤、不另交截圖。</w:t>
+      </w:r>
+    </w:p>
+    <w:p>
+      <w:r>
+        <w:br w:type="page"/>
+      </w:r>
+    </w:p>
+    <w:p>
+      <w:pPr>
+        <w:spacing w:after="100" w:line="312" w:lineRule="auto"/>
+      </w:pPr>
+      <w:r>
+        <w:rPr>
+          <w:rFonts w:ascii="Arial Unicode MS" w:hAnsi="Arial Unicode MS" w:eastAsia="Arial Unicode MS"/>
+          <w:b/>
+          <w:sz w:val="44"/>
+        </w:rPr>
+        <w:t>W5 / 05 · 學科遷移｜原題材料</w:t>
+      </w:r>
+    </w:p>
+    <w:p>
+      <w:pPr>
+        <w:spacing w:after="100" w:line="312" w:lineRule="auto"/>
+      </w:pPr>
+      <w:r>
+        <w:rPr>
+          <w:rFonts w:ascii="Arial Unicode MS" w:hAnsi="Arial Unicode MS" w:eastAsia="Arial Unicode MS"/>
+          <w:b/>
+          <w:sz w:val="22"/>
+        </w:rPr>
+        <w:t>課堂必寫｜82–94 分。原題在本頁，自己的解題留第 6 頁。</w:t>
+      </w:r>
+    </w:p>
+    <w:p>
+      <w:pPr>
+        <w:spacing w:after="100" w:line="312" w:lineRule="auto"/>
+      </w:pPr>
+      <w:r>
+        <w:rPr>
+          <w:rFonts w:ascii="Arial Unicode MS" w:hAnsi="Arial Unicode MS" w:eastAsia="Arial Unicode MS"/>
+          <w:b w:val="0"/>
+          <w:sz w:val="21"/>
+        </w:rPr>
+        <w:t>115 學測數學 B 第 1 題・印刷第 1 頁。先做原題；標準值改為 80 的追問為本課改編。</w:t>
+      </w:r>
+    </w:p>
+    <w:p>
+      <w:r>
+        <w:drawing>
+          <wp:inline xmlns:a="http://schemas.openxmlformats.org/drawingml/2006/main" xmlns:pic="http://schemas.openxmlformats.org/drawingml/2006/picture">
+            <wp:extent cx="6264000" cy="853394"/>
+            <wp:docPr id="1" name="Picture 1"/>
+            <wp:cNvGraphicFramePr>
+              <a:graphicFrameLocks noChangeAspect="1"/>
+            </wp:cNvGraphicFramePr>
+            <a:graphic>
+              <a:graphicData uri="http://schemas.openxmlformats.org/drawingml/2006/picture">
+                <pic:pic>
+                  <pic:nvPicPr>
+                    <pic:cNvPr id="0" name="w5.png"/>
+                    <pic:cNvPicPr/>
+                  </pic:nvPicPr>
+                  <pic:blipFill>
+                    <a:blip r:embed="rId11"/>
+                    <a:stretch>
+                      <a:fillRect/>
+                    </a:stretch>
+                  </pic:blipFill>
+                  <pic:spPr>
+                    <a:xfrm>
+                      <a:off x="0" y="0"/>
+                      <a:ext cx="6264000" cy="853394"/>
+                    </a:xfrm>
+                    <a:prstGeom prst="rect"/>
+                  </pic:spPr>
+                </pic:pic>
+              </a:graphicData>
+            </a:graphic>
+          </wp:inline>
+        </w:drawing>
+      </w:r>
+    </w:p>
+    <w:p>
+      <w:pPr>
+        <w:spacing w:after="100" w:line="312" w:lineRule="auto"/>
+      </w:pPr>
+      <w:r>
+        <w:rPr>
+          <w:rFonts w:ascii="Arial Unicode MS" w:hAnsi="Arial Unicode MS" w:eastAsia="Arial Unicode MS"/>
+          <w:b/>
+          <w:sz w:val="22"/>
+        </w:rPr>
+        <w:t>任務｜各自解原題第 1 題，留下算式與理由。再整理成讓搭檔能回做的說明；搭檔指出一個能接上的步驟，或真正卡住的位置。</w:t>
+      </w:r>
+    </w:p>
+    <w:p>
+      <w:pPr>
+        <w:spacing w:after="100" w:line="312" w:lineRule="auto"/>
+      </w:pPr>
+      <w:r>
+        <w:rPr>
+          <w:rFonts w:ascii="Arial Unicode MS" w:hAnsi="Arial Unicode MS" w:eastAsia="Arial Unicode MS"/>
+          <w:b w:val="0"/>
+          <w:sz w:val="22"/>
+        </w:rPr>
+        <w:t>需要時回查｜｜N－95｜表示 N 與 95 的距離；5%＝0.05。『小於』與『小於或等於』不同。你可以列算式、畫數線或試算。</w:t>
+      </w:r>
+    </w:p>
+    <w:p>
+      <w:pPr>
+        <w:spacing w:after="100" w:line="312" w:lineRule="auto"/>
+      </w:pPr>
+      <w:r>
+        <w:rPr>
+          <w:rFonts w:ascii="Arial Unicode MS" w:hAnsi="Arial Unicode MS" w:eastAsia="Arial Unicode MS"/>
+          <w:b w:val="0"/>
+          <w:sz w:val="22"/>
+        </w:rPr>
+        <w:t>原圖可直接圈線索；不必抄原文。完整原卷與最後詳解見本週投影。</w:t>
+      </w:r>
+    </w:p>
+    <w:p>
+      <w:r>
+        <w:br w:type="page"/>
+      </w:r>
+    </w:p>
+    <w:p>
+      <w:pPr>
+        <w:spacing w:after="100" w:line="312" w:lineRule="auto"/>
+      </w:pPr>
+      <w:r>
+        <w:rPr>
+          <w:rFonts w:ascii="Arial Unicode MS" w:hAnsi="Arial Unicode MS" w:eastAsia="Arial Unicode MS"/>
+          <w:b/>
+          <w:sz w:val="44"/>
+        </w:rPr>
+        <w:t>W5 / 06 · 自己的解題來路</w:t>
+      </w:r>
+    </w:p>
+    <w:p>
+      <w:pPr>
+        <w:spacing w:after="100" w:line="312" w:lineRule="auto"/>
+      </w:pPr>
+      <w:r>
+        <w:rPr>
+          <w:rFonts w:ascii="Arial Unicode MS" w:hAnsi="Arial Unicode MS" w:eastAsia="Arial Unicode MS"/>
+          <w:b/>
+          <w:sz w:val="22"/>
+        </w:rPr>
+        <w:t>課堂必寫｜保留初答，學科練習不計分、不另上傳。</w:t>
+      </w:r>
+    </w:p>
+    <w:p>
+      <w:pPr>
+        <w:spacing w:after="100" w:line="312" w:lineRule="auto"/>
+      </w:pPr>
+      <w:r>
+        <w:rPr>
+          <w:rFonts w:ascii="Arial Unicode MS" w:hAnsi="Arial Unicode MS" w:eastAsia="Arial Unicode MS"/>
+          <w:b/>
+          <w:sz w:val="30"/>
+        </w:rPr>
+        <w:t>01｜初答與依據／草圖／算式</w:t>
+      </w:r>
+    </w:p>
+    <w:p>
+      <w:pPr>
+        <w:spacing w:after="100" w:line="312" w:lineRule="auto"/>
+      </w:pPr>
+      <w:r>
+        <w:rPr>
+          <w:rFonts w:ascii="Arial Unicode MS" w:hAnsi="Arial Unicode MS" w:eastAsia="Arial Unicode MS"/>
+          <w:b w:val="0"/>
+          <w:sz w:val="22"/>
+        </w:rPr>
+        <w:t>🔒 不使用 AI｜第 5 頁可直接圈線索；未解完，記已走到的步驟或卡點。</w:t>
+      </w:r>
+    </w:p>
+    <w:p>
+      <w:pPr>
+        <w:spacing w:after="0" w:line="510" w:lineRule="exact"/>
+        <w:pBdr>
+          <w:bottom w:val="single" w:sz="4" w:color="CBD5E1"/>
+        </w:pBdr>
+      </w:pPr>
+      <w:r>
+        <w:rPr>
+          <w:rFonts w:ascii="Arial Unicode MS" w:hAnsi="Arial Unicode MS" w:eastAsia="Arial Unicode MS"/>
+          <w:b w:val="0"/>
+          <w:sz w:val="22"/>
+        </w:rPr>
+        <w:t xml:space="preserve">　</w:t>
+      </w:r>
+    </w:p>
+    <w:p>
+      <w:pPr>
+        <w:spacing w:after="0" w:line="510" w:lineRule="exact"/>
+        <w:pBdr>
+          <w:bottom w:val="single" w:sz="4" w:color="CBD5E1"/>
+        </w:pBdr>
+      </w:pPr>
+      <w:r>
+        <w:rPr>
+          <w:rFonts w:ascii="Arial Unicode MS" w:hAnsi="Arial Unicode MS" w:eastAsia="Arial Unicode MS"/>
+          <w:b w:val="0"/>
+          <w:sz w:val="22"/>
+        </w:rPr>
+        <w:t xml:space="preserve">　</w:t>
+      </w:r>
+    </w:p>
+    <w:p>
+      <w:pPr>
+        <w:spacing w:after="0" w:line="510" w:lineRule="exact"/>
+        <w:pBdr>
+          <w:bottom w:val="single" w:sz="4" w:color="CBD5E1"/>
+        </w:pBdr>
+      </w:pPr>
+      <w:r>
+        <w:rPr>
+          <w:rFonts w:ascii="Arial Unicode MS" w:hAnsi="Arial Unicode MS" w:eastAsia="Arial Unicode MS"/>
+          <w:b w:val="0"/>
+          <w:sz w:val="22"/>
+        </w:rPr>
+        <w:t xml:space="preserve">　</w:t>
+      </w:r>
+    </w:p>
+    <w:p>
+      <w:pPr>
+        <w:spacing w:after="0" w:line="510" w:lineRule="exact"/>
+        <w:pBdr>
+          <w:bottom w:val="single" w:sz="4" w:color="CBD5E1"/>
+        </w:pBdr>
+      </w:pPr>
+      <w:r>
+        <w:rPr>
+          <w:rFonts w:ascii="Arial Unicode MS" w:hAnsi="Arial Unicode MS" w:eastAsia="Arial Unicode MS"/>
+          <w:b w:val="0"/>
+          <w:sz w:val="22"/>
+        </w:rPr>
+        <w:t xml:space="preserve">　</w:t>
+      </w:r>
+    </w:p>
+    <w:p>
+      <w:pPr>
+        <w:spacing w:after="0" w:line="510" w:lineRule="exact"/>
+        <w:pBdr>
+          <w:bottom w:val="single" w:sz="4" w:color="CBD5E1"/>
+        </w:pBdr>
+      </w:pPr>
+      <w:r>
+        <w:rPr>
+          <w:rFonts w:ascii="Arial Unicode MS" w:hAnsi="Arial Unicode MS" w:eastAsia="Arial Unicode MS"/>
+          <w:b w:val="0"/>
+          <w:sz w:val="22"/>
+        </w:rPr>
+        <w:t xml:space="preserve">　</w:t>
+      </w:r>
+    </w:p>
+    <w:p>
+      <w:pPr>
+        <w:spacing w:after="100" w:line="312" w:lineRule="auto"/>
+      </w:pPr>
+      <w:r>
+        <w:rPr>
+          <w:rFonts w:ascii="Arial Unicode MS" w:hAnsi="Arial Unicode MS" w:eastAsia="Arial Unicode MS"/>
+          <w:b/>
+          <w:sz w:val="30"/>
+        </w:rPr>
+        <w:t>02｜提示與搭檔實際回應</w:t>
+      </w:r>
+    </w:p>
+    <w:p>
+      <w:pPr>
+        <w:spacing w:after="100" w:line="312" w:lineRule="auto"/>
+      </w:pPr>
+      <w:r>
+        <w:rPr>
+          <w:rFonts w:ascii="Arial Unicode MS" w:hAnsi="Arial Unicode MS" w:eastAsia="Arial Unicode MS"/>
+          <w:b w:val="0"/>
+          <w:sz w:val="22"/>
+        </w:rPr>
+        <w:t>提示 □未用 □1 □2 □3　搭檔座號＿＿＿</w:t>
+      </w:r>
+    </w:p>
+    <w:p>
+      <w:pPr>
+        <w:spacing w:after="0" w:line="510" w:lineRule="exact"/>
+        <w:pBdr>
+          <w:bottom w:val="single" w:sz="4" w:color="CBD5E1"/>
+        </w:pBdr>
+      </w:pPr>
+      <w:r>
+        <w:rPr>
+          <w:rFonts w:ascii="Arial Unicode MS" w:hAnsi="Arial Unicode MS" w:eastAsia="Arial Unicode MS"/>
+          <w:b w:val="0"/>
+          <w:sz w:val="22"/>
+        </w:rPr>
+        <w:t xml:space="preserve">　</w:t>
+      </w:r>
+    </w:p>
+    <w:p>
+      <w:pPr>
+        <w:spacing w:after="0" w:line="510" w:lineRule="exact"/>
+        <w:pBdr>
+          <w:bottom w:val="single" w:sz="4" w:color="CBD5E1"/>
+        </w:pBdr>
+      </w:pPr>
+      <w:r>
+        <w:rPr>
+          <w:rFonts w:ascii="Arial Unicode MS" w:hAnsi="Arial Unicode MS" w:eastAsia="Arial Unicode MS"/>
+          <w:b w:val="0"/>
+          <w:sz w:val="22"/>
+        </w:rPr>
+        <w:t xml:space="preserve">　</w:t>
+      </w:r>
+    </w:p>
+    <w:p>
+      <w:pPr>
+        <w:spacing w:after="100" w:line="312" w:lineRule="auto"/>
+      </w:pPr>
+      <w:r>
+        <w:rPr>
+          <w:rFonts w:ascii="Arial Unicode MS" w:hAnsi="Arial Unicode MS" w:eastAsia="Arial Unicode MS"/>
+          <w:b/>
+          <w:sz w:val="30"/>
+        </w:rPr>
+        <w:t>03｜本人改／留與理由</w:t>
+      </w:r>
+    </w:p>
+    <w:p>
+      <w:pPr>
+        <w:spacing w:after="100" w:line="312" w:lineRule="auto"/>
+      </w:pPr>
+      <w:r>
+        <w:rPr>
+          <w:rFonts w:ascii="Arial Unicode MS" w:hAnsi="Arial Unicode MS" w:eastAsia="Arial Unicode MS"/>
+          <w:b w:val="0"/>
+          <w:sz w:val="22"/>
+        </w:rPr>
+        <w:t>改／留一處後，請搭檔回做一個步驟。標準值改成 80 的變式為可選增幅。</w:t>
+      </w:r>
+    </w:p>
+    <w:p>
+      <w:pPr>
+        <w:spacing w:after="0" w:line="510" w:lineRule="exact"/>
+        <w:pBdr>
+          <w:bottom w:val="single" w:sz="4" w:color="CBD5E1"/>
+        </w:pBdr>
+      </w:pPr>
+      <w:r>
+        <w:rPr>
+          <w:rFonts w:ascii="Arial Unicode MS" w:hAnsi="Arial Unicode MS" w:eastAsia="Arial Unicode MS"/>
+          <w:b w:val="0"/>
+          <w:sz w:val="22"/>
+        </w:rPr>
+        <w:t xml:space="preserve">　</w:t>
+      </w:r>
+    </w:p>
+    <w:p>
+      <w:pPr>
+        <w:spacing w:after="0" w:line="510" w:lineRule="exact"/>
+        <w:pBdr>
+          <w:bottom w:val="single" w:sz="4" w:color="CBD5E1"/>
+        </w:pBdr>
+      </w:pPr>
+      <w:r>
+        <w:rPr>
+          <w:rFonts w:ascii="Arial Unicode MS" w:hAnsi="Arial Unicode MS" w:eastAsia="Arial Unicode MS"/>
+          <w:b w:val="0"/>
+          <w:sz w:val="22"/>
+        </w:rPr>
+        <w:t xml:space="preserve">　</w:t>
+      </w:r>
+    </w:p>
+    <w:p>
+      <w:pPr>
+        <w:spacing w:after="0" w:line="510" w:lineRule="exact"/>
+        <w:pBdr>
+          <w:bottom w:val="single" w:sz="4" w:color="CBD5E1"/>
+        </w:pBdr>
+      </w:pPr>
+      <w:r>
+        <w:rPr>
+          <w:rFonts w:ascii="Arial Unicode MS" w:hAnsi="Arial Unicode MS" w:eastAsia="Arial Unicode MS"/>
+          <w:b w:val="0"/>
+          <w:sz w:val="22"/>
+        </w:rPr>
+        <w:t xml:space="preserve">　</w:t>
+      </w:r>
+    </w:p>
+    <w:p>
+      <w:pPr>
+        <w:spacing w:after="100" w:line="312" w:lineRule="auto"/>
+      </w:pPr>
+      <w:r>
+        <w:rPr>
+          <w:rFonts w:ascii="Arial Unicode MS" w:hAnsi="Arial Unicode MS" w:eastAsia="Arial Unicode MS"/>
+          <w:b/>
+          <w:sz w:val="30"/>
+        </w:rPr>
+        <w:t>04｜看詳解，只核對一步</w:t>
+      </w:r>
+    </w:p>
+    <w:p>
+      <w:pPr>
+        <w:spacing w:after="100" w:line="312" w:lineRule="auto"/>
+      </w:pPr>
+      <w:r>
+        <w:rPr>
+          <w:rFonts w:ascii="Arial Unicode MS" w:hAnsi="Arial Unicode MS" w:eastAsia="Arial Unicode MS"/>
+          <w:b w:val="0"/>
+          <w:sz w:val="22"/>
+        </w:rPr>
+        <w:t>□相符 □發現差異 □仍有疑問；位置／下一步要查：</w:t>
+      </w:r>
+    </w:p>
+    <w:p>
+      <w:pPr>
+        <w:spacing w:after="0" w:line="510" w:lineRule="exact"/>
+        <w:pBdr>
+          <w:bottom w:val="single" w:sz="4" w:color="CBD5E1"/>
+        </w:pBdr>
+      </w:pPr>
+      <w:r>
+        <w:rPr>
+          <w:rFonts w:ascii="Arial Unicode MS" w:hAnsi="Arial Unicode MS" w:eastAsia="Arial Unicode MS"/>
+          <w:b w:val="0"/>
+          <w:sz w:val="22"/>
+        </w:rPr>
+        <w:t xml:space="preserve">　</w:t>
+      </w:r>
+    </w:p>
+    <w:p>
+      <w:pPr>
+        <w:spacing w:after="0" w:line="510" w:lineRule="exact"/>
+        <w:pBdr>
+          <w:bottom w:val="single" w:sz="4" w:color="CBD5E1"/>
+        </w:pBdr>
+      </w:pPr>
+      <w:r>
+        <w:rPr>
+          <w:rFonts w:ascii="Arial Unicode MS" w:hAnsi="Arial Unicode MS" w:eastAsia="Arial Unicode MS"/>
+          <w:b w:val="0"/>
+          <w:sz w:val="22"/>
+        </w:rPr>
+        <w:t xml:space="preserve">　</w:t>
+      </w:r>
+    </w:p>
+    <w:p>
+      <w:pPr>
+        <w:spacing w:after="100" w:line="312" w:lineRule="auto"/>
+      </w:pPr>
+      <w:r>
+        <w:rPr>
+          <w:rFonts w:ascii="Arial Unicode MS" w:hAnsi="Arial Unicode MS" w:eastAsia="Arial Unicode MS"/>
+          <w:b w:val="0"/>
+          <w:sz w:val="20"/>
+        </w:rPr>
+        <w:t>只備份本冊第 1–4 頁及原指定作品；學科原答可拍自用，不另上傳。</w:t>
+      </w:r>
+    </w:p>
+    <w:p>
+      <w:pPr>
+        <w:spacing w:after="100" w:line="312" w:lineRule="auto"/>
+      </w:pPr>
+      <w:r>
+        <w:rPr>
+          <w:rFonts w:ascii="Arial Unicode MS" w:hAnsi="Arial Unicode MS" w:eastAsia="Arial Unicode MS"/>
+          <w:b w:val="0"/>
+          <w:sz w:val="20"/>
+        </w:rPr>
+        <w:t>課內未完成就記卡點，不自動變必交作業；延伸不列缺件。</w:t>
       </w:r>
     </w:p>
     <w:sectPr>

--- a/worksheets/W5.docx
+++ b/worksheets/W5.docx
@@ -1648,7 +1648,7 @@
           <w:color w:val="1A2340"/>
           <w:sz w:val="30"/>
         </w:rPr>
-        <w:t>先各自判斷，再一起議｜51–55 分</w:t>
+        <w:t>先各自判斷，再一起議｜51–57 分</w:t>
       </w:r>
     </w:p>
     <w:p>
@@ -1665,7 +1665,7 @@
           <w:color w:val="1A2340"/>
           <w:sz w:val="22"/>
         </w:rPr>
-        <w:t>51–53 各自寫：□ 採用　□ 部分採用　□ 不採用。哪則回報、線索與原意支持我的主張？</w:t>
+        <w:t>51–54 各自寫：□ 採用　□ 部分採用　□ 不採用。哪則回報、線索與原意支持我的主張？</w:t>
       </w:r>
     </w:p>
     <w:tbl>
@@ -1784,7 +1784,7 @@
           <w:color w:val="1A2340"/>
           <w:sz w:val="22"/>
         </w:rPr>
-        <w:t>53–55 共同決定／我的異議（原答不擦掉）：</w:t>
+        <w:t>54–57 共同決定／我的異議（原答不擦掉）：</w:t>
       </w:r>
     </w:p>
     <w:tbl>
@@ -1893,7 +1893,7 @@
           <w:color w:val="1A2340"/>
           <w:sz w:val="30"/>
         </w:rPr>
-        <w:t>V2 微調｜55–67 分</w:t>
+        <w:t>V2 微調｜57–72 分</w:t>
       </w:r>
     </w:p>
     <w:p>
@@ -2079,7 +2079,7 @@
           <w:color w:val="1A2340"/>
           <w:sz w:val="30"/>
         </w:rPr>
-        <w:t>真人再試看｜67–73 分</w:t>
+        <w:t>真人再試看｜72–80 分</w:t>
       </w:r>
     </w:p>
     <w:p>
@@ -2321,7 +2321,7 @@
           <w:color w:val="1A2340"/>
           <w:sz w:val="30"/>
         </w:rPr>
-        <w:t>最重要的一處改／留｜73–77 分</w:t>
+        <w:t>最重要的一處改／留｜80–85 分</w:t>
       </w:r>
     </w:p>
     <w:p>
@@ -2537,7 +2537,7 @@
           <w:color w:val="1A2340"/>
           <w:sz w:val="30"/>
         </w:rPr>
-        <w:t>正式表現自查｜77–79 分</w:t>
+        <w:t>正式表現自查｜85–88 分</w:t>
       </w:r>
     </w:p>
     <w:p>
@@ -2730,7 +2730,7 @@
           <w:color w:val="1A2340"/>
           <w:sz w:val="22"/>
         </w:rPr>
-        <w:t>79–82 分確認最終版、代號與桌內共用；兩人保留成品帶到 W6。真實、改編、虛構同標準；可請老師私下試看。不強制 MP4、AI、配音或付費。共同分鏡未重抄不算缺件。</w:t>
+        <w:t>88–94 分確認最終版、代號與桌內共用；兩人保留成品帶到 W6。真實、改編、虛構同標準；可請老師私下試看。不強制 MP4、AI、配音或付費。共同分鏡未重抄不算缺件。</w:t>
       </w:r>
     </w:p>
     <w:p>
@@ -2765,7 +2765,7 @@
           <w:b/>
           <w:sz w:val="44"/>
         </w:rPr>
-        <w:t>W5 / 05 · 學科遷移｜原題材料</w:t>
+        <w:t>W5 / 05 · 學科遷移｜可選增幅</w:t>
       </w:r>
     </w:p>
     <w:p>
@@ -2778,7 +2778,7 @@
           <w:b/>
           <w:sz w:val="22"/>
         </w:rPr>
-        <w:t>課堂必寫｜82–94 分。原題在本頁，自己的解題留第 6 頁。</w:t>
+        <w:t>有餘裕或課餘選做；可留白，不計分、不追交、不列缺件。</w:t>
       </w:r>
     </w:p>
     <w:p>
@@ -2897,7 +2897,7 @@
           <w:b/>
           <w:sz w:val="22"/>
         </w:rPr>
-        <w:t>課堂必寫｜保留初答，學科練習不計分、不另上傳。</w:t>
+        <w:t>可選增幅｜可留白，隨整本保存，不另上傳。</w:t>
       </w:r>
     </w:p>
     <w:p>
@@ -3016,7 +3016,7 @@
           <w:b/>
           <w:sz w:val="30"/>
         </w:rPr>
-        <w:t>02｜提示與搭檔實際回應</w:t>
+        <w:t>02｜提示／自己回查／真實搭檔回應</w:t>
       </w:r>
     </w:p>
     <w:p>
@@ -3029,7 +3029,7 @@
           <w:b w:val="0"/>
           <w:sz w:val="22"/>
         </w:rPr>
-        <w:t>提示 □未用 □1 □2 □3　搭檔座號＿＿＿</w:t>
+        <w:t>提示 □未用 □1 □2 □3　搭檔座號＿＿＿（自己練就記回查發現，不填假回報）</w:t>
       </w:r>
     </w:p>
     <w:p>
@@ -3062,6 +3062,19 @@
           <w:sz w:val="22"/>
         </w:rPr>
         <w:t xml:space="preserve">　</w:t>
+      </w:r>
+    </w:p>
+    <w:p>
+      <w:pPr>
+        <w:spacing w:after="100" w:line="312" w:lineRule="auto"/>
+      </w:pPr>
+      <w:r>
+        <w:rPr>
+          <w:rFonts w:ascii="Arial Unicode MS" w:hAnsi="Arial Unicode MS" w:eastAsia="Arial Unicode MS"/>
+          <w:b w:val="0"/>
+          <w:sz w:val="22"/>
+        </w:rPr>
+        <w:t>自己練：遮住原解法，照自己的說明回做一步，再回查。</w:t>
       </w:r>
     </w:p>
     <w:p>
@@ -3206,7 +3219,7 @@
           <w:b w:val="0"/>
           <w:sz w:val="20"/>
         </w:rPr>
-        <w:t>只備份本冊第 1–4 頁及原指定作品；學科原答可拍自用，不另上傳。</w:t>
+        <w:t>這兩頁隨整本保存、不追交；詳解在 W5 最後，可自行核對。</w:t>
       </w:r>
     </w:p>
     <w:p>

--- a/worksheets/W5.docx
+++ b/worksheets/W5.docx
@@ -51,7 +51,7 @@
           <w:color w:val="5B6573"/>
           <w:sz w:val="22"/>
         </w:rPr>
-        <w:t>根據接收結果，我的改動說得出理由嗎？</w:t>
+        <w:t>根據觀眾的回應，我的改動說得出理由嗎？</w:t>
       </w:r>
     </w:p>
     <w:p>
@@ -155,7 +155,7 @@
           <w:color w:val="1A2340"/>
           <w:sz w:val="22"/>
         </w:rPr>
-        <w:t>《讓你看見這一刻》｜W5 雙人共作、個人判斷。02–03 是課堂練習；01 是可選增幅，不計分、不列關卡；材料看投影，不抄全文。</w:t>
+        <w:t>《讓你看見這一刻》｜W5 雙人共作、個人判斷。02–03 是課堂練習；01 是課後選做，不計分、不列關卡；材料看投影，不抄全文。</w:t>
       </w:r>
     </w:p>
     <w:p>
@@ -209,7 +209,7 @@
           <w:color w:val="1A2340"/>
           <w:sz w:val="30"/>
         </w:rPr>
-        <w:t>海報：從哪裡看？｜可選增幅</w:t>
+        <w:t>海報：從哪裡看？｜課後選做</w:t>
       </w:r>
     </w:p>
     <w:p>
@@ -2765,7 +2765,7 @@
           <w:b/>
           <w:sz w:val="44"/>
         </w:rPr>
-        <w:t>W5 / 05 · 學科遷移｜可選增幅</w:t>
+        <w:t>W5 / 05 · 學科遷移｜課後選做</w:t>
       </w:r>
     </w:p>
     <w:p>
@@ -2897,7 +2897,7 @@
           <w:b/>
           <w:sz w:val="22"/>
         </w:rPr>
-        <w:t>可選增幅｜可留白，隨整本保存，不另上傳。</w:t>
+        <w:t>課後選做｜可留白，隨整本保存，不另上傳。</w:t>
       </w:r>
     </w:p>
     <w:p>
